--- a/01_Internal/10_Delivery_App_Blueprint/ECS_ExecBrief_BlueprintB_TableExtends_INTERNAL.docx
+++ b/01_Internal/10_Delivery_App_Blueprint/ECS_ExecBrief_BlueprintB_TableExtends_INTERNAL.docx
@@ -4,98 +4,164 @@
   <w:body>
     <w:p>
       <w:pPr>
-        <w:spacing w:before="1200" w:after="120"/>
-        <w:jc w:val="center"/>
+        <w:spacing w:after="120"/>
+      </w:pPr>
+    </w:p>
+    <w:p>
+      <w:pPr>
+        <w:spacing w:after="120"/>
+      </w:pPr>
+    </w:p>
+    <w:p>
+      <w:pPr>
+        <w:spacing w:before="800" w:after="160"/>
       </w:pPr>
       <w:r>
         <w:rPr>
-          <w:rFonts w:ascii="Arial" w:hAnsi="Arial"/>
+          <w:rFonts w:ascii="Calibri" w:hAnsi="Calibri"/>
           <w:b/>
-          <w:color w:val="C9A02B"/>
-          <w:sz w:val="20"/>
+          <w:color w:val="14B8A6"/>
+          <w:spacing w:val="60"/>
+          <w:sz w:val="18"/>
         </w:rPr>
-        <w:t>EVERFORTH ECS PRACTICE</w:t>
+        <w:t>INTERNAL · OVERHEAD INVESTMENT REQUEST</w:t>
       </w:r>
     </w:p>
     <w:p>
       <w:pPr>
-        <w:spacing w:after="80"/>
-        <w:jc w:val="center"/>
+        <w:spacing w:before="0" w:after="40"/>
       </w:pPr>
       <w:r>
         <w:rPr>
-          <w:rFonts w:ascii="Arial" w:hAnsi="Arial"/>
+          <w:rFonts w:ascii="Calibri" w:hAnsi="Calibri"/>
           <w:b/>
-          <w:color w:val="1B3A6B"/>
-          <w:sz w:val="44"/>
+          <w:color w:val="0B1F3A"/>
+          <w:sz w:val="56"/>
         </w:rPr>
         <w:t>Executive Investment Briefing</w:t>
       </w:r>
     </w:p>
     <w:p>
       <w:pPr>
-        <w:spacing w:after="80"/>
-        <w:jc w:val="center"/>
+        <w:spacing w:before="0" w:after="40"/>
       </w:pPr>
       <w:r>
         <w:rPr>
-          <w:rFonts w:ascii="Arial" w:hAnsi="Arial"/>
-          <w:color w:val="1B3A6B"/>
-          <w:sz w:val="32"/>
+          <w:rFonts w:ascii="Calibri" w:hAnsi="Calibri"/>
+          <w:b/>
+          <w:color w:val="0B1F3A"/>
+          <w:sz w:val="56"/>
         </w:rPr>
-        <w:t>ECS Delivery Intelligence Platform</w:t>
+        <w:t>Blueprint B — Table Extends Approach</w:t>
       </w:r>
     </w:p>
     <w:p>
       <w:pPr>
-        <w:spacing w:after="120"/>
-        <w:jc w:val="center"/>
+        <w:spacing w:before="120" w:after="400"/>
       </w:pPr>
       <w:r>
         <w:rPr>
-          <w:rFonts w:ascii="Arial" w:hAnsi="Arial"/>
-          <w:b/>
-          <w:color w:val="007A78"/>
-          <w:sz w:val="26"/>
+          <w:rFonts w:ascii="Calibri" w:hAnsi="Calibri"/>
+          <w:i/>
+          <w:color w:val="0D9488"/>
+          <w:sz w:val="24"/>
         </w:rPr>
-        <w:t>BLUEPRINT B — TABLE EXTENDS APPROACH</w:t>
+        <w:t>ECS Delivery Intelligence Platform · Overhead Approval Package · May 2026</w:t>
       </w:r>
     </w:p>
     <w:p>
       <w:pPr>
-        <w:spacing w:before="40" w:after="40"/>
         <w:pBdr>
-          <w:bottom w:val="single" w:sz="4" w:space="1" w:color="007A78"/>
+          <w:bottom w:val="single" w:sz="12" w:space="1" w:color="14B8A6"/>
         </w:pBdr>
+        <w:spacing w:before="0" w:after="160"/>
       </w:pPr>
     </w:p>
     <w:p>
       <w:pPr>
-        <w:spacing w:before="160"/>
-        <w:jc w:val="center"/>
+        <w:spacing w:after="40"/>
       </w:pPr>
       <w:r>
         <w:rPr>
-          <w:rFonts w:ascii="Arial" w:hAnsi="Arial"/>
-          <w:color w:val="707070"/>
+          <w:rFonts w:ascii="Calibri" w:hAnsi="Calibri"/>
+          <w:b/>
+          <w:i w:val="0"/>
+          <w:color w:val="0B1F3A"/>
+          <w:sz w:val="22"/>
+        </w:rPr>
+        <w:t>ECS Federal · ServiceNow Practice</w:t>
+      </w:r>
+    </w:p>
+    <w:p>
+      <w:pPr>
+        <w:spacing w:after="40"/>
+      </w:pPr>
+      <w:r>
+        <w:rPr>
+          <w:rFonts w:ascii="Calibri" w:hAnsi="Calibri"/>
+          <w:b w:val="0"/>
+          <w:i w:val="0"/>
+          <w:color w:val="475569"/>
           <w:sz w:val="20"/>
         </w:rPr>
-        <w:t>Overhead Investment Request  ·  May 2026  ·  CONFIDENTIAL — INTERNAL</w:t>
+        <w:t>Audience: Senior Director, Practice Lead, Director of Technical Services</w:t>
+      </w:r>
+    </w:p>
+    <w:p>
+      <w:pPr>
+        <w:spacing w:after="40"/>
+      </w:pPr>
+      <w:r>
+        <w:rPr>
+          <w:rFonts w:ascii="Calibri" w:hAnsi="Calibri"/>
+          <w:b w:val="0"/>
+          <w:i w:val="0"/>
+          <w:color w:val="475569"/>
+          <w:sz w:val="20"/>
+        </w:rPr>
+        <w:t>Companion to: Blueprint B Technical Architecture · ECS_ProjectPlan_BlueprintB_TableExtends.xlsx · Arch Rationale</w:t>
+      </w:r>
+    </w:p>
+    <w:p>
+      <w:pPr>
+        <w:spacing w:after="80"/>
+      </w:pPr>
+      <w:r>
+        <w:rPr>
+          <w:rFonts w:ascii="Calibri" w:hAnsi="Calibri"/>
+          <w:b w:val="0"/>
+          <w:i w:val="0"/>
+          <w:color w:val="475569"/>
+          <w:sz w:val="20"/>
+        </w:rPr>
+        <w:t>Document ID: INT-DA-EXEC-B     ·     Version: 1.0     ·     Status: For Review &amp; Approval</w:t>
+      </w:r>
+    </w:p>
+    <w:p>
+      <w:pPr>
+        <w:spacing w:after="280"/>
+      </w:pPr>
+      <w:r>
+        <w:rPr>
+          <w:rFonts w:ascii="Calibri" w:hAnsi="Calibri"/>
+          <w:b w:val="0"/>
+          <w:i/>
+          <w:color w:val="475569"/>
+          <w:sz w:val="20"/>
+        </w:rPr>
+        <w:t>Confidential — Internal Use Only</w:t>
+      </w:r>
+    </w:p>
+    <w:p>
+      <w:r>
+        <w:br w:type="page"/>
       </w:r>
     </w:p>
     <w:tbl>
       <w:tblPr>
         <w:tblW w:type="auto" w:w="0"/>
+        <w:jc w:val="left"/>
         <w:tblLook w:firstColumn="1" w:firstRow="1" w:lastColumn="0" w:lastRow="0" w:noHBand="0" w:noVBand="1" w:val="04A0"/>
-        <w:jc w:val="center"/>
-        <w:tblBorders>
-          <w:top w:val="none" w:sz="0" w:space="0" w:color="auto"/>
-          <w:left w:val="none" w:sz="0" w:space="0" w:color="auto"/>
-          <w:bottom w:val="none" w:sz="0" w:space="0" w:color="auto"/>
-          <w:right w:val="none" w:sz="0" w:space="0" w:color="auto"/>
-          <w:insideH w:val="none" w:sz="0" w:space="0" w:color="auto"/>
-          <w:insideV w:val="none" w:sz="0" w:space="0" w:color="auto"/>
-        </w:tblBorders>
       </w:tblPr>
       <w:tblGrid>
         <w:gridCol w:w="2340"/>
@@ -104,36 +170,168 @@
         <w:gridCol w:w="2340"/>
       </w:tblGrid>
       <w:tr>
+        <w:trPr>
+          <w:tblHeader/>
+        </w:trPr>
         <w:tc>
           <w:tcPr>
-            <w:tcW w:type="dxa" w:w="2304"/>
-            <w:shd w:val="clear" w:color="auto" w:fill="007A78"/>
+            <w:tcW w:type="dxa" w:w="3370"/>
+            <w:tcBorders>
+              <w:top w:val="single" w:sz="4" w:color="E2E8F0"/>
+              <w:left w:val="single" w:sz="4" w:color="E2E8F0"/>
+              <w:bottom w:val="single" w:sz="4" w:color="E2E8F0"/>
+              <w:right w:val="single" w:sz="4" w:color="E2E8F0"/>
+            </w:tcBorders>
+            <w:shd w:val="clear" w:color="auto" w:fill="0B1F3A"/>
+            <w:tcMar>
+              <w:top w:type="dxa" w:w="120"/>
+              <w:left w:type="dxa" w:w="160"/>
+              <w:bottom w:type="dxa" w:w="120"/>
+              <w:right w:type="dxa" w:w="160"/>
+            </w:tcMar>
+            <w:vAlign w:val="center"/>
           </w:tcPr>
           <w:p>
             <w:pPr>
-              <w:spacing w:before="160" w:after="40"/>
-              <w:jc w:val="center"/>
+              <w:spacing w:before="40" w:after="40"/>
             </w:pPr>
             <w:r>
               <w:rPr>
-                <w:rFonts w:ascii="Arial" w:hAnsi="Arial"/>
+                <w:rFonts w:ascii="Calibri" w:hAnsi="Calibri"/>
                 <w:b/>
                 <w:color w:val="FFFFFF"/>
-                <w:sz w:val="28"/>
+                <w:sz w:val="22"/>
               </w:rPr>
               <w:t>10–12 Weeks</w:t>
             </w:r>
           </w:p>
+        </w:tc>
+        <w:tc>
+          <w:tcPr>
+            <w:tcW w:type="dxa" w:w="3370"/>
+            <w:tcBorders>
+              <w:top w:val="single" w:sz="4" w:color="E2E8F0"/>
+              <w:left w:val="single" w:sz="4" w:color="E2E8F0"/>
+              <w:bottom w:val="single" w:sz="4" w:color="E2E8F0"/>
+              <w:right w:val="single" w:sz="4" w:color="E2E8F0"/>
+            </w:tcBorders>
+            <w:shd w:val="clear" w:color="auto" w:fill="0B1F3A"/>
+            <w:tcMar>
+              <w:top w:type="dxa" w:w="120"/>
+              <w:left w:type="dxa" w:w="160"/>
+              <w:bottom w:type="dxa" w:w="120"/>
+              <w:right w:type="dxa" w:w="160"/>
+            </w:tcMar>
+            <w:vAlign w:val="center"/>
+          </w:tcPr>
           <w:p>
             <w:pPr>
-              <w:spacing w:after="160"/>
-              <w:jc w:val="center"/>
+              <w:spacing w:before="40" w:after="40"/>
             </w:pPr>
             <w:r>
               <w:rPr>
-                <w:rFonts w:ascii="Arial" w:hAnsi="Arial"/>
-                <w:color w:val="C9A02B"/>
-                <w:sz w:val="18"/>
+                <w:rFonts w:ascii="Calibri" w:hAnsi="Calibri"/>
+                <w:b/>
+                <w:color w:val="FFFFFF"/>
+                <w:sz w:val="22"/>
+              </w:rPr>
+              <w:t>~960 Hours</w:t>
+            </w:r>
+          </w:p>
+        </w:tc>
+        <w:tc>
+          <w:tcPr>
+            <w:tcW w:type="dxa" w:w="3370"/>
+            <w:tcBorders>
+              <w:top w:val="single" w:sz="4" w:color="E2E8F0"/>
+              <w:left w:val="single" w:sz="4" w:color="E2E8F0"/>
+              <w:bottom w:val="single" w:sz="4" w:color="E2E8F0"/>
+              <w:right w:val="single" w:sz="4" w:color="E2E8F0"/>
+            </w:tcBorders>
+            <w:shd w:val="clear" w:color="auto" w:fill="0B1F3A"/>
+            <w:tcMar>
+              <w:top w:type="dxa" w:w="120"/>
+              <w:left w:type="dxa" w:w="160"/>
+              <w:bottom w:type="dxa" w:w="120"/>
+              <w:right w:type="dxa" w:w="160"/>
+            </w:tcMar>
+            <w:vAlign w:val="center"/>
+          </w:tcPr>
+          <w:p>
+            <w:pPr>
+              <w:spacing w:before="40" w:after="40"/>
+            </w:pPr>
+            <w:r>
+              <w:rPr>
+                <w:rFonts w:ascii="Calibri" w:hAnsi="Calibri"/>
+                <w:b/>
+                <w:color w:val="FFFFFF"/>
+                <w:sz w:val="22"/>
+              </w:rPr>
+              <w:t>5 Roles</w:t>
+            </w:r>
+          </w:p>
+        </w:tc>
+        <w:tc>
+          <w:tcPr>
+            <w:tcW w:type="dxa" w:w="3370"/>
+            <w:tcBorders>
+              <w:top w:val="single" w:sz="4" w:color="E2E8F0"/>
+              <w:left w:val="single" w:sz="4" w:color="E2E8F0"/>
+              <w:bottom w:val="single" w:sz="4" w:color="E2E8F0"/>
+              <w:right w:val="single" w:sz="4" w:color="E2E8F0"/>
+            </w:tcBorders>
+            <w:shd w:val="clear" w:color="auto" w:fill="0B1F3A"/>
+            <w:tcMar>
+              <w:top w:type="dxa" w:w="120"/>
+              <w:left w:type="dxa" w:w="160"/>
+              <w:bottom w:type="dxa" w:w="120"/>
+              <w:right w:type="dxa" w:w="160"/>
+            </w:tcMar>
+            <w:vAlign w:val="center"/>
+          </w:tcPr>
+          <w:p>
+            <w:pPr>
+              <w:spacing w:before="40" w:after="40"/>
+            </w:pPr>
+            <w:r>
+              <w:rPr>
+                <w:rFonts w:ascii="Calibri" w:hAnsi="Calibri"/>
+                <w:b/>
+                <w:color w:val="FFFFFF"/>
+                <w:sz w:val="22"/>
+              </w:rPr>
+              <w:t>Unlimited</w:t>
+            </w:r>
+          </w:p>
+        </w:tc>
+      </w:tr>
+      <w:tr>
+        <w:tc>
+          <w:tcPr>
+            <w:tcW w:type="dxa" w:w="3370"/>
+            <w:tcBorders>
+              <w:top w:val="single" w:sz="4" w:color="E2E8F0"/>
+              <w:left w:val="single" w:sz="4" w:color="E2E8F0"/>
+              <w:bottom w:val="single" w:sz="4" w:color="E2E8F0"/>
+              <w:right w:val="single" w:sz="4" w:color="E2E8F0"/>
+            </w:tcBorders>
+            <w:tcMar>
+              <w:top w:type="dxa" w:w="100"/>
+              <w:left w:type="dxa" w:w="160"/>
+              <w:bottom w:type="dxa" w:w="100"/>
+              <w:right w:type="dxa" w:w="160"/>
+            </w:tcMar>
+            <w:vAlign w:val="top"/>
+          </w:tcPr>
+          <w:p>
+            <w:pPr>
+              <w:spacing w:before="40" w:after="40"/>
+            </w:pPr>
+            <w:r>
+              <w:rPr>
+                <w:rFonts w:ascii="Calibri" w:hAnsi="Calibri"/>
+                <w:sz w:val="20"/>
               </w:rPr>
               <w:t>Build Duration</w:t>
             </w:r>
@@ -141,34 +339,29 @@
         </w:tc>
         <w:tc>
           <w:tcPr>
-            <w:tcW w:type="dxa" w:w="2304"/>
-            <w:shd w:val="clear" w:color="auto" w:fill="007A78"/>
+            <w:tcW w:type="dxa" w:w="3370"/>
+            <w:tcBorders>
+              <w:top w:val="single" w:sz="4" w:color="E2E8F0"/>
+              <w:left w:val="single" w:sz="4" w:color="E2E8F0"/>
+              <w:bottom w:val="single" w:sz="4" w:color="E2E8F0"/>
+              <w:right w:val="single" w:sz="4" w:color="E2E8F0"/>
+            </w:tcBorders>
+            <w:tcMar>
+              <w:top w:type="dxa" w:w="100"/>
+              <w:left w:type="dxa" w:w="160"/>
+              <w:bottom w:type="dxa" w:w="100"/>
+              <w:right w:type="dxa" w:w="160"/>
+            </w:tcMar>
+            <w:vAlign w:val="top"/>
           </w:tcPr>
           <w:p>
             <w:pPr>
-              <w:spacing w:before="160" w:after="40"/>
-              <w:jc w:val="center"/>
+              <w:spacing w:before="40" w:after="40"/>
             </w:pPr>
             <w:r>
               <w:rPr>
-                <w:rFonts w:ascii="Arial" w:hAnsi="Arial"/>
-                <w:b/>
-                <w:color w:val="FFFFFF"/>
-                <w:sz w:val="28"/>
-              </w:rPr>
-              <w:t>~960 Hours</w:t>
-            </w:r>
-          </w:p>
-          <w:p>
-            <w:pPr>
-              <w:spacing w:after="160"/>
-              <w:jc w:val="center"/>
-            </w:pPr>
-            <w:r>
-              <w:rPr>
-                <w:rFonts w:ascii="Arial" w:hAnsi="Arial"/>
-                <w:color w:val="C9A02B"/>
-                <w:sz w:val="18"/>
+                <w:rFonts w:ascii="Calibri" w:hAnsi="Calibri"/>
+                <w:sz w:val="20"/>
               </w:rPr>
               <w:t>Total Investment</w:t>
             </w:r>
@@ -176,34 +369,29 @@
         </w:tc>
         <w:tc>
           <w:tcPr>
-            <w:tcW w:type="dxa" w:w="2304"/>
-            <w:shd w:val="clear" w:color="auto" w:fill="007A78"/>
+            <w:tcW w:type="dxa" w:w="3370"/>
+            <w:tcBorders>
+              <w:top w:val="single" w:sz="4" w:color="E2E8F0"/>
+              <w:left w:val="single" w:sz="4" w:color="E2E8F0"/>
+              <w:bottom w:val="single" w:sz="4" w:color="E2E8F0"/>
+              <w:right w:val="single" w:sz="4" w:color="E2E8F0"/>
+            </w:tcBorders>
+            <w:tcMar>
+              <w:top w:type="dxa" w:w="100"/>
+              <w:left w:type="dxa" w:w="160"/>
+              <w:bottom w:type="dxa" w:w="100"/>
+              <w:right w:type="dxa" w:w="160"/>
+            </w:tcMar>
+            <w:vAlign w:val="top"/>
           </w:tcPr>
           <w:p>
             <w:pPr>
-              <w:spacing w:before="160" w:after="40"/>
-              <w:jc w:val="center"/>
+              <w:spacing w:before="40" w:after="40"/>
             </w:pPr>
             <w:r>
               <w:rPr>
-                <w:rFonts w:ascii="Arial" w:hAnsi="Arial"/>
-                <w:b/>
-                <w:color w:val="FFFFFF"/>
-                <w:sz w:val="28"/>
-              </w:rPr>
-              <w:t>5 Roles</w:t>
-            </w:r>
-          </w:p>
-          <w:p>
-            <w:pPr>
-              <w:spacing w:after="160"/>
-              <w:jc w:val="center"/>
-            </w:pPr>
-            <w:r>
-              <w:rPr>
-                <w:rFonts w:ascii="Arial" w:hAnsi="Arial"/>
-                <w:color w:val="C9A02B"/>
-                <w:sz w:val="18"/>
+                <w:rFonts w:ascii="Calibri" w:hAnsi="Calibri"/>
+                <w:sz w:val="20"/>
               </w:rPr>
               <w:t>Team Required</w:t>
             </w:r>
@@ -211,34 +399,29 @@
         </w:tc>
         <w:tc>
           <w:tcPr>
-            <w:tcW w:type="dxa" w:w="2304"/>
-            <w:shd w:val="clear" w:color="auto" w:fill="007A78"/>
+            <w:tcW w:type="dxa" w:w="3370"/>
+            <w:tcBorders>
+              <w:top w:val="single" w:sz="4" w:color="E2E8F0"/>
+              <w:left w:val="single" w:sz="4" w:color="E2E8F0"/>
+              <w:bottom w:val="single" w:sz="4" w:color="E2E8F0"/>
+              <w:right w:val="single" w:sz="4" w:color="E2E8F0"/>
+            </w:tcBorders>
+            <w:tcMar>
+              <w:top w:type="dxa" w:w="100"/>
+              <w:left w:type="dxa" w:w="160"/>
+              <w:bottom w:type="dxa" w:w="100"/>
+              <w:right w:type="dxa" w:w="160"/>
+            </w:tcMar>
+            <w:vAlign w:val="top"/>
           </w:tcPr>
           <w:p>
             <w:pPr>
-              <w:spacing w:before="160" w:after="40"/>
-              <w:jc w:val="center"/>
+              <w:spacing w:before="40" w:after="40"/>
             </w:pPr>
             <w:r>
               <w:rPr>
-                <w:rFonts w:ascii="Arial" w:hAnsi="Arial"/>
-                <w:b/>
-                <w:color w:val="FFFFFF"/>
-                <w:sz w:val="28"/>
-              </w:rPr>
-              <w:t>Unlimited</w:t>
-            </w:r>
-          </w:p>
-          <w:p>
-            <w:pPr>
-              <w:spacing w:after="160"/>
-              <w:jc w:val="center"/>
-            </w:pPr>
-            <w:r>
-              <w:rPr>
-                <w:rFonts w:ascii="Arial" w:hAnsi="Arial"/>
-                <w:color w:val="C9A02B"/>
-                <w:sz w:val="18"/>
+                <w:rFonts w:ascii="Calibri" w:hAnsi="Calibri"/>
+                <w:sz w:val="20"/>
               </w:rPr>
               <w:t>Engagements Served</w:t>
             </w:r>
@@ -246,242 +429,146 @@
         </w:tc>
       </w:tr>
     </w:tbl>
-    <w:p/>
     <w:p>
+      <w:pPr>
+        <w:spacing w:after="40"/>
+      </w:pPr>
+    </w:p>
+    <w:p>
+      <w:pPr>
+        <w:pStyle w:val="Heading1"/>
+      </w:pPr>
       <w:r>
-        <w:br w:type="page"/>
+        <w:t>1.  Executive Summary</w:t>
       </w:r>
     </w:p>
     <w:p>
       <w:pPr>
-        <w:spacing w:before="320" w:after="100"/>
-        <w:pBdr>
-          <w:bottom w:val="single" w:sz="6" w:space="1" w:color="007A78"/>
-        </w:pBdr>
+        <w:spacing w:after="160" w:before="0"/>
       </w:pPr>
       <w:r>
         <w:rPr>
-          <w:rFonts w:ascii="Arial" w:hAnsi="Arial"/>
-          <w:b/>
-          <w:color w:val="007A78"/>
-          <w:sz w:val="26"/>
-        </w:rPr>
-        <w:t>1. EXECUTIVE SUMMARY</w:t>
-      </w:r>
-    </w:p>
-    <w:p>
-      <w:pPr>
-        <w:spacing w:before="0" w:after="160"/>
-        <w:jc w:val="left"/>
-      </w:pPr>
-      <w:r>
-        <w:rPr>
-          <w:rFonts w:ascii="Arial" w:hAnsi="Arial"/>
-          <w:b w:val="0"/>
-          <w:i w:val="0"/>
-          <w:color w:val="1F1F1F"/>
-          <w:sz w:val="21"/>
+          <w:rFonts w:ascii="Calibri" w:hAnsi="Calibri"/>
+          <w:color w:val="1A1A1A"/>
+          <w:sz w:val="22"/>
         </w:rPr>
         <w:t>Everforth is requesting internal overhead investment to build the ECS Delivery Intelligence Platform — a system that replaces manual spreadsheets and static status documents with a living, record-driven delivery management experience inside the customer's ServiceNow instance.</w:t>
       </w:r>
     </w:p>
     <w:p>
       <w:pPr>
-        <w:spacing w:before="0" w:after="160"/>
-        <w:jc w:val="left"/>
+        <w:spacing w:after="160" w:before="0"/>
       </w:pPr>
       <w:r>
         <w:rPr>
-          <w:rFonts w:ascii="Arial" w:hAnsi="Arial"/>
-          <w:b w:val="0"/>
-          <w:i w:val="0"/>
-          <w:color w:val="1F1F1F"/>
-          <w:sz w:val="21"/>
+          <w:rFonts w:ascii="Calibri" w:hAnsi="Calibri"/>
+          <w:color w:val="1A1A1A"/>
+          <w:sz w:val="22"/>
         </w:rPr>
         <w:t>Blueprint B is the table-extends approach. It achieves the same outcome as Blueprint A — role-based portal, real-time health scoring, Agile and SPM integration, customer transparency — by extending ServiceNow's existing native tables rather than building a full custom application. It requires fewer hours, a less specialized developer, and no App Engine SKU on the customer instance.</w:t>
       </w:r>
     </w:p>
-    <w:tbl>
-      <w:tblPr>
-        <w:tblW w:type="auto" w:w="0"/>
-        <w:tblLook w:firstColumn="1" w:firstRow="1" w:lastColumn="0" w:lastRow="0" w:noHBand="0" w:noVBand="1" w:val="04A0"/>
-        <w:jc w:val="left"/>
-        <w:tblBorders>
-          <w:top w:val="none" w:sz="0" w:space="0" w:color="auto"/>
-          <w:left w:val="none" w:sz="0" w:space="0" w:color="auto"/>
-          <w:bottom w:val="none" w:sz="0" w:space="0" w:color="auto"/>
-          <w:right w:val="none" w:sz="0" w:space="0" w:color="auto"/>
-          <w:insideH w:val="none" w:sz="0" w:space="0" w:color="auto"/>
-          <w:insideV w:val="none" w:sz="0" w:space="0" w:color="auto"/>
-        </w:tblBorders>
-      </w:tblPr>
-      <w:tblGrid>
-        <w:gridCol w:w="9360"/>
-      </w:tblGrid>
-      <w:tr>
-        <w:tc>
-          <w:tcPr>
-            <w:tcW w:type="dxa" w:w="9360"/>
-            <w:shd w:val="clear" w:color="auto" w:fill="E8F5F5"/>
-          </w:tcPr>
-          <w:p>
-            <w:pPr>
-              <w:spacing w:before="100" w:after="100"/>
-              <w:ind w:left="144"/>
-            </w:pPr>
-            <w:r>
-              <w:rPr>
-                <w:rFonts w:ascii="Arial" w:hAnsi="Arial"/>
-                <w:b/>
-                <w:color w:val="007A78"/>
-                <w:sz w:val="20"/>
-              </w:rPr>
-              <w:t xml:space="preserve">The ask:  </w:t>
-            </w:r>
-            <w:r>
-              <w:rPr>
-                <w:rFonts w:ascii="Arial" w:hAnsi="Arial"/>
-                <w:color w:val="1F1F1F"/>
-                <w:sz w:val="20"/>
-              </w:rPr>
-              <w:t>Approve ~960 hours of internal overhead across 5 roles over 10–12 weeks, starting June 2026. Blueprint B delivers the same customer-facing platform as Blueprint A, faster and at lower cost, with the option to rebuild as a full custom app (Blueprint A) once the design is proven in the field.</w:t>
-            </w:r>
-          </w:p>
-        </w:tc>
-      </w:tr>
-    </w:tbl>
     <w:p>
       <w:pPr>
-        <w:spacing w:after="80"/>
-      </w:pPr>
-    </w:p>
-    <w:p>
-      <w:pPr>
-        <w:spacing w:before="320" w:after="100"/>
         <w:pBdr>
-          <w:bottom w:val="single" w:sz="6" w:space="1" w:color="007A78"/>
+          <w:top w:val="single" w:sz="4" w:space="4" w:color="2E74B5"/>
+          <w:left w:val="single" w:sz="4" w:space="4" w:color="2E74B5"/>
+          <w:bottom w:val="single" w:sz="4" w:space="4" w:color="2E74B5"/>
+          <w:right w:val="single" w:sz="4" w:space="4" w:color="2E74B5"/>
         </w:pBdr>
+        <w:shd w:val="clear" w:color="auto" w:fill="EAF1F8"/>
+        <w:spacing w:before="120" w:after="160"/>
       </w:pPr>
       <w:r>
         <w:rPr>
-          <w:rFonts w:ascii="Arial" w:hAnsi="Arial"/>
+          <w:rFonts w:ascii="Calibri" w:hAnsi="Calibri"/>
           <w:b/>
-          <w:color w:val="007A78"/>
-          <w:sz w:val="26"/>
+          <w:color w:val="0B1F3A"/>
+          <w:sz w:val="20"/>
         </w:rPr>
-        <w:t>2. THE OPPORTUNITY</w:t>
+        <w:t>The ask: Approve ~960 hours of internal overhead across 5 roles over 10–12 weeks, starting June 2026. Blueprint B delivers the same customer-facing platform as Blueprint A, faster and at lower cost, with the option to rebuild as a full custom app (Blueprint A) once the design is proven in the field.</w:t>
       </w:r>
     </w:p>
     <w:p>
       <w:pPr>
-        <w:spacing w:before="0" w:after="160"/>
-        <w:jc w:val="left"/>
+        <w:pStyle w:val="Heading1"/>
+      </w:pPr>
+      <w:r>
+        <w:t>2.  The Opportunity</w:t>
+      </w:r>
+    </w:p>
+    <w:p>
+      <w:pPr>
+        <w:spacing w:after="160" w:before="0"/>
       </w:pPr>
       <w:r>
         <w:rPr>
-          <w:rFonts w:ascii="Arial" w:hAnsi="Arial"/>
-          <w:b w:val="0"/>
-          <w:i w:val="0"/>
-          <w:color w:val="1F1F1F"/>
-          <w:sz w:val="21"/>
+          <w:rFonts w:ascii="Calibri" w:hAnsi="Calibri"/>
+          <w:color w:val="1A1A1A"/>
+          <w:sz w:val="22"/>
         </w:rPr>
         <w:t>Our delivery process runs on manually maintained artifacts that are always slightly stale and require hours of upkeep every week. Blueprint B replaces that entirely — turning every delivery artifact into a live record derived from real work in the platform.</w:t>
       </w:r>
     </w:p>
     <w:p>
       <w:pPr>
-        <w:spacing w:before="200" w:after="60"/>
+        <w:pStyle w:val="Heading2"/>
       </w:pPr>
       <w:r>
-        <w:rPr>
-          <w:rFonts w:ascii="Arial" w:hAnsi="Arial"/>
-          <w:b/>
-          <w:color w:val="007A78"/>
-          <w:sz w:val="22"/>
-        </w:rPr>
         <w:t>Blueprint B's Core Advantage</w:t>
       </w:r>
     </w:p>
     <w:p>
       <w:pPr>
-        <w:spacing w:before="0" w:after="120"/>
-        <w:jc w:val="left"/>
+        <w:spacing w:after="160" w:before="0"/>
       </w:pPr>
       <w:r>
         <w:rPr>
-          <w:rFonts w:ascii="Arial" w:hAnsi="Arial"/>
-          <w:b w:val="0"/>
-          <w:i w:val="0"/>
-          <w:color w:val="1F1F1F"/>
-          <w:sz w:val="21"/>
+          <w:rFonts w:ascii="Calibri" w:hAnsi="Calibri"/>
+          <w:color w:val="1A1A1A"/>
+          <w:sz w:val="22"/>
         </w:rPr>
         <w:t>Blueprint B reaches the same destination as Blueprint A — live portal, health score, replaced spreadsheets — but does it 6–8 weeks sooner and with ~440 fewer hours of investment. By working within ServiceNow's existing native table structure, we avoid the complexity of custom app certification while still delivering a fully functional platform. The first real engagement can be running on the platform by mid-August 2026.</w:t>
       </w:r>
     </w:p>
     <w:p>
       <w:pPr>
-        <w:spacing w:before="200" w:after="60"/>
+        <w:pStyle w:val="Heading2"/>
       </w:pPr>
       <w:r>
-        <w:rPr>
-          <w:rFonts w:ascii="Arial" w:hAnsi="Arial"/>
-          <w:b/>
-          <w:color w:val="007A78"/>
-          <w:sz w:val="22"/>
-        </w:rPr>
         <w:t>The Proof-of-Concept Value</w:t>
       </w:r>
     </w:p>
     <w:p>
       <w:pPr>
-        <w:spacing w:before="0" w:after="160"/>
-        <w:jc w:val="left"/>
+        <w:spacing w:after="160" w:before="0"/>
       </w:pPr>
       <w:r>
         <w:rPr>
-          <w:rFonts w:ascii="Arial" w:hAnsi="Arial"/>
-          <w:b w:val="0"/>
-          <w:i w:val="0"/>
-          <w:color w:val="1F1F1F"/>
-          <w:sz w:val="21"/>
+          <w:rFonts w:ascii="Calibri" w:hAnsi="Calibri"/>
+          <w:color w:val="1A1A1A"/>
+          <w:sz w:val="22"/>
         </w:rPr>
         <w:t>Blueprint B serves as the proof-of-concept for the platform design before committing to a larger Blueprint A investment. If the portal design or health score logic needs significant changes after real-world use, it is far cheaper to discover that on a table-extends implementation than on a fully built custom application.</w:t>
       </w:r>
     </w:p>
     <w:p>
+      <w:pPr>
+        <w:pStyle w:val="Heading1"/>
+      </w:pPr>
       <w:r>
-        <w:br w:type="page"/>
+        <w:t>3.  Investment Required — Hours by Role</w:t>
       </w:r>
     </w:p>
     <w:p>
       <w:pPr>
-        <w:spacing w:before="320" w:after="100"/>
-        <w:pBdr>
-          <w:bottom w:val="single" w:sz="6" w:space="1" w:color="007A78"/>
-        </w:pBdr>
+        <w:spacing w:after="160" w:before="0"/>
       </w:pPr>
       <w:r>
         <w:rPr>
-          <w:rFonts w:ascii="Arial" w:hAnsi="Arial"/>
-          <w:b/>
-          <w:color w:val="007A78"/>
-          <w:sz w:val="26"/>
-        </w:rPr>
-        <w:t>3. INVESTMENT REQUIRED — HOURS BY ROLE</w:t>
-      </w:r>
-    </w:p>
-    <w:p>
-      <w:pPr>
-        <w:spacing w:before="0" w:after="160"/>
-        <w:jc w:val="left"/>
-      </w:pPr>
-      <w:r>
-        <w:rPr>
-          <w:rFonts w:ascii="Arial" w:hAnsi="Arial"/>
-          <w:b w:val="0"/>
-          <w:i w:val="0"/>
-          <w:color w:val="1F1F1F"/>
-          <w:sz w:val="21"/>
+          <w:rFonts w:ascii="Calibri" w:hAnsi="Calibri"/>
+          <w:color w:val="1A1A1A"/>
+          <w:sz w:val="22"/>
         </w:rPr>
         <w:t>The following table represents the total internal overhead hours for Blueprint B. Blueprint B requires a configurator-level developer rather than a full Studio app developer, which may also reduce the per-hour cost of the primary resource.</w:t>
       </w:r>
@@ -489,16 +576,8 @@
     <w:tbl>
       <w:tblPr>
         <w:tblW w:type="auto" w:w="0"/>
+        <w:jc w:val="left"/>
         <w:tblLook w:firstColumn="1" w:firstRow="1" w:lastColumn="0" w:lastRow="0" w:noHBand="0" w:noVBand="1" w:val="04A0"/>
-        <w:jc w:val="left"/>
-        <w:tblBorders>
-          <w:top w:val="none" w:sz="0" w:space="0" w:color="auto"/>
-          <w:left w:val="none" w:sz="0" w:space="0" w:color="auto"/>
-          <w:bottom w:val="none" w:sz="0" w:space="0" w:color="auto"/>
-          <w:right w:val="none" w:sz="0" w:space="0" w:color="auto"/>
-          <w:insideH w:val="none" w:sz="0" w:space="0" w:color="auto"/>
-          <w:insideV w:val="none" w:sz="0" w:space="0" w:color="auto"/>
-        </w:tblBorders>
       </w:tblPr>
       <w:tblGrid>
         <w:gridCol w:w="1170"/>
@@ -511,22 +590,37 @@
         <w:gridCol w:w="1170"/>
       </w:tblGrid>
       <w:tr>
+        <w:trPr>
+          <w:tblHeader/>
+        </w:trPr>
         <w:tc>
           <w:tcPr>
-            <w:tcW w:type="dxa" w:w="2736"/>
-            <w:shd w:val="clear" w:color="auto" w:fill="007A78"/>
+            <w:tcW w:type="dxa" w:w="3168"/>
+            <w:tcBorders>
+              <w:top w:val="single" w:sz="4" w:color="E2E8F0"/>
+              <w:left w:val="single" w:sz="4" w:color="E2E8F0"/>
+              <w:bottom w:val="single" w:sz="4" w:color="E2E8F0"/>
+              <w:right w:val="single" w:sz="4" w:color="E2E8F0"/>
+            </w:tcBorders>
+            <w:shd w:val="clear" w:color="auto" w:fill="0B1F3A"/>
+            <w:tcMar>
+              <w:top w:type="dxa" w:w="120"/>
+              <w:left w:type="dxa" w:w="160"/>
+              <w:bottom w:type="dxa" w:w="120"/>
+              <w:right w:type="dxa" w:w="160"/>
+            </w:tcMar>
+            <w:vAlign w:val="center"/>
           </w:tcPr>
           <w:p>
             <w:pPr>
-              <w:spacing w:before="80" w:after="80"/>
-              <w:ind w:left="72"/>
+              <w:spacing w:before="40" w:after="40"/>
             </w:pPr>
             <w:r>
               <w:rPr>
-                <w:rFonts w:ascii="Arial" w:hAnsi="Arial"/>
+                <w:rFonts w:ascii="Calibri" w:hAnsi="Calibri"/>
                 <w:b/>
                 <w:color w:val="FFFFFF"/>
-                <w:sz w:val="20"/>
+                <w:sz w:val="22"/>
               </w:rPr>
               <w:t>Role</w:t>
             </w:r>
@@ -534,20 +628,32 @@
         </w:tc>
         <w:tc>
           <w:tcPr>
-            <w:tcW w:type="dxa" w:w="936"/>
-            <w:shd w:val="clear" w:color="auto" w:fill="007A78"/>
+            <w:tcW w:type="dxa" w:w="1080"/>
+            <w:tcBorders>
+              <w:top w:val="single" w:sz="4" w:color="E2E8F0"/>
+              <w:left w:val="single" w:sz="4" w:color="E2E8F0"/>
+              <w:bottom w:val="single" w:sz="4" w:color="E2E8F0"/>
+              <w:right w:val="single" w:sz="4" w:color="E2E8F0"/>
+            </w:tcBorders>
+            <w:shd w:val="clear" w:color="auto" w:fill="0B1F3A"/>
+            <w:tcMar>
+              <w:top w:type="dxa" w:w="120"/>
+              <w:left w:type="dxa" w:w="160"/>
+              <w:bottom w:type="dxa" w:w="120"/>
+              <w:right w:type="dxa" w:w="160"/>
+            </w:tcMar>
+            <w:vAlign w:val="center"/>
           </w:tcPr>
           <w:p>
             <w:pPr>
-              <w:spacing w:before="80" w:after="80"/>
-              <w:ind w:left="72"/>
+              <w:spacing w:before="40" w:after="40"/>
             </w:pPr>
             <w:r>
               <w:rPr>
-                <w:rFonts w:ascii="Arial" w:hAnsi="Arial"/>
+                <w:rFonts w:ascii="Calibri" w:hAnsi="Calibri"/>
                 <w:b/>
                 <w:color w:val="FFFFFF"/>
-                <w:sz w:val="20"/>
+                <w:sz w:val="22"/>
               </w:rPr>
               <w:t>Ph 0</w:t>
               <w:br/>
@@ -557,120 +663,172 @@
         </w:tc>
         <w:tc>
           <w:tcPr>
-            <w:tcW w:type="dxa" w:w="1080"/>
-            <w:shd w:val="clear" w:color="auto" w:fill="007A78"/>
+            <w:tcW w:type="dxa" w:w="1512"/>
+            <w:tcBorders>
+              <w:top w:val="single" w:sz="4" w:color="E2E8F0"/>
+              <w:left w:val="single" w:sz="4" w:color="E2E8F0"/>
+              <w:bottom w:val="single" w:sz="4" w:color="E2E8F0"/>
+              <w:right w:val="single" w:sz="4" w:color="E2E8F0"/>
+            </w:tcBorders>
+            <w:shd w:val="clear" w:color="auto" w:fill="0B1F3A"/>
+            <w:tcMar>
+              <w:top w:type="dxa" w:w="120"/>
+              <w:left w:type="dxa" w:w="160"/>
+              <w:bottom w:type="dxa" w:w="120"/>
+              <w:right w:type="dxa" w:w="160"/>
+            </w:tcMar>
+            <w:vAlign w:val="center"/>
           </w:tcPr>
           <w:p>
             <w:pPr>
-              <w:spacing w:before="80" w:after="80"/>
-              <w:ind w:left="72"/>
+              <w:spacing w:before="40" w:after="40"/>
             </w:pPr>
             <w:r>
               <w:rPr>
-                <w:rFonts w:ascii="Arial" w:hAnsi="Arial"/>
+                <w:rFonts w:ascii="Calibri" w:hAnsi="Calibri"/>
                 <w:b/>
                 <w:color w:val="FFFFFF"/>
-                <w:sz w:val="20"/>
+                <w:sz w:val="22"/>
               </w:rPr>
               <w:t>Ph 1</w:t>
               <w:br/>
-              <w:t>Extensions</w:t>
-              <w:br/>
-              <w:t>&amp; Roles</w:t>
+              <w:t>Extensions &amp; Roles</w:t>
             </w:r>
           </w:p>
         </w:tc>
         <w:tc>
           <w:tcPr>
-            <w:tcW w:type="dxa" w:w="1080"/>
-            <w:shd w:val="clear" w:color="auto" w:fill="007A78"/>
+            <w:tcW w:type="dxa" w:w="1512"/>
+            <w:tcBorders>
+              <w:top w:val="single" w:sz="4" w:color="E2E8F0"/>
+              <w:left w:val="single" w:sz="4" w:color="E2E8F0"/>
+              <w:bottom w:val="single" w:sz="4" w:color="E2E8F0"/>
+              <w:right w:val="single" w:sz="4" w:color="E2E8F0"/>
+            </w:tcBorders>
+            <w:shd w:val="clear" w:color="auto" w:fill="0B1F3A"/>
+            <w:tcMar>
+              <w:top w:type="dxa" w:w="120"/>
+              <w:left w:type="dxa" w:w="160"/>
+              <w:bottom w:type="dxa" w:w="120"/>
+              <w:right w:type="dxa" w:w="160"/>
+            </w:tcMar>
+            <w:vAlign w:val="center"/>
           </w:tcPr>
           <w:p>
             <w:pPr>
-              <w:spacing w:before="80" w:after="80"/>
-              <w:ind w:left="72"/>
+              <w:spacing w:before="40" w:after="40"/>
             </w:pPr>
             <w:r>
               <w:rPr>
-                <w:rFonts w:ascii="Arial" w:hAnsi="Arial"/>
+                <w:rFonts w:ascii="Calibri" w:hAnsi="Calibri"/>
                 <w:b/>
                 <w:color w:val="FFFFFF"/>
-                <w:sz w:val="20"/>
+                <w:sz w:val="22"/>
               </w:rPr>
               <w:t>Ph 2</w:t>
               <w:br/>
-              <w:t>Portal &amp;</w:t>
-              <w:br/>
-              <w:t>Health</w:t>
+              <w:t>Portal &amp; Health</w:t>
             </w:r>
           </w:p>
         </w:tc>
         <w:tc>
           <w:tcPr>
-            <w:tcW w:type="dxa" w:w="1080"/>
-            <w:shd w:val="clear" w:color="auto" w:fill="007A78"/>
+            <w:tcW w:type="dxa" w:w="1944"/>
+            <w:tcBorders>
+              <w:top w:val="single" w:sz="4" w:color="E2E8F0"/>
+              <w:left w:val="single" w:sz="4" w:color="E2E8F0"/>
+              <w:bottom w:val="single" w:sz="4" w:color="E2E8F0"/>
+              <w:right w:val="single" w:sz="4" w:color="E2E8F0"/>
+            </w:tcBorders>
+            <w:shd w:val="clear" w:color="auto" w:fill="0B1F3A"/>
+            <w:tcMar>
+              <w:top w:type="dxa" w:w="120"/>
+              <w:left w:type="dxa" w:w="160"/>
+              <w:bottom w:type="dxa" w:w="120"/>
+              <w:right w:type="dxa" w:w="160"/>
+            </w:tcMar>
+            <w:vAlign w:val="center"/>
           </w:tcPr>
           <w:p>
             <w:pPr>
-              <w:spacing w:before="80" w:after="80"/>
-              <w:ind w:left="72"/>
+              <w:spacing w:before="40" w:after="40"/>
             </w:pPr>
             <w:r>
               <w:rPr>
-                <w:rFonts w:ascii="Arial" w:hAnsi="Arial"/>
+                <w:rFonts w:ascii="Calibri" w:hAnsi="Calibri"/>
                 <w:b/>
                 <w:color w:val="FFFFFF"/>
-                <w:sz w:val="20"/>
+                <w:sz w:val="22"/>
               </w:rPr>
               <w:t>Ph 3</w:t>
               <w:br/>
-              <w:t>Integrations</w:t>
-              <w:br/>
-              <w:t>&amp; Content</w:t>
+              <w:t>Integrations &amp; Content</w:t>
             </w:r>
           </w:p>
         </w:tc>
         <w:tc>
           <w:tcPr>
-            <w:tcW w:type="dxa" w:w="1080"/>
-            <w:shd w:val="clear" w:color="auto" w:fill="007A78"/>
+            <w:tcW w:type="dxa" w:w="1656"/>
+            <w:tcBorders>
+              <w:top w:val="single" w:sz="4" w:color="E2E8F0"/>
+              <w:left w:val="single" w:sz="4" w:color="E2E8F0"/>
+              <w:bottom w:val="single" w:sz="4" w:color="E2E8F0"/>
+              <w:right w:val="single" w:sz="4" w:color="E2E8F0"/>
+            </w:tcBorders>
+            <w:shd w:val="clear" w:color="auto" w:fill="0B1F3A"/>
+            <w:tcMar>
+              <w:top w:type="dxa" w:w="120"/>
+              <w:left w:type="dxa" w:w="160"/>
+              <w:bottom w:type="dxa" w:w="120"/>
+              <w:right w:type="dxa" w:w="160"/>
+            </w:tcMar>
+            <w:vAlign w:val="center"/>
           </w:tcPr>
           <w:p>
             <w:pPr>
-              <w:spacing w:before="80" w:after="80"/>
-              <w:ind w:left="72"/>
+              <w:spacing w:before="40" w:after="40"/>
             </w:pPr>
             <w:r>
               <w:rPr>
-                <w:rFonts w:ascii="Arial" w:hAnsi="Arial"/>
+                <w:rFonts w:ascii="Calibri" w:hAnsi="Calibri"/>
                 <w:b/>
                 <w:color w:val="FFFFFF"/>
-                <w:sz w:val="20"/>
+                <w:sz w:val="22"/>
               </w:rPr>
               <w:t>Ph 4</w:t>
               <w:br/>
-              <w:t>Hardening</w:t>
-              <w:br/>
-              <w:t>&amp; Release</w:t>
+              <w:t>Hardening &amp; Release</w:t>
             </w:r>
           </w:p>
         </w:tc>
         <w:tc>
           <w:tcPr>
-            <w:tcW w:type="dxa" w:w="1080"/>
-            <w:shd w:val="clear" w:color="auto" w:fill="007A78"/>
+            <w:tcW w:type="dxa" w:w="1152"/>
+            <w:tcBorders>
+              <w:top w:val="single" w:sz="4" w:color="E2E8F0"/>
+              <w:left w:val="single" w:sz="4" w:color="E2E8F0"/>
+              <w:bottom w:val="single" w:sz="4" w:color="E2E8F0"/>
+              <w:right w:val="single" w:sz="4" w:color="E2E8F0"/>
+            </w:tcBorders>
+            <w:shd w:val="clear" w:color="auto" w:fill="0B1F3A"/>
+            <w:tcMar>
+              <w:top w:type="dxa" w:w="120"/>
+              <w:left w:type="dxa" w:w="160"/>
+              <w:bottom w:type="dxa" w:w="120"/>
+              <w:right w:type="dxa" w:w="160"/>
+            </w:tcMar>
+            <w:vAlign w:val="center"/>
           </w:tcPr>
           <w:p>
             <w:pPr>
-              <w:spacing w:before="80" w:after="80"/>
-              <w:ind w:left="72"/>
+              <w:spacing w:before="40" w:after="40"/>
             </w:pPr>
             <w:r>
               <w:rPr>
-                <w:rFonts w:ascii="Arial" w:hAnsi="Arial"/>
+                <w:rFonts w:ascii="Calibri" w:hAnsi="Calibri"/>
                 <w:b/>
                 <w:color w:val="FFFFFF"/>
-                <w:sz w:val="20"/>
+                <w:sz w:val="22"/>
               </w:rPr>
               <w:t>TOTAL</w:t>
               <w:br/>
@@ -680,20 +838,32 @@
         </w:tc>
         <w:tc>
           <w:tcPr>
-            <w:tcW w:type="dxa" w:w="936"/>
-            <w:shd w:val="clear" w:color="auto" w:fill="007A78"/>
+            <w:tcW w:type="dxa" w:w="1022"/>
+            <w:tcBorders>
+              <w:top w:val="single" w:sz="4" w:color="E2E8F0"/>
+              <w:left w:val="single" w:sz="4" w:color="E2E8F0"/>
+              <w:bottom w:val="single" w:sz="4" w:color="E2E8F0"/>
+              <w:right w:val="single" w:sz="4" w:color="E2E8F0"/>
+            </w:tcBorders>
+            <w:shd w:val="clear" w:color="auto" w:fill="0B1F3A"/>
+            <w:tcMar>
+              <w:top w:type="dxa" w:w="120"/>
+              <w:left w:type="dxa" w:w="160"/>
+              <w:bottom w:type="dxa" w:w="120"/>
+              <w:right w:type="dxa" w:w="160"/>
+            </w:tcMar>
+            <w:vAlign w:val="center"/>
           </w:tcPr>
           <w:p>
             <w:pPr>
-              <w:spacing w:before="80" w:after="80"/>
-              <w:ind w:left="72"/>
+              <w:spacing w:before="40" w:after="40"/>
             </w:pPr>
             <w:r>
               <w:rPr>
-                <w:rFonts w:ascii="Arial" w:hAnsi="Arial"/>
+                <w:rFonts w:ascii="Calibri" w:hAnsi="Calibri"/>
                 <w:b/>
                 <w:color w:val="FFFFFF"/>
-                <w:sz w:val="20"/>
+                <w:sz w:val="22"/>
               </w:rPr>
               <w:t>FTE</w:t>
               <w:br/>
@@ -705,39 +875,61 @@
       <w:tr>
         <w:tc>
           <w:tcPr>
-            <w:tcW w:type="dxa" w:w="2736"/>
-            <w:shd w:val="clear" w:color="auto" w:fill="F2F2F2"/>
+            <w:tcW w:type="dxa" w:w="3168"/>
+            <w:tcBorders>
+              <w:top w:val="single" w:sz="4" w:color="E2E8F0"/>
+              <w:left w:val="single" w:sz="4" w:color="E2E8F0"/>
+              <w:bottom w:val="single" w:sz="4" w:color="E2E8F0"/>
+              <w:right w:val="single" w:sz="4" w:color="E2E8F0"/>
+            </w:tcBorders>
+            <w:shd w:val="clear" w:color="auto" w:fill="F8FAFC"/>
+            <w:tcMar>
+              <w:top w:type="dxa" w:w="100"/>
+              <w:left w:type="dxa" w:w="160"/>
+              <w:bottom w:type="dxa" w:w="100"/>
+              <w:right w:type="dxa" w:w="160"/>
+            </w:tcMar>
+            <w:vAlign w:val="top"/>
           </w:tcPr>
           <w:p>
             <w:pPr>
-              <w:spacing w:before="60" w:after="60"/>
-              <w:ind w:left="72"/>
+              <w:spacing w:before="40" w:after="40"/>
             </w:pPr>
             <w:r>
               <w:rPr>
-                <w:rFonts w:ascii="Arial" w:hAnsi="Arial"/>
-                <w:color w:val="1F1F1F"/>
-                <w:sz w:val="19"/>
+                <w:rFonts w:ascii="Calibri" w:hAnsi="Calibri"/>
+                <w:sz w:val="20"/>
               </w:rPr>
-              <w:t>Lead Developer / Configurator</w:t>
+              <w:t>Lead Configurator / Developer</w:t>
             </w:r>
           </w:p>
         </w:tc>
         <w:tc>
           <w:tcPr>
-            <w:tcW w:type="dxa" w:w="936"/>
-            <w:shd w:val="clear" w:color="auto" w:fill="F2F2F2"/>
+            <w:tcW w:type="dxa" w:w="1080"/>
+            <w:tcBorders>
+              <w:top w:val="single" w:sz="4" w:color="E2E8F0"/>
+              <w:left w:val="single" w:sz="4" w:color="E2E8F0"/>
+              <w:bottom w:val="single" w:sz="4" w:color="E2E8F0"/>
+              <w:right w:val="single" w:sz="4" w:color="E2E8F0"/>
+            </w:tcBorders>
+            <w:shd w:val="clear" w:color="auto" w:fill="F8FAFC"/>
+            <w:tcMar>
+              <w:top w:type="dxa" w:w="100"/>
+              <w:left w:type="dxa" w:w="160"/>
+              <w:bottom w:type="dxa" w:w="100"/>
+              <w:right w:type="dxa" w:w="160"/>
+            </w:tcMar>
+            <w:vAlign w:val="top"/>
           </w:tcPr>
           <w:p>
             <w:pPr>
-              <w:spacing w:before="60" w:after="60"/>
-              <w:ind w:left="72"/>
+              <w:spacing w:before="40" w:after="40"/>
             </w:pPr>
             <w:r>
               <w:rPr>
-                <w:rFonts w:ascii="Arial" w:hAnsi="Arial"/>
-                <w:color w:val="1F1F1F"/>
-                <w:sz w:val="19"/>
+                <w:rFonts w:ascii="Calibri" w:hAnsi="Calibri"/>
+                <w:sz w:val="20"/>
               </w:rPr>
               <w:t>8</w:t>
             </w:r>
@@ -745,99 +937,154 @@
         </w:tc>
         <w:tc>
           <w:tcPr>
-            <w:tcW w:type="dxa" w:w="1080"/>
-            <w:shd w:val="clear" w:color="auto" w:fill="F2F2F2"/>
+            <w:tcW w:type="dxa" w:w="1512"/>
+            <w:tcBorders>
+              <w:top w:val="single" w:sz="4" w:color="E2E8F0"/>
+              <w:left w:val="single" w:sz="4" w:color="E2E8F0"/>
+              <w:bottom w:val="single" w:sz="4" w:color="E2E8F0"/>
+              <w:right w:val="single" w:sz="4" w:color="E2E8F0"/>
+            </w:tcBorders>
+            <w:shd w:val="clear" w:color="auto" w:fill="F8FAFC"/>
+            <w:tcMar>
+              <w:top w:type="dxa" w:w="100"/>
+              <w:left w:type="dxa" w:w="160"/>
+              <w:bottom w:type="dxa" w:w="100"/>
+              <w:right w:type="dxa" w:w="160"/>
+            </w:tcMar>
+            <w:vAlign w:val="top"/>
           </w:tcPr>
           <w:p>
             <w:pPr>
-              <w:spacing w:before="60" w:after="60"/>
-              <w:ind w:left="72"/>
+              <w:spacing w:before="40" w:after="40"/>
             </w:pPr>
             <w:r>
               <w:rPr>
-                <w:rFonts w:ascii="Arial" w:hAnsi="Arial"/>
-                <w:color w:val="1F1F1F"/>
-                <w:sz w:val="19"/>
+                <w:rFonts w:ascii="Calibri" w:hAnsi="Calibri"/>
+                <w:sz w:val="20"/>
               </w:rPr>
-              <w:t>120</w:t>
+              <w:t>140</w:t>
             </w:r>
           </w:p>
         </w:tc>
         <w:tc>
           <w:tcPr>
-            <w:tcW w:type="dxa" w:w="1080"/>
-            <w:shd w:val="clear" w:color="auto" w:fill="F2F2F2"/>
+            <w:tcW w:type="dxa" w:w="1512"/>
+            <w:tcBorders>
+              <w:top w:val="single" w:sz="4" w:color="E2E8F0"/>
+              <w:left w:val="single" w:sz="4" w:color="E2E8F0"/>
+              <w:bottom w:val="single" w:sz="4" w:color="E2E8F0"/>
+              <w:right w:val="single" w:sz="4" w:color="E2E8F0"/>
+            </w:tcBorders>
+            <w:shd w:val="clear" w:color="auto" w:fill="F8FAFC"/>
+            <w:tcMar>
+              <w:top w:type="dxa" w:w="100"/>
+              <w:left w:type="dxa" w:w="160"/>
+              <w:bottom w:type="dxa" w:w="100"/>
+              <w:right w:type="dxa" w:w="160"/>
+            </w:tcMar>
+            <w:vAlign w:val="top"/>
           </w:tcPr>
           <w:p>
             <w:pPr>
-              <w:spacing w:before="60" w:after="60"/>
-              <w:ind w:left="72"/>
+              <w:spacing w:before="40" w:after="40"/>
             </w:pPr>
             <w:r>
               <w:rPr>
-                <w:rFonts w:ascii="Arial" w:hAnsi="Arial"/>
-                <w:color w:val="1F1F1F"/>
-                <w:sz w:val="19"/>
+                <w:rFonts w:ascii="Calibri" w:hAnsi="Calibri"/>
+                <w:sz w:val="20"/>
               </w:rPr>
-              <w:t>160</w:t>
+              <w:t>140</w:t>
             </w:r>
           </w:p>
         </w:tc>
         <w:tc>
           <w:tcPr>
-            <w:tcW w:type="dxa" w:w="1080"/>
-            <w:shd w:val="clear" w:color="auto" w:fill="F2F2F2"/>
+            <w:tcW w:type="dxa" w:w="1944"/>
+            <w:tcBorders>
+              <w:top w:val="single" w:sz="4" w:color="E2E8F0"/>
+              <w:left w:val="single" w:sz="4" w:color="E2E8F0"/>
+              <w:bottom w:val="single" w:sz="4" w:color="E2E8F0"/>
+              <w:right w:val="single" w:sz="4" w:color="E2E8F0"/>
+            </w:tcBorders>
+            <w:shd w:val="clear" w:color="auto" w:fill="F8FAFC"/>
+            <w:tcMar>
+              <w:top w:type="dxa" w:w="100"/>
+              <w:left w:type="dxa" w:w="160"/>
+              <w:bottom w:type="dxa" w:w="100"/>
+              <w:right w:type="dxa" w:w="160"/>
+            </w:tcMar>
+            <w:vAlign w:val="top"/>
           </w:tcPr>
           <w:p>
             <w:pPr>
-              <w:spacing w:before="60" w:after="60"/>
-              <w:ind w:left="72"/>
+              <w:spacing w:before="40" w:after="40"/>
             </w:pPr>
             <w:r>
               <w:rPr>
-                <w:rFonts w:ascii="Arial" w:hAnsi="Arial"/>
-                <w:color w:val="1F1F1F"/>
-                <w:sz w:val="19"/>
+                <w:rFonts w:ascii="Calibri" w:hAnsi="Calibri"/>
+                <w:sz w:val="20"/>
               </w:rPr>
-              <w:t>120</w:t>
+              <w:t>100</w:t>
             </w:r>
           </w:p>
         </w:tc>
         <w:tc>
           <w:tcPr>
-            <w:tcW w:type="dxa" w:w="1080"/>
-            <w:shd w:val="clear" w:color="auto" w:fill="F2F2F2"/>
+            <w:tcW w:type="dxa" w:w="1656"/>
+            <w:tcBorders>
+              <w:top w:val="single" w:sz="4" w:color="E2E8F0"/>
+              <w:left w:val="single" w:sz="4" w:color="E2E8F0"/>
+              <w:bottom w:val="single" w:sz="4" w:color="E2E8F0"/>
+              <w:right w:val="single" w:sz="4" w:color="E2E8F0"/>
+            </w:tcBorders>
+            <w:shd w:val="clear" w:color="auto" w:fill="F8FAFC"/>
+            <w:tcMar>
+              <w:top w:type="dxa" w:w="100"/>
+              <w:left w:type="dxa" w:w="160"/>
+              <w:bottom w:type="dxa" w:w="100"/>
+              <w:right w:type="dxa" w:w="160"/>
+            </w:tcMar>
+            <w:vAlign w:val="top"/>
           </w:tcPr>
           <w:p>
             <w:pPr>
-              <w:spacing w:before="60" w:after="60"/>
-              <w:ind w:left="72"/>
+              <w:spacing w:before="40" w:after="40"/>
             </w:pPr>
             <w:r>
               <w:rPr>
-                <w:rFonts w:ascii="Arial" w:hAnsi="Arial"/>
-                <w:color w:val="1F1F1F"/>
-                <w:sz w:val="19"/>
+                <w:rFonts w:ascii="Calibri" w:hAnsi="Calibri"/>
+                <w:sz w:val="20"/>
               </w:rPr>
-              <w:t>60</w:t>
+              <w:t>80</w:t>
             </w:r>
           </w:p>
         </w:tc>
         <w:tc>
           <w:tcPr>
-            <w:tcW w:type="dxa" w:w="1080"/>
-            <w:shd w:val="clear" w:color="auto" w:fill="F2F2F2"/>
+            <w:tcW w:type="dxa" w:w="1152"/>
+            <w:tcBorders>
+              <w:top w:val="single" w:sz="4" w:color="E2E8F0"/>
+              <w:left w:val="single" w:sz="4" w:color="E2E8F0"/>
+              <w:bottom w:val="single" w:sz="4" w:color="E2E8F0"/>
+              <w:right w:val="single" w:sz="4" w:color="E2E8F0"/>
+            </w:tcBorders>
+            <w:shd w:val="clear" w:color="auto" w:fill="F8FAFC"/>
+            <w:tcMar>
+              <w:top w:type="dxa" w:w="100"/>
+              <w:left w:type="dxa" w:w="160"/>
+              <w:bottom w:type="dxa" w:w="100"/>
+              <w:right w:type="dxa" w:w="160"/>
+            </w:tcMar>
+            <w:vAlign w:val="top"/>
           </w:tcPr>
           <w:p>
             <w:pPr>
-              <w:spacing w:before="60" w:after="60"/>
-              <w:ind w:left="72"/>
+              <w:spacing w:before="40" w:after="40"/>
             </w:pPr>
             <w:r>
               <w:rPr>
-                <w:rFonts w:ascii="Arial" w:hAnsi="Arial"/>
-                <w:color w:val="1F1F1F"/>
-                <w:sz w:val="19"/>
+                <w:rFonts w:ascii="Calibri" w:hAnsi="Calibri"/>
+                <w:sz w:val="20"/>
               </w:rPr>
               <w:t>468</w:t>
             </w:r>
@@ -845,19 +1092,30 @@
         </w:tc>
         <w:tc>
           <w:tcPr>
-            <w:tcW w:type="dxa" w:w="936"/>
-            <w:shd w:val="clear" w:color="auto" w:fill="F2F2F2"/>
+            <w:tcW w:type="dxa" w:w="1022"/>
+            <w:tcBorders>
+              <w:top w:val="single" w:sz="4" w:color="E2E8F0"/>
+              <w:left w:val="single" w:sz="4" w:color="E2E8F0"/>
+              <w:bottom w:val="single" w:sz="4" w:color="E2E8F0"/>
+              <w:right w:val="single" w:sz="4" w:color="E2E8F0"/>
+            </w:tcBorders>
+            <w:shd w:val="clear" w:color="auto" w:fill="F8FAFC"/>
+            <w:tcMar>
+              <w:top w:type="dxa" w:w="100"/>
+              <w:left w:type="dxa" w:w="160"/>
+              <w:bottom w:type="dxa" w:w="100"/>
+              <w:right w:type="dxa" w:w="160"/>
+            </w:tcMar>
+            <w:vAlign w:val="top"/>
           </w:tcPr>
           <w:p>
             <w:pPr>
-              <w:spacing w:before="60" w:after="60"/>
-              <w:ind w:left="72"/>
+              <w:spacing w:before="40" w:after="40"/>
             </w:pPr>
             <w:r>
               <w:rPr>
-                <w:rFonts w:ascii="Arial" w:hAnsi="Arial"/>
-                <w:color w:val="1F1F1F"/>
-                <w:sz w:val="19"/>
+                <w:rFonts w:ascii="Calibri" w:hAnsi="Calibri"/>
+                <w:sz w:val="20"/>
               </w:rPr>
               <w:t>11.7</w:t>
             </w:r>
@@ -867,19 +1125,29 @@
       <w:tr>
         <w:tc>
           <w:tcPr>
-            <w:tcW w:type="dxa" w:w="2736"/>
-            <w:shd w:val="clear" w:color="auto" w:fill="FFFFFF"/>
+            <w:tcW w:type="dxa" w:w="3168"/>
+            <w:tcBorders>
+              <w:top w:val="single" w:sz="4" w:color="E2E8F0"/>
+              <w:left w:val="single" w:sz="4" w:color="E2E8F0"/>
+              <w:bottom w:val="single" w:sz="4" w:color="E2E8F0"/>
+              <w:right w:val="single" w:sz="4" w:color="E2E8F0"/>
+            </w:tcBorders>
+            <w:tcMar>
+              <w:top w:type="dxa" w:w="100"/>
+              <w:left w:type="dxa" w:w="160"/>
+              <w:bottom w:type="dxa" w:w="100"/>
+              <w:right w:type="dxa" w:w="160"/>
+            </w:tcMar>
+            <w:vAlign w:val="top"/>
           </w:tcPr>
           <w:p>
             <w:pPr>
-              <w:spacing w:before="60" w:after="60"/>
-              <w:ind w:left="72"/>
+              <w:spacing w:before="40" w:after="40"/>
             </w:pPr>
             <w:r>
               <w:rPr>
-                <w:rFonts w:ascii="Arial" w:hAnsi="Arial"/>
-                <w:color w:val="1F1F1F"/>
-                <w:sz w:val="19"/>
+                <w:rFonts w:ascii="Calibri" w:hAnsi="Calibri"/>
+                <w:sz w:val="20"/>
               </w:rPr>
               <w:t>Delivery Manager</w:t>
             </w:r>
@@ -887,19 +1155,29 @@
         </w:tc>
         <w:tc>
           <w:tcPr>
-            <w:tcW w:type="dxa" w:w="936"/>
-            <w:shd w:val="clear" w:color="auto" w:fill="FFFFFF"/>
+            <w:tcW w:type="dxa" w:w="1080"/>
+            <w:tcBorders>
+              <w:top w:val="single" w:sz="4" w:color="E2E8F0"/>
+              <w:left w:val="single" w:sz="4" w:color="E2E8F0"/>
+              <w:bottom w:val="single" w:sz="4" w:color="E2E8F0"/>
+              <w:right w:val="single" w:sz="4" w:color="E2E8F0"/>
+            </w:tcBorders>
+            <w:tcMar>
+              <w:top w:type="dxa" w:w="100"/>
+              <w:left w:type="dxa" w:w="160"/>
+              <w:bottom w:type="dxa" w:w="100"/>
+              <w:right w:type="dxa" w:w="160"/>
+            </w:tcMar>
+            <w:vAlign w:val="top"/>
           </w:tcPr>
           <w:p>
             <w:pPr>
-              <w:spacing w:before="60" w:after="60"/>
-              <w:ind w:left="72"/>
+              <w:spacing w:before="40" w:after="40"/>
             </w:pPr>
             <w:r>
               <w:rPr>
-                <w:rFonts w:ascii="Arial" w:hAnsi="Arial"/>
-                <w:color w:val="1F1F1F"/>
-                <w:sz w:val="19"/>
+                <w:rFonts w:ascii="Calibri" w:hAnsi="Calibri"/>
+                <w:sz w:val="20"/>
               </w:rPr>
               <w:t>8</w:t>
             </w:r>
@@ -907,19 +1185,89 @@
         </w:tc>
         <w:tc>
           <w:tcPr>
-            <w:tcW w:type="dxa" w:w="1080"/>
-            <w:shd w:val="clear" w:color="auto" w:fill="FFFFFF"/>
+            <w:tcW w:type="dxa" w:w="1512"/>
+            <w:tcBorders>
+              <w:top w:val="single" w:sz="4" w:color="E2E8F0"/>
+              <w:left w:val="single" w:sz="4" w:color="E2E8F0"/>
+              <w:bottom w:val="single" w:sz="4" w:color="E2E8F0"/>
+              <w:right w:val="single" w:sz="4" w:color="E2E8F0"/>
+            </w:tcBorders>
+            <w:tcMar>
+              <w:top w:type="dxa" w:w="100"/>
+              <w:left w:type="dxa" w:w="160"/>
+              <w:bottom w:type="dxa" w:w="100"/>
+              <w:right w:type="dxa" w:w="160"/>
+            </w:tcMar>
+            <w:vAlign w:val="top"/>
           </w:tcPr>
           <w:p>
             <w:pPr>
-              <w:spacing w:before="60" w:after="60"/>
-              <w:ind w:left="72"/>
+              <w:spacing w:before="40" w:after="40"/>
             </w:pPr>
             <w:r>
               <w:rPr>
-                <w:rFonts w:ascii="Arial" w:hAnsi="Arial"/>
-                <w:color w:val="1F1F1F"/>
-                <w:sz w:val="19"/>
+                <w:rFonts w:ascii="Calibri" w:hAnsi="Calibri"/>
+                <w:sz w:val="20"/>
+              </w:rPr>
+              <w:t>30</w:t>
+            </w:r>
+          </w:p>
+        </w:tc>
+        <w:tc>
+          <w:tcPr>
+            <w:tcW w:type="dxa" w:w="1512"/>
+            <w:tcBorders>
+              <w:top w:val="single" w:sz="4" w:color="E2E8F0"/>
+              <w:left w:val="single" w:sz="4" w:color="E2E8F0"/>
+              <w:bottom w:val="single" w:sz="4" w:color="E2E8F0"/>
+              <w:right w:val="single" w:sz="4" w:color="E2E8F0"/>
+            </w:tcBorders>
+            <w:tcMar>
+              <w:top w:type="dxa" w:w="100"/>
+              <w:left w:type="dxa" w:w="160"/>
+              <w:bottom w:type="dxa" w:w="100"/>
+              <w:right w:type="dxa" w:w="160"/>
+            </w:tcMar>
+            <w:vAlign w:val="top"/>
+          </w:tcPr>
+          <w:p>
+            <w:pPr>
+              <w:spacing w:before="40" w:after="40"/>
+            </w:pPr>
+            <w:r>
+              <w:rPr>
+                <w:rFonts w:ascii="Calibri" w:hAnsi="Calibri"/>
+                <w:sz w:val="20"/>
+              </w:rPr>
+              <w:t>30</w:t>
+            </w:r>
+          </w:p>
+        </w:tc>
+        <w:tc>
+          <w:tcPr>
+            <w:tcW w:type="dxa" w:w="1944"/>
+            <w:tcBorders>
+              <w:top w:val="single" w:sz="4" w:color="E2E8F0"/>
+              <w:left w:val="single" w:sz="4" w:color="E2E8F0"/>
+              <w:bottom w:val="single" w:sz="4" w:color="E2E8F0"/>
+              <w:right w:val="single" w:sz="4" w:color="E2E8F0"/>
+            </w:tcBorders>
+            <w:tcMar>
+              <w:top w:type="dxa" w:w="100"/>
+              <w:left w:type="dxa" w:w="160"/>
+              <w:bottom w:type="dxa" w:w="100"/>
+              <w:right w:type="dxa" w:w="160"/>
+            </w:tcMar>
+            <w:vAlign w:val="top"/>
+          </w:tcPr>
+          <w:p>
+            <w:pPr>
+              <w:spacing w:before="40" w:after="40"/>
+            </w:pPr>
+            <w:r>
+              <w:rPr>
+                <w:rFonts w:ascii="Calibri" w:hAnsi="Calibri"/>
+                <w:sz w:val="20"/>
               </w:rPr>
               <w:t>24</w:t>
             </w:r>
@@ -927,79 +1275,59 @@
         </w:tc>
         <w:tc>
           <w:tcPr>
-            <w:tcW w:type="dxa" w:w="1080"/>
-            <w:shd w:val="clear" w:color="auto" w:fill="FFFFFF"/>
+            <w:tcW w:type="dxa" w:w="1656"/>
+            <w:tcBorders>
+              <w:top w:val="single" w:sz="4" w:color="E2E8F0"/>
+              <w:left w:val="single" w:sz="4" w:color="E2E8F0"/>
+              <w:bottom w:val="single" w:sz="4" w:color="E2E8F0"/>
+              <w:right w:val="single" w:sz="4" w:color="E2E8F0"/>
+            </w:tcBorders>
+            <w:tcMar>
+              <w:top w:type="dxa" w:w="100"/>
+              <w:left w:type="dxa" w:w="160"/>
+              <w:bottom w:type="dxa" w:w="100"/>
+              <w:right w:type="dxa" w:w="160"/>
+            </w:tcMar>
+            <w:vAlign w:val="top"/>
           </w:tcPr>
           <w:p>
             <w:pPr>
-              <w:spacing w:before="60" w:after="60"/>
-              <w:ind w:left="72"/>
+              <w:spacing w:before="40" w:after="40"/>
             </w:pPr>
             <w:r>
               <w:rPr>
-                <w:rFonts w:ascii="Arial" w:hAnsi="Arial"/>
-                <w:color w:val="1F1F1F"/>
-                <w:sz w:val="19"/>
+                <w:rFonts w:ascii="Calibri" w:hAnsi="Calibri"/>
+                <w:sz w:val="20"/>
               </w:rPr>
-              <w:t>32</w:t>
+              <w:t>86</w:t>
             </w:r>
           </w:p>
         </w:tc>
         <w:tc>
           <w:tcPr>
-            <w:tcW w:type="dxa" w:w="1080"/>
-            <w:shd w:val="clear" w:color="auto" w:fill="FFFFFF"/>
+            <w:tcW w:type="dxa" w:w="1152"/>
+            <w:tcBorders>
+              <w:top w:val="single" w:sz="4" w:color="E2E8F0"/>
+              <w:left w:val="single" w:sz="4" w:color="E2E8F0"/>
+              <w:bottom w:val="single" w:sz="4" w:color="E2E8F0"/>
+              <w:right w:val="single" w:sz="4" w:color="E2E8F0"/>
+            </w:tcBorders>
+            <w:tcMar>
+              <w:top w:type="dxa" w:w="100"/>
+              <w:left w:type="dxa" w:w="160"/>
+              <w:bottom w:type="dxa" w:w="100"/>
+              <w:right w:type="dxa" w:w="160"/>
+            </w:tcMar>
+            <w:vAlign w:val="top"/>
           </w:tcPr>
           <w:p>
             <w:pPr>
-              <w:spacing w:before="60" w:after="60"/>
-              <w:ind w:left="72"/>
+              <w:spacing w:before="40" w:after="40"/>
             </w:pPr>
             <w:r>
               <w:rPr>
-                <w:rFonts w:ascii="Arial" w:hAnsi="Arial"/>
-                <w:color w:val="1F1F1F"/>
-                <w:sz w:val="19"/>
-              </w:rPr>
-              <w:t>24</w:t>
-            </w:r>
-          </w:p>
-        </w:tc>
-        <w:tc>
-          <w:tcPr>
-            <w:tcW w:type="dxa" w:w="1080"/>
-            <w:shd w:val="clear" w:color="auto" w:fill="FFFFFF"/>
-          </w:tcPr>
-          <w:p>
-            <w:pPr>
-              <w:spacing w:before="60" w:after="60"/>
-              <w:ind w:left="72"/>
-            </w:pPr>
-            <w:r>
-              <w:rPr>
-                <w:rFonts w:ascii="Arial" w:hAnsi="Arial"/>
-                <w:color w:val="1F1F1F"/>
-                <w:sz w:val="19"/>
-              </w:rPr>
-              <w:t>90</w:t>
-            </w:r>
-          </w:p>
-        </w:tc>
-        <w:tc>
-          <w:tcPr>
-            <w:tcW w:type="dxa" w:w="1080"/>
-            <w:shd w:val="clear" w:color="auto" w:fill="FFFFFF"/>
-          </w:tcPr>
-          <w:p>
-            <w:pPr>
-              <w:spacing w:before="60" w:after="60"/>
-              <w:ind w:left="72"/>
-            </w:pPr>
-            <w:r>
-              <w:rPr>
-                <w:rFonts w:ascii="Arial" w:hAnsi="Arial"/>
-                <w:color w:val="1F1F1F"/>
-                <w:sz w:val="19"/>
+                <w:rFonts w:ascii="Calibri" w:hAnsi="Calibri"/>
+                <w:sz w:val="20"/>
               </w:rPr>
               <w:t>178</w:t>
             </w:r>
@@ -1007,19 +1335,29 @@
         </w:tc>
         <w:tc>
           <w:tcPr>
-            <w:tcW w:type="dxa" w:w="936"/>
-            <w:shd w:val="clear" w:color="auto" w:fill="FFFFFF"/>
+            <w:tcW w:type="dxa" w:w="1022"/>
+            <w:tcBorders>
+              <w:top w:val="single" w:sz="4" w:color="E2E8F0"/>
+              <w:left w:val="single" w:sz="4" w:color="E2E8F0"/>
+              <w:bottom w:val="single" w:sz="4" w:color="E2E8F0"/>
+              <w:right w:val="single" w:sz="4" w:color="E2E8F0"/>
+            </w:tcBorders>
+            <w:tcMar>
+              <w:top w:type="dxa" w:w="100"/>
+              <w:left w:type="dxa" w:w="160"/>
+              <w:bottom w:type="dxa" w:w="100"/>
+              <w:right w:type="dxa" w:w="160"/>
+            </w:tcMar>
+            <w:vAlign w:val="top"/>
           </w:tcPr>
           <w:p>
             <w:pPr>
-              <w:spacing w:before="60" w:after="60"/>
-              <w:ind w:left="72"/>
+              <w:spacing w:before="40" w:after="40"/>
             </w:pPr>
             <w:r>
               <w:rPr>
-                <w:rFonts w:ascii="Arial" w:hAnsi="Arial"/>
-                <w:color w:val="1F1F1F"/>
-                <w:sz w:val="19"/>
+                <w:rFonts w:ascii="Calibri" w:hAnsi="Calibri"/>
+                <w:sz w:val="20"/>
               </w:rPr>
               <w:t>4.5</w:t>
             </w:r>
@@ -1029,19 +1367,30 @@
       <w:tr>
         <w:tc>
           <w:tcPr>
-            <w:tcW w:type="dxa" w:w="2736"/>
-            <w:shd w:val="clear" w:color="auto" w:fill="F2F2F2"/>
+            <w:tcW w:type="dxa" w:w="3168"/>
+            <w:tcBorders>
+              <w:top w:val="single" w:sz="4" w:color="E2E8F0"/>
+              <w:left w:val="single" w:sz="4" w:color="E2E8F0"/>
+              <w:bottom w:val="single" w:sz="4" w:color="E2E8F0"/>
+              <w:right w:val="single" w:sz="4" w:color="E2E8F0"/>
+            </w:tcBorders>
+            <w:shd w:val="clear" w:color="auto" w:fill="F8FAFC"/>
+            <w:tcMar>
+              <w:top w:type="dxa" w:w="100"/>
+              <w:left w:type="dxa" w:w="160"/>
+              <w:bottom w:type="dxa" w:w="100"/>
+              <w:right w:type="dxa" w:w="160"/>
+            </w:tcMar>
+            <w:vAlign w:val="top"/>
           </w:tcPr>
           <w:p>
             <w:pPr>
-              <w:spacing w:before="60" w:after="60"/>
-              <w:ind w:left="72"/>
+              <w:spacing w:before="40" w:after="40"/>
             </w:pPr>
             <w:r>
               <w:rPr>
-                <w:rFonts w:ascii="Arial" w:hAnsi="Arial"/>
-                <w:color w:val="1F1F1F"/>
-                <w:sz w:val="19"/>
+                <w:rFonts w:ascii="Calibri" w:hAnsi="Calibri"/>
+                <w:sz w:val="20"/>
               </w:rPr>
               <w:t>Content / Methodology Owner</w:t>
             </w:r>
@@ -1049,19 +1398,30 @@
         </w:tc>
         <w:tc>
           <w:tcPr>
-            <w:tcW w:type="dxa" w:w="936"/>
-            <w:shd w:val="clear" w:color="auto" w:fill="F2F2F2"/>
+            <w:tcW w:type="dxa" w:w="1080"/>
+            <w:tcBorders>
+              <w:top w:val="single" w:sz="4" w:color="E2E8F0"/>
+              <w:left w:val="single" w:sz="4" w:color="E2E8F0"/>
+              <w:bottom w:val="single" w:sz="4" w:color="E2E8F0"/>
+              <w:right w:val="single" w:sz="4" w:color="E2E8F0"/>
+            </w:tcBorders>
+            <w:shd w:val="clear" w:color="auto" w:fill="F8FAFC"/>
+            <w:tcMar>
+              <w:top w:type="dxa" w:w="100"/>
+              <w:left w:type="dxa" w:w="160"/>
+              <w:bottom w:type="dxa" w:w="100"/>
+              <w:right w:type="dxa" w:w="160"/>
+            </w:tcMar>
+            <w:vAlign w:val="top"/>
           </w:tcPr>
           <w:p>
             <w:pPr>
-              <w:spacing w:before="60" w:after="60"/>
-              <w:ind w:left="72"/>
+              <w:spacing w:before="40" w:after="40"/>
             </w:pPr>
             <w:r>
               <w:rPr>
-                <w:rFonts w:ascii="Arial" w:hAnsi="Arial"/>
-                <w:color w:val="1F1F1F"/>
-                <w:sz w:val="19"/>
+                <w:rFonts w:ascii="Calibri" w:hAnsi="Calibri"/>
+                <w:sz w:val="20"/>
               </w:rPr>
               <w:t>4</w:t>
             </w:r>
@@ -1069,99 +1429,154 @@
         </w:tc>
         <w:tc>
           <w:tcPr>
-            <w:tcW w:type="dxa" w:w="1080"/>
-            <w:shd w:val="clear" w:color="auto" w:fill="F2F2F2"/>
+            <w:tcW w:type="dxa" w:w="1512"/>
+            <w:tcBorders>
+              <w:top w:val="single" w:sz="4" w:color="E2E8F0"/>
+              <w:left w:val="single" w:sz="4" w:color="E2E8F0"/>
+              <w:bottom w:val="single" w:sz="4" w:color="E2E8F0"/>
+              <w:right w:val="single" w:sz="4" w:color="E2E8F0"/>
+            </w:tcBorders>
+            <w:shd w:val="clear" w:color="auto" w:fill="F8FAFC"/>
+            <w:tcMar>
+              <w:top w:type="dxa" w:w="100"/>
+              <w:left w:type="dxa" w:w="160"/>
+              <w:bottom w:type="dxa" w:w="100"/>
+              <w:right w:type="dxa" w:w="160"/>
+            </w:tcMar>
+            <w:vAlign w:val="top"/>
           </w:tcPr>
           <w:p>
             <w:pPr>
-              <w:spacing w:before="60" w:after="60"/>
-              <w:ind w:left="72"/>
+              <w:spacing w:before="40" w:after="40"/>
             </w:pPr>
             <w:r>
               <w:rPr>
-                <w:rFonts w:ascii="Arial" w:hAnsi="Arial"/>
-                <w:color w:val="1F1F1F"/>
-                <w:sz w:val="19"/>
+                <w:rFonts w:ascii="Calibri" w:hAnsi="Calibri"/>
+                <w:sz w:val="20"/>
               </w:rPr>
-              <w:t>0</w:t>
+              <w:t>16</w:t>
             </w:r>
           </w:p>
         </w:tc>
         <w:tc>
           <w:tcPr>
-            <w:tcW w:type="dxa" w:w="1080"/>
-            <w:shd w:val="clear" w:color="auto" w:fill="F2F2F2"/>
+            <w:tcW w:type="dxa" w:w="1512"/>
+            <w:tcBorders>
+              <w:top w:val="single" w:sz="4" w:color="E2E8F0"/>
+              <w:left w:val="single" w:sz="4" w:color="E2E8F0"/>
+              <w:bottom w:val="single" w:sz="4" w:color="E2E8F0"/>
+              <w:right w:val="single" w:sz="4" w:color="E2E8F0"/>
+            </w:tcBorders>
+            <w:shd w:val="clear" w:color="auto" w:fill="F8FAFC"/>
+            <w:tcMar>
+              <w:top w:type="dxa" w:w="100"/>
+              <w:left w:type="dxa" w:w="160"/>
+              <w:bottom w:type="dxa" w:w="100"/>
+              <w:right w:type="dxa" w:w="160"/>
+            </w:tcMar>
+            <w:vAlign w:val="top"/>
           </w:tcPr>
           <w:p>
             <w:pPr>
-              <w:spacing w:before="60" w:after="60"/>
-              <w:ind w:left="72"/>
+              <w:spacing w:before="40" w:after="40"/>
             </w:pPr>
             <w:r>
               <w:rPr>
-                <w:rFonts w:ascii="Arial" w:hAnsi="Arial"/>
-                <w:color w:val="1F1F1F"/>
-                <w:sz w:val="19"/>
+                <w:rFonts w:ascii="Calibri" w:hAnsi="Calibri"/>
+                <w:sz w:val="20"/>
               </w:rPr>
-              <w:t>0</w:t>
+              <w:t>16</w:t>
             </w:r>
           </w:p>
         </w:tc>
         <w:tc>
           <w:tcPr>
-            <w:tcW w:type="dxa" w:w="1080"/>
-            <w:shd w:val="clear" w:color="auto" w:fill="F2F2F2"/>
+            <w:tcW w:type="dxa" w:w="1944"/>
+            <w:tcBorders>
+              <w:top w:val="single" w:sz="4" w:color="E2E8F0"/>
+              <w:left w:val="single" w:sz="4" w:color="E2E8F0"/>
+              <w:bottom w:val="single" w:sz="4" w:color="E2E8F0"/>
+              <w:right w:val="single" w:sz="4" w:color="E2E8F0"/>
+            </w:tcBorders>
+            <w:shd w:val="clear" w:color="auto" w:fill="F8FAFC"/>
+            <w:tcMar>
+              <w:top w:type="dxa" w:w="100"/>
+              <w:left w:type="dxa" w:w="160"/>
+              <w:bottom w:type="dxa" w:w="100"/>
+              <w:right w:type="dxa" w:w="160"/>
+            </w:tcMar>
+            <w:vAlign w:val="top"/>
           </w:tcPr>
           <w:p>
             <w:pPr>
-              <w:spacing w:before="60" w:after="60"/>
-              <w:ind w:left="72"/>
+              <w:spacing w:before="40" w:after="40"/>
             </w:pPr>
             <w:r>
               <w:rPr>
-                <w:rFonts w:ascii="Arial" w:hAnsi="Arial"/>
-                <w:color w:val="1F1F1F"/>
-                <w:sz w:val="19"/>
+                <w:rFonts w:ascii="Calibri" w:hAnsi="Calibri"/>
+                <w:sz w:val="20"/>
               </w:rPr>
-              <w:t>64</w:t>
+              <w:t>48</w:t>
             </w:r>
           </w:p>
         </w:tc>
         <w:tc>
           <w:tcPr>
-            <w:tcW w:type="dxa" w:w="1080"/>
-            <w:shd w:val="clear" w:color="auto" w:fill="F2F2F2"/>
+            <w:tcW w:type="dxa" w:w="1656"/>
+            <w:tcBorders>
+              <w:top w:val="single" w:sz="4" w:color="E2E8F0"/>
+              <w:left w:val="single" w:sz="4" w:color="E2E8F0"/>
+              <w:bottom w:val="single" w:sz="4" w:color="E2E8F0"/>
+              <w:right w:val="single" w:sz="4" w:color="E2E8F0"/>
+            </w:tcBorders>
+            <w:shd w:val="clear" w:color="auto" w:fill="F8FAFC"/>
+            <w:tcMar>
+              <w:top w:type="dxa" w:w="100"/>
+              <w:left w:type="dxa" w:w="160"/>
+              <w:bottom w:type="dxa" w:w="100"/>
+              <w:right w:type="dxa" w:w="160"/>
+            </w:tcMar>
+            <w:vAlign w:val="top"/>
           </w:tcPr>
           <w:p>
             <w:pPr>
-              <w:spacing w:before="60" w:after="60"/>
-              <w:ind w:left="72"/>
+              <w:spacing w:before="40" w:after="40"/>
             </w:pPr>
             <w:r>
               <w:rPr>
-                <w:rFonts w:ascii="Arial" w:hAnsi="Arial"/>
-                <w:color w:val="1F1F1F"/>
-                <w:sz w:val="19"/>
+                <w:rFonts w:ascii="Calibri" w:hAnsi="Calibri"/>
+                <w:sz w:val="20"/>
               </w:rPr>
-              <w:t>88</w:t>
+              <w:t>72</w:t>
             </w:r>
           </w:p>
         </w:tc>
         <w:tc>
           <w:tcPr>
-            <w:tcW w:type="dxa" w:w="1080"/>
-            <w:shd w:val="clear" w:color="auto" w:fill="F2F2F2"/>
+            <w:tcW w:type="dxa" w:w="1152"/>
+            <w:tcBorders>
+              <w:top w:val="single" w:sz="4" w:color="E2E8F0"/>
+              <w:left w:val="single" w:sz="4" w:color="E2E8F0"/>
+              <w:bottom w:val="single" w:sz="4" w:color="E2E8F0"/>
+              <w:right w:val="single" w:sz="4" w:color="E2E8F0"/>
+            </w:tcBorders>
+            <w:shd w:val="clear" w:color="auto" w:fill="F8FAFC"/>
+            <w:tcMar>
+              <w:top w:type="dxa" w:w="100"/>
+              <w:left w:type="dxa" w:w="160"/>
+              <w:bottom w:type="dxa" w:w="100"/>
+              <w:right w:type="dxa" w:w="160"/>
+            </w:tcMar>
+            <w:vAlign w:val="top"/>
           </w:tcPr>
           <w:p>
             <w:pPr>
-              <w:spacing w:before="60" w:after="60"/>
-              <w:ind w:left="72"/>
+              <w:spacing w:before="40" w:after="40"/>
             </w:pPr>
             <w:r>
               <w:rPr>
-                <w:rFonts w:ascii="Arial" w:hAnsi="Arial"/>
-                <w:color w:val="1F1F1F"/>
-                <w:sz w:val="19"/>
+                <w:rFonts w:ascii="Calibri" w:hAnsi="Calibri"/>
+                <w:sz w:val="20"/>
               </w:rPr>
               <w:t>156</w:t>
             </w:r>
@@ -1169,19 +1584,30 @@
         </w:tc>
         <w:tc>
           <w:tcPr>
-            <w:tcW w:type="dxa" w:w="936"/>
-            <w:shd w:val="clear" w:color="auto" w:fill="F2F2F2"/>
+            <w:tcW w:type="dxa" w:w="1022"/>
+            <w:tcBorders>
+              <w:top w:val="single" w:sz="4" w:color="E2E8F0"/>
+              <w:left w:val="single" w:sz="4" w:color="E2E8F0"/>
+              <w:bottom w:val="single" w:sz="4" w:color="E2E8F0"/>
+              <w:right w:val="single" w:sz="4" w:color="E2E8F0"/>
+            </w:tcBorders>
+            <w:shd w:val="clear" w:color="auto" w:fill="F8FAFC"/>
+            <w:tcMar>
+              <w:top w:type="dxa" w:w="100"/>
+              <w:left w:type="dxa" w:w="160"/>
+              <w:bottom w:type="dxa" w:w="100"/>
+              <w:right w:type="dxa" w:w="160"/>
+            </w:tcMar>
+            <w:vAlign w:val="top"/>
           </w:tcPr>
           <w:p>
             <w:pPr>
-              <w:spacing w:before="60" w:after="60"/>
-              <w:ind w:left="72"/>
+              <w:spacing w:before="40" w:after="40"/>
             </w:pPr>
             <w:r>
               <w:rPr>
-                <w:rFonts w:ascii="Arial" w:hAnsi="Arial"/>
-                <w:color w:val="1F1F1F"/>
-                <w:sz w:val="19"/>
+                <w:rFonts w:ascii="Calibri" w:hAnsi="Calibri"/>
+                <w:sz w:val="20"/>
               </w:rPr>
               <w:t>3.9</w:t>
             </w:r>
@@ -1191,39 +1617,59 @@
       <w:tr>
         <w:tc>
           <w:tcPr>
-            <w:tcW w:type="dxa" w:w="2736"/>
-            <w:shd w:val="clear" w:color="auto" w:fill="FFFFFF"/>
+            <w:tcW w:type="dxa" w:w="3168"/>
+            <w:tcBorders>
+              <w:top w:val="single" w:sz="4" w:color="E2E8F0"/>
+              <w:left w:val="single" w:sz="4" w:color="E2E8F0"/>
+              <w:bottom w:val="single" w:sz="4" w:color="E2E8F0"/>
+              <w:right w:val="single" w:sz="4" w:color="E2E8F0"/>
+            </w:tcBorders>
+            <w:tcMar>
+              <w:top w:type="dxa" w:w="100"/>
+              <w:left w:type="dxa" w:w="160"/>
+              <w:bottom w:type="dxa" w:w="100"/>
+              <w:right w:type="dxa" w:w="160"/>
+            </w:tcMar>
+            <w:vAlign w:val="top"/>
           </w:tcPr>
           <w:p>
             <w:pPr>
-              <w:spacing w:before="60" w:after="60"/>
-              <w:ind w:left="72"/>
+              <w:spacing w:before="40" w:after="40"/>
             </w:pPr>
             <w:r>
               <w:rPr>
-                <w:rFonts w:ascii="Arial" w:hAnsi="Arial"/>
-                <w:color w:val="1F1F1F"/>
-                <w:sz w:val="19"/>
+                <w:rFonts w:ascii="Calibri" w:hAnsi="Calibri"/>
+                <w:sz w:val="20"/>
               </w:rPr>
-              <w:t>QA / Senior Developer (peer QA)</w:t>
+              <w:t>QA / ATF Engineer</w:t>
             </w:r>
           </w:p>
         </w:tc>
         <w:tc>
           <w:tcPr>
-            <w:tcW w:type="dxa" w:w="936"/>
-            <w:shd w:val="clear" w:color="auto" w:fill="FFFFFF"/>
+            <w:tcW w:type="dxa" w:w="1080"/>
+            <w:tcBorders>
+              <w:top w:val="single" w:sz="4" w:color="E2E8F0"/>
+              <w:left w:val="single" w:sz="4" w:color="E2E8F0"/>
+              <w:bottom w:val="single" w:sz="4" w:color="E2E8F0"/>
+              <w:right w:val="single" w:sz="4" w:color="E2E8F0"/>
+            </w:tcBorders>
+            <w:tcMar>
+              <w:top w:type="dxa" w:w="100"/>
+              <w:left w:type="dxa" w:w="160"/>
+              <w:bottom w:type="dxa" w:w="100"/>
+              <w:right w:type="dxa" w:w="160"/>
+            </w:tcMar>
+            <w:vAlign w:val="top"/>
           </w:tcPr>
           <w:p>
             <w:pPr>
-              <w:spacing w:before="60" w:after="60"/>
-              <w:ind w:left="72"/>
+              <w:spacing w:before="40" w:after="40"/>
             </w:pPr>
             <w:r>
               <w:rPr>
-                <w:rFonts w:ascii="Arial" w:hAnsi="Arial"/>
-                <w:color w:val="1F1F1F"/>
-                <w:sz w:val="19"/>
+                <w:rFonts w:ascii="Calibri" w:hAnsi="Calibri"/>
+                <w:sz w:val="20"/>
               </w:rPr>
               <w:t>0</w:t>
             </w:r>
@@ -1231,19 +1677,29 @@
         </w:tc>
         <w:tc>
           <w:tcPr>
-            <w:tcW w:type="dxa" w:w="1080"/>
-            <w:shd w:val="clear" w:color="auto" w:fill="FFFFFF"/>
+            <w:tcW w:type="dxa" w:w="1512"/>
+            <w:tcBorders>
+              <w:top w:val="single" w:sz="4" w:color="E2E8F0"/>
+              <w:left w:val="single" w:sz="4" w:color="E2E8F0"/>
+              <w:bottom w:val="single" w:sz="4" w:color="E2E8F0"/>
+              <w:right w:val="single" w:sz="4" w:color="E2E8F0"/>
+            </w:tcBorders>
+            <w:tcMar>
+              <w:top w:type="dxa" w:w="100"/>
+              <w:left w:type="dxa" w:w="160"/>
+              <w:bottom w:type="dxa" w:w="100"/>
+              <w:right w:type="dxa" w:w="160"/>
+            </w:tcMar>
+            <w:vAlign w:val="top"/>
           </w:tcPr>
           <w:p>
             <w:pPr>
-              <w:spacing w:before="60" w:after="60"/>
-              <w:ind w:left="72"/>
+              <w:spacing w:before="40" w:after="40"/>
             </w:pPr>
             <w:r>
               <w:rPr>
-                <w:rFonts w:ascii="Arial" w:hAnsi="Arial"/>
-                <w:color w:val="1F1F1F"/>
-                <w:sz w:val="19"/>
+                <w:rFonts w:ascii="Calibri" w:hAnsi="Calibri"/>
+                <w:sz w:val="20"/>
               </w:rPr>
               <w:t>0</w:t>
             </w:r>
@@ -1251,19 +1707,89 @@
         </w:tc>
         <w:tc>
           <w:tcPr>
-            <w:tcW w:type="dxa" w:w="1080"/>
-            <w:shd w:val="clear" w:color="auto" w:fill="FFFFFF"/>
+            <w:tcW w:type="dxa" w:w="1512"/>
+            <w:tcBorders>
+              <w:top w:val="single" w:sz="4" w:color="E2E8F0"/>
+              <w:left w:val="single" w:sz="4" w:color="E2E8F0"/>
+              <w:bottom w:val="single" w:sz="4" w:color="E2E8F0"/>
+              <w:right w:val="single" w:sz="4" w:color="E2E8F0"/>
+            </w:tcBorders>
+            <w:tcMar>
+              <w:top w:type="dxa" w:w="100"/>
+              <w:left w:type="dxa" w:w="160"/>
+              <w:bottom w:type="dxa" w:w="100"/>
+              <w:right w:type="dxa" w:w="160"/>
+            </w:tcMar>
+            <w:vAlign w:val="top"/>
           </w:tcPr>
           <w:p>
             <w:pPr>
-              <w:spacing w:before="60" w:after="60"/>
-              <w:ind w:left="72"/>
+              <w:spacing w:before="40" w:after="40"/>
             </w:pPr>
             <w:r>
               <w:rPr>
-                <w:rFonts w:ascii="Arial" w:hAnsi="Arial"/>
-                <w:color w:val="1F1F1F"/>
-                <w:sz w:val="19"/>
+                <w:rFonts w:ascii="Calibri" w:hAnsi="Calibri"/>
+                <w:sz w:val="20"/>
+              </w:rPr>
+              <w:t>60</w:t>
+            </w:r>
+          </w:p>
+        </w:tc>
+        <w:tc>
+          <w:tcPr>
+            <w:tcW w:type="dxa" w:w="1944"/>
+            <w:tcBorders>
+              <w:top w:val="single" w:sz="4" w:color="E2E8F0"/>
+              <w:left w:val="single" w:sz="4" w:color="E2E8F0"/>
+              <w:bottom w:val="single" w:sz="4" w:color="E2E8F0"/>
+              <w:right w:val="single" w:sz="4" w:color="E2E8F0"/>
+            </w:tcBorders>
+            <w:tcMar>
+              <w:top w:type="dxa" w:w="100"/>
+              <w:left w:type="dxa" w:w="160"/>
+              <w:bottom w:type="dxa" w:w="100"/>
+              <w:right w:type="dxa" w:w="160"/>
+            </w:tcMar>
+            <w:vAlign w:val="top"/>
+          </w:tcPr>
+          <w:p>
+            <w:pPr>
+              <w:spacing w:before="40" w:after="40"/>
+            </w:pPr>
+            <w:r>
+              <w:rPr>
+                <w:rFonts w:ascii="Calibri" w:hAnsi="Calibri"/>
+                <w:sz w:val="20"/>
+              </w:rPr>
+              <w:t>48</w:t>
+            </w:r>
+          </w:p>
+        </w:tc>
+        <w:tc>
+          <w:tcPr>
+            <w:tcW w:type="dxa" w:w="1656"/>
+            <w:tcBorders>
+              <w:top w:val="single" w:sz="4" w:color="E2E8F0"/>
+              <w:left w:val="single" w:sz="4" w:color="E2E8F0"/>
+              <w:bottom w:val="single" w:sz="4" w:color="E2E8F0"/>
+              <w:right w:val="single" w:sz="4" w:color="E2E8F0"/>
+            </w:tcBorders>
+            <w:tcMar>
+              <w:top w:type="dxa" w:w="100"/>
+              <w:left w:type="dxa" w:w="160"/>
+              <w:bottom w:type="dxa" w:w="100"/>
+              <w:right w:type="dxa" w:w="160"/>
+            </w:tcMar>
+            <w:vAlign w:val="top"/>
+          </w:tcPr>
+          <w:p>
+            <w:pPr>
+              <w:spacing w:before="40" w:after="40"/>
+            </w:pPr>
+            <w:r>
+              <w:rPr>
+                <w:rFonts w:ascii="Calibri" w:hAnsi="Calibri"/>
+                <w:sz w:val="20"/>
               </w:rPr>
               <w:t>40</w:t>
             </w:r>
@@ -1271,59 +1797,29 @@
         </w:tc>
         <w:tc>
           <w:tcPr>
-            <w:tcW w:type="dxa" w:w="1080"/>
-            <w:shd w:val="clear" w:color="auto" w:fill="FFFFFF"/>
+            <w:tcW w:type="dxa" w:w="1152"/>
+            <w:tcBorders>
+              <w:top w:val="single" w:sz="4" w:color="E2E8F0"/>
+              <w:left w:val="single" w:sz="4" w:color="E2E8F0"/>
+              <w:bottom w:val="single" w:sz="4" w:color="E2E8F0"/>
+              <w:right w:val="single" w:sz="4" w:color="E2E8F0"/>
+            </w:tcBorders>
+            <w:tcMar>
+              <w:top w:type="dxa" w:w="100"/>
+              <w:left w:type="dxa" w:w="160"/>
+              <w:bottom w:type="dxa" w:w="100"/>
+              <w:right w:type="dxa" w:w="160"/>
+            </w:tcMar>
+            <w:vAlign w:val="top"/>
           </w:tcPr>
           <w:p>
             <w:pPr>
-              <w:spacing w:before="60" w:after="60"/>
-              <w:ind w:left="72"/>
+              <w:spacing w:before="40" w:after="40"/>
             </w:pPr>
             <w:r>
               <w:rPr>
-                <w:rFonts w:ascii="Arial" w:hAnsi="Arial"/>
-                <w:color w:val="1F1F1F"/>
-                <w:sz w:val="19"/>
-              </w:rPr>
-              <w:t>48</w:t>
-            </w:r>
-          </w:p>
-        </w:tc>
-        <w:tc>
-          <w:tcPr>
-            <w:tcW w:type="dxa" w:w="1080"/>
-            <w:shd w:val="clear" w:color="auto" w:fill="FFFFFF"/>
-          </w:tcPr>
-          <w:p>
-            <w:pPr>
-              <w:spacing w:before="60" w:after="60"/>
-              <w:ind w:left="72"/>
-            </w:pPr>
-            <w:r>
-              <w:rPr>
-                <w:rFonts w:ascii="Arial" w:hAnsi="Arial"/>
-                <w:color w:val="1F1F1F"/>
-                <w:sz w:val="19"/>
-              </w:rPr>
-              <w:t>60</w:t>
-            </w:r>
-          </w:p>
-        </w:tc>
-        <w:tc>
-          <w:tcPr>
-            <w:tcW w:type="dxa" w:w="1080"/>
-            <w:shd w:val="clear" w:color="auto" w:fill="FFFFFF"/>
-          </w:tcPr>
-          <w:p>
-            <w:pPr>
-              <w:spacing w:before="60" w:after="60"/>
-              <w:ind w:left="72"/>
-            </w:pPr>
-            <w:r>
-              <w:rPr>
-                <w:rFonts w:ascii="Arial" w:hAnsi="Arial"/>
-                <w:color w:val="1F1F1F"/>
-                <w:sz w:val="19"/>
+                <w:rFonts w:ascii="Calibri" w:hAnsi="Calibri"/>
+                <w:sz w:val="20"/>
               </w:rPr>
               <w:t>148</w:t>
             </w:r>
@@ -1331,19 +1827,29 @@
         </w:tc>
         <w:tc>
           <w:tcPr>
-            <w:tcW w:type="dxa" w:w="936"/>
-            <w:shd w:val="clear" w:color="auto" w:fill="FFFFFF"/>
+            <w:tcW w:type="dxa" w:w="1022"/>
+            <w:tcBorders>
+              <w:top w:val="single" w:sz="4" w:color="E2E8F0"/>
+              <w:left w:val="single" w:sz="4" w:color="E2E8F0"/>
+              <w:bottom w:val="single" w:sz="4" w:color="E2E8F0"/>
+              <w:right w:val="single" w:sz="4" w:color="E2E8F0"/>
+            </w:tcBorders>
+            <w:tcMar>
+              <w:top w:type="dxa" w:w="100"/>
+              <w:left w:type="dxa" w:w="160"/>
+              <w:bottom w:type="dxa" w:w="100"/>
+              <w:right w:type="dxa" w:w="160"/>
+            </w:tcMar>
+            <w:vAlign w:val="top"/>
           </w:tcPr>
           <w:p>
             <w:pPr>
-              <w:spacing w:before="60" w:after="60"/>
-              <w:ind w:left="72"/>
+              <w:spacing w:before="40" w:after="40"/>
             </w:pPr>
             <w:r>
               <w:rPr>
-                <w:rFonts w:ascii="Arial" w:hAnsi="Arial"/>
-                <w:color w:val="1F1F1F"/>
-                <w:sz w:val="19"/>
+                <w:rFonts w:ascii="Calibri" w:hAnsi="Calibri"/>
+                <w:sz w:val="20"/>
               </w:rPr>
               <w:t>3.7</w:t>
             </w:r>
@@ -1353,19 +1859,30 @@
       <w:tr>
         <w:tc>
           <w:tcPr>
-            <w:tcW w:type="dxa" w:w="2736"/>
-            <w:shd w:val="clear" w:color="auto" w:fill="F2F2F2"/>
+            <w:tcW w:type="dxa" w:w="3168"/>
+            <w:tcBorders>
+              <w:top w:val="single" w:sz="4" w:color="E2E8F0"/>
+              <w:left w:val="single" w:sz="4" w:color="E2E8F0"/>
+              <w:bottom w:val="single" w:sz="4" w:color="E2E8F0"/>
+              <w:right w:val="single" w:sz="4" w:color="E2E8F0"/>
+            </w:tcBorders>
+            <w:shd w:val="clear" w:color="auto" w:fill="F8FAFC"/>
+            <w:tcMar>
+              <w:top w:type="dxa" w:w="100"/>
+              <w:left w:type="dxa" w:w="160"/>
+              <w:bottom w:type="dxa" w:w="100"/>
+              <w:right w:type="dxa" w:w="160"/>
+            </w:tcMar>
+            <w:vAlign w:val="top"/>
           </w:tcPr>
           <w:p>
             <w:pPr>
-              <w:spacing w:before="60" w:after="60"/>
-              <w:ind w:left="72"/>
+              <w:spacing w:before="40" w:after="40"/>
             </w:pPr>
             <w:r>
               <w:rPr>
-                <w:rFonts w:ascii="Arial" w:hAnsi="Arial"/>
-                <w:color w:val="1F1F1F"/>
-                <w:sz w:val="19"/>
+                <w:rFonts w:ascii="Calibri" w:hAnsi="Calibri"/>
+                <w:sz w:val="20"/>
               </w:rPr>
               <w:t>Practice Leader (reviews only)</w:t>
             </w:r>
@@ -1373,19 +1890,30 @@
         </w:tc>
         <w:tc>
           <w:tcPr>
-            <w:tcW w:type="dxa" w:w="936"/>
-            <w:shd w:val="clear" w:color="auto" w:fill="F2F2F2"/>
+            <w:tcW w:type="dxa" w:w="1080"/>
+            <w:tcBorders>
+              <w:top w:val="single" w:sz="4" w:color="E2E8F0"/>
+              <w:left w:val="single" w:sz="4" w:color="E2E8F0"/>
+              <w:bottom w:val="single" w:sz="4" w:color="E2E8F0"/>
+              <w:right w:val="single" w:sz="4" w:color="E2E8F0"/>
+            </w:tcBorders>
+            <w:shd w:val="clear" w:color="auto" w:fill="F8FAFC"/>
+            <w:tcMar>
+              <w:top w:type="dxa" w:w="100"/>
+              <w:left w:type="dxa" w:w="160"/>
+              <w:bottom w:type="dxa" w:w="100"/>
+              <w:right w:type="dxa" w:w="160"/>
+            </w:tcMar>
+            <w:vAlign w:val="top"/>
           </w:tcPr>
           <w:p>
             <w:pPr>
-              <w:spacing w:before="60" w:after="60"/>
-              <w:ind w:left="72"/>
+              <w:spacing w:before="40" w:after="40"/>
             </w:pPr>
             <w:r>
               <w:rPr>
-                <w:rFonts w:ascii="Arial" w:hAnsi="Arial"/>
-                <w:color w:val="1F1F1F"/>
-                <w:sz w:val="19"/>
+                <w:rFonts w:ascii="Calibri" w:hAnsi="Calibri"/>
+                <w:sz w:val="20"/>
               </w:rPr>
               <w:t>4</w:t>
             </w:r>
@@ -1393,19 +1921,30 @@
         </w:tc>
         <w:tc>
           <w:tcPr>
-            <w:tcW w:type="dxa" w:w="1080"/>
-            <w:shd w:val="clear" w:color="auto" w:fill="F2F2F2"/>
+            <w:tcW w:type="dxa" w:w="1512"/>
+            <w:tcBorders>
+              <w:top w:val="single" w:sz="4" w:color="E2E8F0"/>
+              <w:left w:val="single" w:sz="4" w:color="E2E8F0"/>
+              <w:bottom w:val="single" w:sz="4" w:color="E2E8F0"/>
+              <w:right w:val="single" w:sz="4" w:color="E2E8F0"/>
+            </w:tcBorders>
+            <w:shd w:val="clear" w:color="auto" w:fill="F8FAFC"/>
+            <w:tcMar>
+              <w:top w:type="dxa" w:w="100"/>
+              <w:left w:type="dxa" w:w="160"/>
+              <w:bottom w:type="dxa" w:w="100"/>
+              <w:right w:type="dxa" w:w="160"/>
+            </w:tcMar>
+            <w:vAlign w:val="top"/>
           </w:tcPr>
           <w:p>
             <w:pPr>
-              <w:spacing w:before="60" w:after="60"/>
-              <w:ind w:left="72"/>
+              <w:spacing w:before="40" w:after="40"/>
             </w:pPr>
             <w:r>
               <w:rPr>
-                <w:rFonts w:ascii="Arial" w:hAnsi="Arial"/>
-                <w:color w:val="1F1F1F"/>
-                <w:sz w:val="19"/>
+                <w:rFonts w:ascii="Calibri" w:hAnsi="Calibri"/>
+                <w:sz w:val="20"/>
               </w:rPr>
               <w:t>4</w:t>
             </w:r>
@@ -1413,19 +1952,30 @@
         </w:tc>
         <w:tc>
           <w:tcPr>
-            <w:tcW w:type="dxa" w:w="1080"/>
-            <w:shd w:val="clear" w:color="auto" w:fill="F2F2F2"/>
+            <w:tcW w:type="dxa" w:w="1512"/>
+            <w:tcBorders>
+              <w:top w:val="single" w:sz="4" w:color="E2E8F0"/>
+              <w:left w:val="single" w:sz="4" w:color="E2E8F0"/>
+              <w:bottom w:val="single" w:sz="4" w:color="E2E8F0"/>
+              <w:right w:val="single" w:sz="4" w:color="E2E8F0"/>
+            </w:tcBorders>
+            <w:shd w:val="clear" w:color="auto" w:fill="F8FAFC"/>
+            <w:tcMar>
+              <w:top w:type="dxa" w:w="100"/>
+              <w:left w:type="dxa" w:w="160"/>
+              <w:bottom w:type="dxa" w:w="100"/>
+              <w:right w:type="dxa" w:w="160"/>
+            </w:tcMar>
+            <w:vAlign w:val="top"/>
           </w:tcPr>
           <w:p>
             <w:pPr>
-              <w:spacing w:before="60" w:after="60"/>
-              <w:ind w:left="72"/>
+              <w:spacing w:before="40" w:after="40"/>
             </w:pPr>
             <w:r>
               <w:rPr>
-                <w:rFonts w:ascii="Arial" w:hAnsi="Arial"/>
-                <w:color w:val="1F1F1F"/>
-                <w:sz w:val="19"/>
+                <w:rFonts w:ascii="Calibri" w:hAnsi="Calibri"/>
+                <w:sz w:val="20"/>
               </w:rPr>
               <w:t>4</w:t>
             </w:r>
@@ -1433,19 +1983,30 @@
         </w:tc>
         <w:tc>
           <w:tcPr>
-            <w:tcW w:type="dxa" w:w="1080"/>
-            <w:shd w:val="clear" w:color="auto" w:fill="F2F2F2"/>
+            <w:tcW w:type="dxa" w:w="1944"/>
+            <w:tcBorders>
+              <w:top w:val="single" w:sz="4" w:color="E2E8F0"/>
+              <w:left w:val="single" w:sz="4" w:color="E2E8F0"/>
+              <w:bottom w:val="single" w:sz="4" w:color="E2E8F0"/>
+              <w:right w:val="single" w:sz="4" w:color="E2E8F0"/>
+            </w:tcBorders>
+            <w:shd w:val="clear" w:color="auto" w:fill="F8FAFC"/>
+            <w:tcMar>
+              <w:top w:type="dxa" w:w="100"/>
+              <w:left w:type="dxa" w:w="160"/>
+              <w:bottom w:type="dxa" w:w="100"/>
+              <w:right w:type="dxa" w:w="160"/>
+            </w:tcMar>
+            <w:vAlign w:val="top"/>
           </w:tcPr>
           <w:p>
             <w:pPr>
-              <w:spacing w:before="60" w:after="60"/>
-              <w:ind w:left="72"/>
+              <w:spacing w:before="40" w:after="40"/>
             </w:pPr>
             <w:r>
               <w:rPr>
-                <w:rFonts w:ascii="Arial" w:hAnsi="Arial"/>
-                <w:color w:val="1F1F1F"/>
-                <w:sz w:val="19"/>
+                <w:rFonts w:ascii="Calibri" w:hAnsi="Calibri"/>
+                <w:sz w:val="20"/>
               </w:rPr>
               <w:t>4</w:t>
             </w:r>
@@ -1453,19 +2014,30 @@
         </w:tc>
         <w:tc>
           <w:tcPr>
-            <w:tcW w:type="dxa" w:w="1080"/>
-            <w:shd w:val="clear" w:color="auto" w:fill="F2F2F2"/>
+            <w:tcW w:type="dxa" w:w="1656"/>
+            <w:tcBorders>
+              <w:top w:val="single" w:sz="4" w:color="E2E8F0"/>
+              <w:left w:val="single" w:sz="4" w:color="E2E8F0"/>
+              <w:bottom w:val="single" w:sz="4" w:color="E2E8F0"/>
+              <w:right w:val="single" w:sz="4" w:color="E2E8F0"/>
+            </w:tcBorders>
+            <w:shd w:val="clear" w:color="auto" w:fill="F8FAFC"/>
+            <w:tcMar>
+              <w:top w:type="dxa" w:w="100"/>
+              <w:left w:type="dxa" w:w="160"/>
+              <w:bottom w:type="dxa" w:w="100"/>
+              <w:right w:type="dxa" w:w="160"/>
+            </w:tcMar>
+            <w:vAlign w:val="top"/>
           </w:tcPr>
           <w:p>
             <w:pPr>
-              <w:spacing w:before="60" w:after="60"/>
-              <w:ind w:left="72"/>
+              <w:spacing w:before="40" w:after="40"/>
             </w:pPr>
             <w:r>
               <w:rPr>
-                <w:rFonts w:ascii="Arial" w:hAnsi="Arial"/>
-                <w:color w:val="1F1F1F"/>
-                <w:sz w:val="19"/>
+                <w:rFonts w:ascii="Calibri" w:hAnsi="Calibri"/>
+                <w:sz w:val="20"/>
               </w:rPr>
               <w:t>4</w:t>
             </w:r>
@@ -1473,19 +2045,30 @@
         </w:tc>
         <w:tc>
           <w:tcPr>
-            <w:tcW w:type="dxa" w:w="1080"/>
-            <w:shd w:val="clear" w:color="auto" w:fill="F2F2F2"/>
+            <w:tcW w:type="dxa" w:w="1152"/>
+            <w:tcBorders>
+              <w:top w:val="single" w:sz="4" w:color="E2E8F0"/>
+              <w:left w:val="single" w:sz="4" w:color="E2E8F0"/>
+              <w:bottom w:val="single" w:sz="4" w:color="E2E8F0"/>
+              <w:right w:val="single" w:sz="4" w:color="E2E8F0"/>
+            </w:tcBorders>
+            <w:shd w:val="clear" w:color="auto" w:fill="F8FAFC"/>
+            <w:tcMar>
+              <w:top w:type="dxa" w:w="100"/>
+              <w:left w:type="dxa" w:w="160"/>
+              <w:bottom w:type="dxa" w:w="100"/>
+              <w:right w:type="dxa" w:w="160"/>
+            </w:tcMar>
+            <w:vAlign w:val="top"/>
           </w:tcPr>
           <w:p>
             <w:pPr>
-              <w:spacing w:before="60" w:after="60"/>
-              <w:ind w:left="72"/>
+              <w:spacing w:before="40" w:after="40"/>
             </w:pPr>
             <w:r>
               <w:rPr>
-                <w:rFonts w:ascii="Arial" w:hAnsi="Arial"/>
-                <w:color w:val="1F1F1F"/>
-                <w:sz w:val="19"/>
+                <w:rFonts w:ascii="Calibri" w:hAnsi="Calibri"/>
+                <w:sz w:val="20"/>
               </w:rPr>
               <w:t>20</w:t>
             </w:r>
@@ -1493,19 +2076,30 @@
         </w:tc>
         <w:tc>
           <w:tcPr>
-            <w:tcW w:type="dxa" w:w="936"/>
-            <w:shd w:val="clear" w:color="auto" w:fill="F2F2F2"/>
+            <w:tcW w:type="dxa" w:w="1022"/>
+            <w:tcBorders>
+              <w:top w:val="single" w:sz="4" w:color="E2E8F0"/>
+              <w:left w:val="single" w:sz="4" w:color="E2E8F0"/>
+              <w:bottom w:val="single" w:sz="4" w:color="E2E8F0"/>
+              <w:right w:val="single" w:sz="4" w:color="E2E8F0"/>
+            </w:tcBorders>
+            <w:shd w:val="clear" w:color="auto" w:fill="F8FAFC"/>
+            <w:tcMar>
+              <w:top w:type="dxa" w:w="100"/>
+              <w:left w:type="dxa" w:w="160"/>
+              <w:bottom w:type="dxa" w:w="100"/>
+              <w:right w:type="dxa" w:w="160"/>
+            </w:tcMar>
+            <w:vAlign w:val="top"/>
           </w:tcPr>
           <w:p>
             <w:pPr>
-              <w:spacing w:before="60" w:after="60"/>
-              <w:ind w:left="72"/>
+              <w:spacing w:before="40" w:after="40"/>
             </w:pPr>
             <w:r>
               <w:rPr>
-                <w:rFonts w:ascii="Arial" w:hAnsi="Arial"/>
-                <w:color w:val="1F1F1F"/>
-                <w:sz w:val="19"/>
+                <w:rFonts w:ascii="Calibri" w:hAnsi="Calibri"/>
+                <w:sz w:val="20"/>
               </w:rPr>
               <w:t>0.5</w:t>
             </w:r>
@@ -1515,19 +2109,29 @@
       <w:tr>
         <w:tc>
           <w:tcPr>
-            <w:tcW w:type="dxa" w:w="2736"/>
-            <w:shd w:val="clear" w:color="auto" w:fill="FFFFFF"/>
+            <w:tcW w:type="dxa" w:w="3168"/>
+            <w:tcBorders>
+              <w:top w:val="single" w:sz="4" w:color="E2E8F0"/>
+              <w:left w:val="single" w:sz="4" w:color="E2E8F0"/>
+              <w:bottom w:val="single" w:sz="4" w:color="E2E8F0"/>
+              <w:right w:val="single" w:sz="4" w:color="E2E8F0"/>
+            </w:tcBorders>
+            <w:tcMar>
+              <w:top w:type="dxa" w:w="100"/>
+              <w:left w:type="dxa" w:w="160"/>
+              <w:bottom w:type="dxa" w:w="100"/>
+              <w:right w:type="dxa" w:w="160"/>
+            </w:tcMar>
+            <w:vAlign w:val="top"/>
           </w:tcPr>
           <w:p>
             <w:pPr>
-              <w:spacing w:before="60" w:after="60"/>
-              <w:ind w:left="72"/>
+              <w:spacing w:before="40" w:after="40"/>
             </w:pPr>
             <w:r>
               <w:rPr>
-                <w:rFonts w:ascii="Arial" w:hAnsi="Arial"/>
-                <w:color w:val="1F1F1F"/>
-                <w:sz w:val="19"/>
+                <w:rFonts w:ascii="Calibri" w:hAnsi="Calibri"/>
+                <w:sz w:val="20"/>
               </w:rPr>
               <w:t>TOTAL — ALL ROLES</w:t>
             </w:r>
@@ -1535,19 +2139,29 @@
         </w:tc>
         <w:tc>
           <w:tcPr>
-            <w:tcW w:type="dxa" w:w="936"/>
-            <w:shd w:val="clear" w:color="auto" w:fill="FFFFFF"/>
+            <w:tcW w:type="dxa" w:w="1080"/>
+            <w:tcBorders>
+              <w:top w:val="single" w:sz="4" w:color="E2E8F0"/>
+              <w:left w:val="single" w:sz="4" w:color="E2E8F0"/>
+              <w:bottom w:val="single" w:sz="4" w:color="E2E8F0"/>
+              <w:right w:val="single" w:sz="4" w:color="E2E8F0"/>
+            </w:tcBorders>
+            <w:tcMar>
+              <w:top w:type="dxa" w:w="100"/>
+              <w:left w:type="dxa" w:w="160"/>
+              <w:bottom w:type="dxa" w:w="100"/>
+              <w:right w:type="dxa" w:w="160"/>
+            </w:tcMar>
+            <w:vAlign w:val="top"/>
           </w:tcPr>
           <w:p>
             <w:pPr>
-              <w:spacing w:before="60" w:after="60"/>
-              <w:ind w:left="72"/>
+              <w:spacing w:before="40" w:after="40"/>
             </w:pPr>
             <w:r>
               <w:rPr>
-                <w:rFonts w:ascii="Arial" w:hAnsi="Arial"/>
-                <w:color w:val="1F1F1F"/>
-                <w:sz w:val="19"/>
+                <w:rFonts w:ascii="Calibri" w:hAnsi="Calibri"/>
+                <w:sz w:val="20"/>
               </w:rPr>
               <w:t>24</w:t>
             </w:r>
@@ -1555,99 +2169,149 @@
         </w:tc>
         <w:tc>
           <w:tcPr>
-            <w:tcW w:type="dxa" w:w="1080"/>
-            <w:shd w:val="clear" w:color="auto" w:fill="FFFFFF"/>
+            <w:tcW w:type="dxa" w:w="1512"/>
+            <w:tcBorders>
+              <w:top w:val="single" w:sz="4" w:color="E2E8F0"/>
+              <w:left w:val="single" w:sz="4" w:color="E2E8F0"/>
+              <w:bottom w:val="single" w:sz="4" w:color="E2E8F0"/>
+              <w:right w:val="single" w:sz="4" w:color="E2E8F0"/>
+            </w:tcBorders>
+            <w:tcMar>
+              <w:top w:type="dxa" w:w="100"/>
+              <w:left w:type="dxa" w:w="160"/>
+              <w:bottom w:type="dxa" w:w="100"/>
+              <w:right w:type="dxa" w:w="160"/>
+            </w:tcMar>
+            <w:vAlign w:val="top"/>
           </w:tcPr>
           <w:p>
             <w:pPr>
-              <w:spacing w:before="60" w:after="60"/>
-              <w:ind w:left="72"/>
+              <w:spacing w:before="40" w:after="40"/>
             </w:pPr>
             <w:r>
               <w:rPr>
-                <w:rFonts w:ascii="Arial" w:hAnsi="Arial"/>
-                <w:color w:val="1F1F1F"/>
-                <w:sz w:val="19"/>
+                <w:rFonts w:ascii="Calibri" w:hAnsi="Calibri"/>
+                <w:sz w:val="20"/>
               </w:rPr>
-              <w:t>148</w:t>
+              <w:t>190</w:t>
             </w:r>
           </w:p>
         </w:tc>
         <w:tc>
           <w:tcPr>
-            <w:tcW w:type="dxa" w:w="1080"/>
-            <w:shd w:val="clear" w:color="auto" w:fill="FFFFFF"/>
+            <w:tcW w:type="dxa" w:w="1512"/>
+            <w:tcBorders>
+              <w:top w:val="single" w:sz="4" w:color="E2E8F0"/>
+              <w:left w:val="single" w:sz="4" w:color="E2E8F0"/>
+              <w:bottom w:val="single" w:sz="4" w:color="E2E8F0"/>
+              <w:right w:val="single" w:sz="4" w:color="E2E8F0"/>
+            </w:tcBorders>
+            <w:tcMar>
+              <w:top w:type="dxa" w:w="100"/>
+              <w:left w:type="dxa" w:w="160"/>
+              <w:bottom w:type="dxa" w:w="100"/>
+              <w:right w:type="dxa" w:w="160"/>
+            </w:tcMar>
+            <w:vAlign w:val="top"/>
           </w:tcPr>
           <w:p>
             <w:pPr>
-              <w:spacing w:before="60" w:after="60"/>
-              <w:ind w:left="72"/>
+              <w:spacing w:before="40" w:after="40"/>
             </w:pPr>
             <w:r>
               <w:rPr>
-                <w:rFonts w:ascii="Arial" w:hAnsi="Arial"/>
-                <w:color w:val="1F1F1F"/>
-                <w:sz w:val="19"/>
+                <w:rFonts w:ascii="Calibri" w:hAnsi="Calibri"/>
+                <w:sz w:val="20"/>
               </w:rPr>
-              <w:t>236</w:t>
+              <w:t>250</w:t>
             </w:r>
           </w:p>
         </w:tc>
         <w:tc>
           <w:tcPr>
-            <w:tcW w:type="dxa" w:w="1080"/>
-            <w:shd w:val="clear" w:color="auto" w:fill="FFFFFF"/>
+            <w:tcW w:type="dxa" w:w="1944"/>
+            <w:tcBorders>
+              <w:top w:val="single" w:sz="4" w:color="E2E8F0"/>
+              <w:left w:val="single" w:sz="4" w:color="E2E8F0"/>
+              <w:bottom w:val="single" w:sz="4" w:color="E2E8F0"/>
+              <w:right w:val="single" w:sz="4" w:color="E2E8F0"/>
+            </w:tcBorders>
+            <w:tcMar>
+              <w:top w:type="dxa" w:w="100"/>
+              <w:left w:type="dxa" w:w="160"/>
+              <w:bottom w:type="dxa" w:w="100"/>
+              <w:right w:type="dxa" w:w="160"/>
+            </w:tcMar>
+            <w:vAlign w:val="top"/>
           </w:tcPr>
           <w:p>
             <w:pPr>
-              <w:spacing w:before="60" w:after="60"/>
-              <w:ind w:left="72"/>
+              <w:spacing w:before="40" w:after="40"/>
             </w:pPr>
             <w:r>
               <w:rPr>
-                <w:rFonts w:ascii="Arial" w:hAnsi="Arial"/>
-                <w:color w:val="1F1F1F"/>
-                <w:sz w:val="19"/>
+                <w:rFonts w:ascii="Calibri" w:hAnsi="Calibri"/>
+                <w:sz w:val="20"/>
               </w:rPr>
-              <w:t>260</w:t>
+              <w:t>224</w:t>
             </w:r>
           </w:p>
         </w:tc>
         <w:tc>
           <w:tcPr>
-            <w:tcW w:type="dxa" w:w="1080"/>
-            <w:shd w:val="clear" w:color="auto" w:fill="FFFFFF"/>
+            <w:tcW w:type="dxa" w:w="1656"/>
+            <w:tcBorders>
+              <w:top w:val="single" w:sz="4" w:color="E2E8F0"/>
+              <w:left w:val="single" w:sz="4" w:color="E2E8F0"/>
+              <w:bottom w:val="single" w:sz="4" w:color="E2E8F0"/>
+              <w:right w:val="single" w:sz="4" w:color="E2E8F0"/>
+            </w:tcBorders>
+            <w:tcMar>
+              <w:top w:type="dxa" w:w="100"/>
+              <w:left w:type="dxa" w:w="160"/>
+              <w:bottom w:type="dxa" w:w="100"/>
+              <w:right w:type="dxa" w:w="160"/>
+            </w:tcMar>
+            <w:vAlign w:val="top"/>
           </w:tcPr>
           <w:p>
             <w:pPr>
-              <w:spacing w:before="60" w:after="60"/>
-              <w:ind w:left="72"/>
+              <w:spacing w:before="40" w:after="40"/>
             </w:pPr>
             <w:r>
               <w:rPr>
-                <w:rFonts w:ascii="Arial" w:hAnsi="Arial"/>
-                <w:color w:val="1F1F1F"/>
-                <w:sz w:val="19"/>
+                <w:rFonts w:ascii="Calibri" w:hAnsi="Calibri"/>
+                <w:sz w:val="20"/>
               </w:rPr>
-              <w:t>302</w:t>
+              <w:t>282</w:t>
             </w:r>
           </w:p>
         </w:tc>
         <w:tc>
           <w:tcPr>
-            <w:tcW w:type="dxa" w:w="1080"/>
-            <w:shd w:val="clear" w:color="auto" w:fill="FFFFFF"/>
+            <w:tcW w:type="dxa" w:w="1152"/>
+            <w:tcBorders>
+              <w:top w:val="single" w:sz="4" w:color="E2E8F0"/>
+              <w:left w:val="single" w:sz="4" w:color="E2E8F0"/>
+              <w:bottom w:val="single" w:sz="4" w:color="E2E8F0"/>
+              <w:right w:val="single" w:sz="4" w:color="E2E8F0"/>
+            </w:tcBorders>
+            <w:tcMar>
+              <w:top w:type="dxa" w:w="100"/>
+              <w:left w:type="dxa" w:w="160"/>
+              <w:bottom w:type="dxa" w:w="100"/>
+              <w:right w:type="dxa" w:w="160"/>
+            </w:tcMar>
+            <w:vAlign w:val="top"/>
           </w:tcPr>
           <w:p>
             <w:pPr>
-              <w:spacing w:before="60" w:after="60"/>
-              <w:ind w:left="72"/>
+              <w:spacing w:before="40" w:after="40"/>
             </w:pPr>
             <w:r>
               <w:rPr>
-                <w:rFonts w:ascii="Arial" w:hAnsi="Arial"/>
-                <w:color w:val="1F1F1F"/>
-                <w:sz w:val="19"/>
+                <w:rFonts w:ascii="Calibri" w:hAnsi="Calibri"/>
+                <w:sz w:val="20"/>
               </w:rPr>
               <w:t>970</w:t>
             </w:r>
@@ -1655,1455 +2319,31 @@
         </w:tc>
         <w:tc>
           <w:tcPr>
-            <w:tcW w:type="dxa" w:w="936"/>
-            <w:shd w:val="clear" w:color="auto" w:fill="FFFFFF"/>
+            <w:tcW w:type="dxa" w:w="1022"/>
+            <w:tcBorders>
+              <w:top w:val="single" w:sz="4" w:color="E2E8F0"/>
+              <w:left w:val="single" w:sz="4" w:color="E2E8F0"/>
+              <w:bottom w:val="single" w:sz="4" w:color="E2E8F0"/>
+              <w:right w:val="single" w:sz="4" w:color="E2E8F0"/>
+            </w:tcBorders>
+            <w:tcMar>
+              <w:top w:type="dxa" w:w="100"/>
+              <w:left w:type="dxa" w:w="160"/>
+              <w:bottom w:type="dxa" w:w="100"/>
+              <w:right w:type="dxa" w:w="160"/>
+            </w:tcMar>
+            <w:vAlign w:val="top"/>
           </w:tcPr>
           <w:p>
             <w:pPr>
-              <w:spacing w:before="60" w:after="60"/>
-              <w:ind w:left="72"/>
+              <w:spacing w:before="40" w:after="40"/>
             </w:pPr>
             <w:r>
               <w:rPr>
-                <w:rFonts w:ascii="Arial" w:hAnsi="Arial"/>
-                <w:color w:val="1F1F1F"/>
-                <w:sz w:val="19"/>
+                <w:rFonts w:ascii="Calibri" w:hAnsi="Calibri"/>
+                <w:sz w:val="20"/>
               </w:rPr>
               <w:t>24.3</w:t>
-            </w:r>
-          </w:p>
-        </w:tc>
-      </w:tr>
-    </w:tbl>
-    <w:p>
-      <w:pPr>
-        <w:spacing w:after="100"/>
-      </w:pPr>
-    </w:p>
-    <w:tbl>
-      <w:tblPr>
-        <w:tblW w:type="auto" w:w="0"/>
-        <w:tblLook w:firstColumn="1" w:firstRow="1" w:lastColumn="0" w:lastRow="0" w:noHBand="0" w:noVBand="1" w:val="04A0"/>
-        <w:jc w:val="left"/>
-        <w:tblBorders>
-          <w:top w:val="none" w:sz="0" w:space="0" w:color="auto"/>
-          <w:left w:val="none" w:sz="0" w:space="0" w:color="auto"/>
-          <w:bottom w:val="none" w:sz="0" w:space="0" w:color="auto"/>
-          <w:right w:val="none" w:sz="0" w:space="0" w:color="auto"/>
-          <w:insideH w:val="none" w:sz="0" w:space="0" w:color="auto"/>
-          <w:insideV w:val="none" w:sz="0" w:space="0" w:color="auto"/>
-        </w:tblBorders>
-      </w:tblPr>
-      <w:tblGrid>
-        <w:gridCol w:w="9360"/>
-      </w:tblGrid>
-      <w:tr>
-        <w:tc>
-          <w:tcPr>
-            <w:tcW w:type="dxa" w:w="9360"/>
-            <w:shd w:val="clear" w:color="auto" w:fill="E8F5F5"/>
-          </w:tcPr>
-          <w:p>
-            <w:pPr>
-              <w:spacing w:before="100" w:after="100"/>
-              <w:ind w:left="144"/>
-            </w:pPr>
-            <w:r>
-              <w:rPr>
-                <w:rFonts w:ascii="Arial" w:hAnsi="Arial"/>
-                <w:b/>
-                <w:color w:val="007A78"/>
-                <w:sz w:val="20"/>
-              </w:rPr>
-              <w:t xml:space="preserve">Investment savings vs. Blueprint A:  </w:t>
-            </w:r>
-            <w:r>
-              <w:rPr>
-                <w:rFonts w:ascii="Arial" w:hAnsi="Arial"/>
-                <w:color w:val="1F1F1F"/>
-                <w:sz w:val="20"/>
-              </w:rPr>
-              <w:t>Blueprint B requires approximately 430 fewer total hours (31% reduction) and completes 6–8 weeks sooner. The Lead Developer is the primary resource at ~12 FTE weeks and can be a configurator-profile developer rather than a dedicated Studio app developer.</w:t>
-            </w:r>
-          </w:p>
-        </w:tc>
-      </w:tr>
-    </w:tbl>
-    <w:p>
-      <w:pPr>
-        <w:spacing w:after="80"/>
-      </w:pPr>
-    </w:p>
-    <w:p>
-      <w:pPr>
-        <w:spacing w:before="200" w:after="60"/>
-      </w:pPr>
-      <w:r>
-        <w:rPr>
-          <w:rFonts w:ascii="Arial" w:hAnsi="Arial"/>
-          <w:b/>
-          <w:color w:val="007A78"/>
-          <w:sz w:val="22"/>
-        </w:rPr>
-        <w:t>Role Profiles Required</w:t>
-      </w:r>
-    </w:p>
-    <w:tbl>
-      <w:tblPr>
-        <w:tblW w:type="auto" w:w="0"/>
-        <w:tblLook w:firstColumn="1" w:firstRow="1" w:lastColumn="0" w:lastRow="0" w:noHBand="0" w:noVBand="1" w:val="04A0"/>
-        <w:jc w:val="left"/>
-        <w:tblBorders>
-          <w:top w:val="none" w:sz="0" w:space="0" w:color="auto"/>
-          <w:left w:val="none" w:sz="0" w:space="0" w:color="auto"/>
-          <w:bottom w:val="none" w:sz="0" w:space="0" w:color="auto"/>
-          <w:right w:val="none" w:sz="0" w:space="0" w:color="auto"/>
-          <w:insideH w:val="none" w:sz="0" w:space="0" w:color="auto"/>
-          <w:insideV w:val="none" w:sz="0" w:space="0" w:color="auto"/>
-        </w:tblBorders>
-      </w:tblPr>
-      <w:tblGrid>
-        <w:gridCol w:w="3120"/>
-        <w:gridCol w:w="3120"/>
-        <w:gridCol w:w="3120"/>
-      </w:tblGrid>
-      <w:tr>
-        <w:tc>
-          <w:tcPr>
-            <w:tcW w:type="dxa" w:w="2592"/>
-            <w:shd w:val="clear" w:color="auto" w:fill="007A78"/>
-          </w:tcPr>
-          <w:p>
-            <w:pPr>
-              <w:spacing w:before="80" w:after="80"/>
-              <w:ind w:left="72"/>
-            </w:pPr>
-            <w:r>
-              <w:rPr>
-                <w:rFonts w:ascii="Arial" w:hAnsi="Arial"/>
-                <w:b/>
-                <w:color w:val="FFFFFF"/>
-                <w:sz w:val="20"/>
-              </w:rPr>
-              <w:t>Role</w:t>
-            </w:r>
-          </w:p>
-        </w:tc>
-        <w:tc>
-          <w:tcPr>
-            <w:tcW w:type="dxa" w:w="3600"/>
-            <w:shd w:val="clear" w:color="auto" w:fill="007A78"/>
-          </w:tcPr>
-          <w:p>
-            <w:pPr>
-              <w:spacing w:before="80" w:after="80"/>
-              <w:ind w:left="72"/>
-            </w:pPr>
-            <w:r>
-              <w:rPr>
-                <w:rFonts w:ascii="Arial" w:hAnsi="Arial"/>
-                <w:b/>
-                <w:color w:val="FFFFFF"/>
-                <w:sz w:val="20"/>
-              </w:rPr>
-              <w:t>Profile Needed</w:t>
-            </w:r>
-          </w:p>
-        </w:tc>
-        <w:tc>
-          <w:tcPr>
-            <w:tcW w:type="dxa" w:w="3168"/>
-            <w:shd w:val="clear" w:color="auto" w:fill="007A78"/>
-          </w:tcPr>
-          <w:p>
-            <w:pPr>
-              <w:spacing w:before="80" w:after="80"/>
-              <w:ind w:left="72"/>
-            </w:pPr>
-            <w:r>
-              <w:rPr>
-                <w:rFonts w:ascii="Arial" w:hAnsi="Arial"/>
-                <w:b/>
-                <w:color w:val="FFFFFF"/>
-                <w:sz w:val="20"/>
-              </w:rPr>
-              <w:t>Can Be</w:t>
-            </w:r>
-          </w:p>
-        </w:tc>
-      </w:tr>
-      <w:tr>
-        <w:tc>
-          <w:tcPr>
-            <w:tcW w:type="dxa" w:w="2592"/>
-            <w:shd w:val="clear" w:color="auto" w:fill="F2F2F2"/>
-          </w:tcPr>
-          <w:p>
-            <w:pPr>
-              <w:spacing w:before="60" w:after="60"/>
-              <w:ind w:left="72"/>
-            </w:pPr>
-            <w:r>
-              <w:rPr>
-                <w:rFonts w:ascii="Arial" w:hAnsi="Arial"/>
-                <w:color w:val="1F1F1F"/>
-                <w:sz w:val="19"/>
-              </w:rPr>
-              <w:t>Lead Developer / Configurator</w:t>
-            </w:r>
-          </w:p>
-        </w:tc>
-        <w:tc>
-          <w:tcPr>
-            <w:tcW w:type="dxa" w:w="3600"/>
-            <w:shd w:val="clear" w:color="auto" w:fill="F2F2F2"/>
-          </w:tcPr>
-          <w:p>
-            <w:pPr>
-              <w:spacing w:before="60" w:after="60"/>
-              <w:ind w:left="72"/>
-            </w:pPr>
-            <w:r>
-              <w:rPr>
-                <w:rFonts w:ascii="Arial" w:hAnsi="Arial"/>
-                <w:color w:val="1F1F1F"/>
-                <w:sz w:val="19"/>
-              </w:rPr>
-              <w:t>ServiceNow configuration, field extensions, Service Portal, Flow Designer, GlideScript</w:t>
-            </w:r>
-          </w:p>
-        </w:tc>
-        <w:tc>
-          <w:tcPr>
-            <w:tcW w:type="dxa" w:w="3168"/>
-            <w:shd w:val="clear" w:color="auto" w:fill="F2F2F2"/>
-          </w:tcPr>
-          <w:p>
-            <w:pPr>
-              <w:spacing w:before="60" w:after="60"/>
-              <w:ind w:left="72"/>
-            </w:pPr>
-            <w:r>
-              <w:rPr>
-                <w:rFonts w:ascii="Arial" w:hAnsi="Arial"/>
-                <w:color w:val="1F1F1F"/>
-                <w:sz w:val="19"/>
-              </w:rPr>
-              <w:t>Mid-to-senior SNow configurator; Studio app experience not required</w:t>
-            </w:r>
-          </w:p>
-        </w:tc>
-      </w:tr>
-      <w:tr>
-        <w:tc>
-          <w:tcPr>
-            <w:tcW w:type="dxa" w:w="2592"/>
-            <w:shd w:val="clear" w:color="auto" w:fill="FFFFFF"/>
-          </w:tcPr>
-          <w:p>
-            <w:pPr>
-              <w:spacing w:before="60" w:after="60"/>
-              <w:ind w:left="72"/>
-            </w:pPr>
-            <w:r>
-              <w:rPr>
-                <w:rFonts w:ascii="Arial" w:hAnsi="Arial"/>
-                <w:color w:val="1F1F1F"/>
-                <w:sz w:val="19"/>
-              </w:rPr>
-              <w:t>Delivery Manager</w:t>
-            </w:r>
-          </w:p>
-        </w:tc>
-        <w:tc>
-          <w:tcPr>
-            <w:tcW w:type="dxa" w:w="3600"/>
-            <w:shd w:val="clear" w:color="auto" w:fill="FFFFFF"/>
-          </w:tcPr>
-          <w:p>
-            <w:pPr>
-              <w:spacing w:before="60" w:after="60"/>
-              <w:ind w:left="72"/>
-            </w:pPr>
-            <w:r>
-              <w:rPr>
-                <w:rFonts w:ascii="Arial" w:hAnsi="Arial"/>
-                <w:color w:val="1F1F1F"/>
-                <w:sz w:val="19"/>
-              </w:rPr>
-              <w:t>ECS methodology; portal UX input; customer access validation</w:t>
-            </w:r>
-          </w:p>
-        </w:tc>
-        <w:tc>
-          <w:tcPr>
-            <w:tcW w:type="dxa" w:w="3168"/>
-            <w:shd w:val="clear" w:color="auto" w:fill="FFFFFF"/>
-          </w:tcPr>
-          <w:p>
-            <w:pPr>
-              <w:spacing w:before="60" w:after="60"/>
-              <w:ind w:left="72"/>
-            </w:pPr>
-            <w:r>
-              <w:rPr>
-                <w:rFonts w:ascii="Arial" w:hAnsi="Arial"/>
-                <w:color w:val="1F1F1F"/>
-                <w:sz w:val="19"/>
-              </w:rPr>
-              <w:t>Existing ECS delivery manager — part-time through Phase 3</w:t>
-            </w:r>
-          </w:p>
-        </w:tc>
-      </w:tr>
-      <w:tr>
-        <w:tc>
-          <w:tcPr>
-            <w:tcW w:type="dxa" w:w="2592"/>
-            <w:shd w:val="clear" w:color="auto" w:fill="F2F2F2"/>
-          </w:tcPr>
-          <w:p>
-            <w:pPr>
-              <w:spacing w:before="60" w:after="60"/>
-              <w:ind w:left="72"/>
-            </w:pPr>
-            <w:r>
-              <w:rPr>
-                <w:rFonts w:ascii="Arial" w:hAnsi="Arial"/>
-                <w:color w:val="1F1F1F"/>
-                <w:sz w:val="19"/>
-              </w:rPr>
-              <w:t>Content / Methodology Owner</w:t>
-            </w:r>
-          </w:p>
-        </w:tc>
-        <w:tc>
-          <w:tcPr>
-            <w:tcW w:type="dxa" w:w="3600"/>
-            <w:shd w:val="clear" w:color="auto" w:fill="F2F2F2"/>
-          </w:tcPr>
-          <w:p>
-            <w:pPr>
-              <w:spacing w:before="60" w:after="60"/>
-              <w:ind w:left="72"/>
-            </w:pPr>
-            <w:r>
-              <w:rPr>
-                <w:rFonts w:ascii="Arial" w:hAnsi="Arial"/>
-                <w:color w:val="1F1F1F"/>
-                <w:sz w:val="19"/>
-              </w:rPr>
-              <w:t>ECS collateral knowledge; KB tagging</w:t>
-            </w:r>
-          </w:p>
-        </w:tc>
-        <w:tc>
-          <w:tcPr>
-            <w:tcW w:type="dxa" w:w="3168"/>
-            <w:shd w:val="clear" w:color="auto" w:fill="F2F2F2"/>
-          </w:tcPr>
-          <w:p>
-            <w:pPr>
-              <w:spacing w:before="60" w:after="60"/>
-              <w:ind w:left="72"/>
-            </w:pPr>
-            <w:r>
-              <w:rPr>
-                <w:rFonts w:ascii="Arial" w:hAnsi="Arial"/>
-                <w:color w:val="1F1F1F"/>
-                <w:sz w:val="19"/>
-              </w:rPr>
-              <w:t>Senior consultant or DM; not needed until Phase 3</w:t>
-            </w:r>
-          </w:p>
-        </w:tc>
-      </w:tr>
-      <w:tr>
-        <w:tc>
-          <w:tcPr>
-            <w:tcW w:type="dxa" w:w="2592"/>
-            <w:shd w:val="clear" w:color="auto" w:fill="FFFFFF"/>
-          </w:tcPr>
-          <w:p>
-            <w:pPr>
-              <w:spacing w:before="60" w:after="60"/>
-              <w:ind w:left="72"/>
-            </w:pPr>
-            <w:r>
-              <w:rPr>
-                <w:rFonts w:ascii="Arial" w:hAnsi="Arial"/>
-                <w:color w:val="1F1F1F"/>
-                <w:sz w:val="19"/>
-              </w:rPr>
-              <w:t>QA / Senior Developer</w:t>
-            </w:r>
-          </w:p>
-        </w:tc>
-        <w:tc>
-          <w:tcPr>
-            <w:tcW w:type="dxa" w:w="3600"/>
-            <w:shd w:val="clear" w:color="auto" w:fill="FFFFFF"/>
-          </w:tcPr>
-          <w:p>
-            <w:pPr>
-              <w:spacing w:before="60" w:after="60"/>
-              <w:ind w:left="72"/>
-            </w:pPr>
-            <w:r>
-              <w:rPr>
-                <w:rFonts w:ascii="Arial" w:hAnsi="Arial"/>
-                <w:color w:val="1F1F1F"/>
-                <w:sz w:val="19"/>
-              </w:rPr>
-              <w:t>Peer review, ACL testing, upgrade risk assessment</w:t>
-            </w:r>
-          </w:p>
-        </w:tc>
-        <w:tc>
-          <w:tcPr>
-            <w:tcW w:type="dxa" w:w="3168"/>
-            <w:shd w:val="clear" w:color="auto" w:fill="FFFFFF"/>
-          </w:tcPr>
-          <w:p>
-            <w:pPr>
-              <w:spacing w:before="60" w:after="60"/>
-              <w:ind w:left="72"/>
-            </w:pPr>
-            <w:r>
-              <w:rPr>
-                <w:rFonts w:ascii="Arial" w:hAnsi="Arial"/>
-                <w:color w:val="1F1F1F"/>
-                <w:sz w:val="19"/>
-              </w:rPr>
-              <w:t>Senior developer or second consultant; not a dedicated QA role</w:t>
-            </w:r>
-          </w:p>
-        </w:tc>
-      </w:tr>
-      <w:tr>
-        <w:tc>
-          <w:tcPr>
-            <w:tcW w:type="dxa" w:w="2592"/>
-            <w:shd w:val="clear" w:color="auto" w:fill="F2F2F2"/>
-          </w:tcPr>
-          <w:p>
-            <w:pPr>
-              <w:spacing w:before="60" w:after="60"/>
-              <w:ind w:left="72"/>
-            </w:pPr>
-            <w:r>
-              <w:rPr>
-                <w:rFonts w:ascii="Arial" w:hAnsi="Arial"/>
-                <w:color w:val="1F1F1F"/>
-                <w:sz w:val="19"/>
-              </w:rPr>
-              <w:t>Practice Leader</w:t>
-            </w:r>
-          </w:p>
-        </w:tc>
-        <w:tc>
-          <w:tcPr>
-            <w:tcW w:type="dxa" w:w="3600"/>
-            <w:shd w:val="clear" w:color="auto" w:fill="F2F2F2"/>
-          </w:tcPr>
-          <w:p>
-            <w:pPr>
-              <w:spacing w:before="60" w:after="60"/>
-              <w:ind w:left="72"/>
-            </w:pPr>
-            <w:r>
-              <w:rPr>
-                <w:rFonts w:ascii="Arial" w:hAnsi="Arial"/>
-                <w:color w:val="1F1F1F"/>
-                <w:sz w:val="19"/>
-              </w:rPr>
-              <w:t>Phase gate reviews and sign-off</w:t>
-            </w:r>
-          </w:p>
-        </w:tc>
-        <w:tc>
-          <w:tcPr>
-            <w:tcW w:type="dxa" w:w="3168"/>
-            <w:shd w:val="clear" w:color="auto" w:fill="F2F2F2"/>
-          </w:tcPr>
-          <w:p>
-            <w:pPr>
-              <w:spacing w:before="60" w:after="60"/>
-              <w:ind w:left="72"/>
-            </w:pPr>
-            <w:r>
-              <w:rPr>
-                <w:rFonts w:ascii="Arial" w:hAnsi="Arial"/>
-                <w:color w:val="1F1F1F"/>
-                <w:sz w:val="19"/>
-              </w:rPr>
-              <w:t>Senior Director — 4 hours per milestone only</w:t>
-            </w:r>
-          </w:p>
-        </w:tc>
-      </w:tr>
-    </w:tbl>
-    <w:p>
-      <w:pPr>
-        <w:spacing w:after="100"/>
-      </w:pPr>
-    </w:p>
-    <w:p>
-      <w:r>
-        <w:br w:type="page"/>
-      </w:r>
-    </w:p>
-    <w:p>
-      <w:pPr>
-        <w:spacing w:before="320" w:after="100"/>
-        <w:pBdr>
-          <w:bottom w:val="single" w:sz="6" w:space="1" w:color="007A78"/>
-        </w:pBdr>
-      </w:pPr>
-      <w:r>
-        <w:rPr>
-          <w:rFonts w:ascii="Arial" w:hAnsi="Arial"/>
-          <w:b/>
-          <w:color w:val="007A78"/>
-          <w:sz w:val="26"/>
-        </w:rPr>
-        <w:t>4. TIMELINE SUMMARY</w:t>
-      </w:r>
-    </w:p>
-    <w:p>
-      <w:pPr>
-        <w:spacing w:before="0" w:after="160"/>
-        <w:jc w:val="left"/>
-      </w:pPr>
-      <w:r>
-        <w:rPr>
-          <w:rFonts w:ascii="Arial" w:hAnsi="Arial"/>
-          <w:b w:val="0"/>
-          <w:i w:val="0"/>
-          <w:color w:val="1F1F1F"/>
-          <w:sz w:val="21"/>
-        </w:rPr>
-        <w:t>Blueprint B's 10–12 week build means the platform could be live on a real customer engagement by mid-August 2026 — before the next major engagement cycle.</w:t>
-      </w:r>
-    </w:p>
-    <w:tbl>
-      <w:tblPr>
-        <w:tblW w:type="auto" w:w="0"/>
-        <w:tblLook w:firstColumn="1" w:firstRow="1" w:lastColumn="0" w:lastRow="0" w:noHBand="0" w:noVBand="1" w:val="04A0"/>
-        <w:jc w:val="left"/>
-        <w:tblBorders>
-          <w:top w:val="none" w:sz="0" w:space="0" w:color="auto"/>
-          <w:left w:val="none" w:sz="0" w:space="0" w:color="auto"/>
-          <w:bottom w:val="none" w:sz="0" w:space="0" w:color="auto"/>
-          <w:right w:val="none" w:sz="0" w:space="0" w:color="auto"/>
-          <w:insideH w:val="none" w:sz="0" w:space="0" w:color="auto"/>
-          <w:insideV w:val="none" w:sz="0" w:space="0" w:color="auto"/>
-        </w:tblBorders>
-      </w:tblPr>
-      <w:tblGrid>
-        <w:gridCol w:w="2340"/>
-        <w:gridCol w:w="2340"/>
-        <w:gridCol w:w="2340"/>
-        <w:gridCol w:w="2340"/>
-      </w:tblGrid>
-      <w:tr>
-        <w:tc>
-          <w:tcPr>
-            <w:tcW w:type="dxa" w:w="2880"/>
-            <w:shd w:val="clear" w:color="auto" w:fill="007A78"/>
-          </w:tcPr>
-          <w:p>
-            <w:pPr>
-              <w:spacing w:before="80" w:after="80"/>
-              <w:ind w:left="72"/>
-            </w:pPr>
-            <w:r>
-              <w:rPr>
-                <w:rFonts w:ascii="Arial" w:hAnsi="Arial"/>
-                <w:b/>
-                <w:color w:val="FFFFFF"/>
-                <w:sz w:val="20"/>
-              </w:rPr>
-              <w:t>Phase</w:t>
-            </w:r>
-          </w:p>
-        </w:tc>
-        <w:tc>
-          <w:tcPr>
-            <w:tcW w:type="dxa" w:w="1728"/>
-            <w:shd w:val="clear" w:color="auto" w:fill="007A78"/>
-          </w:tcPr>
-          <w:p>
-            <w:pPr>
-              <w:spacing w:before="80" w:after="80"/>
-              <w:ind w:left="72"/>
-            </w:pPr>
-            <w:r>
-              <w:rPr>
-                <w:rFonts w:ascii="Arial" w:hAnsi="Arial"/>
-                <w:b/>
-                <w:color w:val="FFFFFF"/>
-                <w:sz w:val="20"/>
-              </w:rPr>
-              <w:t>Calendar Weeks</w:t>
-            </w:r>
-          </w:p>
-        </w:tc>
-        <w:tc>
-          <w:tcPr>
-            <w:tcW w:type="dxa" w:w="1872"/>
-            <w:shd w:val="clear" w:color="auto" w:fill="007A78"/>
-          </w:tcPr>
-          <w:p>
-            <w:pPr>
-              <w:spacing w:before="80" w:after="80"/>
-              <w:ind w:left="72"/>
-            </w:pPr>
-            <w:r>
-              <w:rPr>
-                <w:rFonts w:ascii="Arial" w:hAnsi="Arial"/>
-                <w:b/>
-                <w:color w:val="FFFFFF"/>
-                <w:sz w:val="20"/>
-              </w:rPr>
-              <w:t>Target Dates</w:t>
-            </w:r>
-          </w:p>
-        </w:tc>
-        <w:tc>
-          <w:tcPr>
-            <w:tcW w:type="dxa" w:w="2880"/>
-            <w:shd w:val="clear" w:color="auto" w:fill="007A78"/>
-          </w:tcPr>
-          <w:p>
-            <w:pPr>
-              <w:spacing w:before="80" w:after="80"/>
-              <w:ind w:left="72"/>
-            </w:pPr>
-            <w:r>
-              <w:rPr>
-                <w:rFonts w:ascii="Arial" w:hAnsi="Arial"/>
-                <w:b/>
-                <w:color w:val="FFFFFF"/>
-                <w:sz w:val="20"/>
-              </w:rPr>
-              <w:t>Key Milestone</w:t>
-            </w:r>
-          </w:p>
-        </w:tc>
-      </w:tr>
-      <w:tr>
-        <w:tc>
-          <w:tcPr>
-            <w:tcW w:type="dxa" w:w="2880"/>
-            <w:shd w:val="clear" w:color="auto" w:fill="F2F2F2"/>
-          </w:tcPr>
-          <w:p>
-            <w:pPr>
-              <w:spacing w:before="60" w:after="60"/>
-              <w:ind w:left="72"/>
-            </w:pPr>
-            <w:r>
-              <w:rPr>
-                <w:rFonts w:ascii="Arial" w:hAnsi="Arial"/>
-                <w:color w:val="1F1F1F"/>
-                <w:sz w:val="19"/>
-              </w:rPr>
-              <w:t>Phase 0 — Pre-Build</w:t>
-            </w:r>
-          </w:p>
-        </w:tc>
-        <w:tc>
-          <w:tcPr>
-            <w:tcW w:type="dxa" w:w="1728"/>
-            <w:shd w:val="clear" w:color="auto" w:fill="F2F2F2"/>
-          </w:tcPr>
-          <w:p>
-            <w:pPr>
-              <w:spacing w:before="60" w:after="60"/>
-              <w:ind w:left="72"/>
-            </w:pPr>
-            <w:r>
-              <w:rPr>
-                <w:rFonts w:ascii="Arial" w:hAnsi="Arial"/>
-                <w:color w:val="1F1F1F"/>
-                <w:sz w:val="19"/>
-              </w:rPr>
-              <w:t>Weeks −2 to 0</w:t>
-            </w:r>
-          </w:p>
-        </w:tc>
-        <w:tc>
-          <w:tcPr>
-            <w:tcW w:type="dxa" w:w="1872"/>
-            <w:shd w:val="clear" w:color="auto" w:fill="F2F2F2"/>
-          </w:tcPr>
-          <w:p>
-            <w:pPr>
-              <w:spacing w:before="60" w:after="60"/>
-              <w:ind w:left="72"/>
-            </w:pPr>
-            <w:r>
-              <w:rPr>
-                <w:rFonts w:ascii="Arial" w:hAnsi="Arial"/>
-                <w:color w:val="1F1F1F"/>
-                <w:sz w:val="19"/>
-              </w:rPr>
-              <w:t>May – Jun 2026</w:t>
-            </w:r>
-          </w:p>
-        </w:tc>
-        <w:tc>
-          <w:tcPr>
-            <w:tcW w:type="dxa" w:w="2880"/>
-            <w:shd w:val="clear" w:color="auto" w:fill="F2F2F2"/>
-          </w:tcPr>
-          <w:p>
-            <w:pPr>
-              <w:spacing w:before="60" w:after="60"/>
-              <w:ind w:left="72"/>
-            </w:pPr>
-            <w:r>
-              <w:rPr>
-                <w:rFonts w:ascii="Arial" w:hAnsi="Arial"/>
-                <w:color w:val="1F1F1F"/>
-                <w:sz w:val="19"/>
-              </w:rPr>
-              <w:t>Decision; PDI; Extension Registry approved</w:t>
-            </w:r>
-          </w:p>
-        </w:tc>
-      </w:tr>
-      <w:tr>
-        <w:tc>
-          <w:tcPr>
-            <w:tcW w:type="dxa" w:w="2880"/>
-            <w:shd w:val="clear" w:color="auto" w:fill="FFFFFF"/>
-          </w:tcPr>
-          <w:p>
-            <w:pPr>
-              <w:spacing w:before="60" w:after="60"/>
-              <w:ind w:left="72"/>
-            </w:pPr>
-            <w:r>
-              <w:rPr>
-                <w:rFonts w:ascii="Arial" w:hAnsi="Arial"/>
-                <w:color w:val="1F1F1F"/>
-                <w:sz w:val="19"/>
-              </w:rPr>
-              <w:t>Phase 1 — Extensions &amp; Roles</w:t>
-            </w:r>
-          </w:p>
-        </w:tc>
-        <w:tc>
-          <w:tcPr>
-            <w:tcW w:type="dxa" w:w="1728"/>
-            <w:shd w:val="clear" w:color="auto" w:fill="FFFFFF"/>
-          </w:tcPr>
-          <w:p>
-            <w:pPr>
-              <w:spacing w:before="60" w:after="60"/>
-              <w:ind w:left="72"/>
-            </w:pPr>
-            <w:r>
-              <w:rPr>
-                <w:rFonts w:ascii="Arial" w:hAnsi="Arial"/>
-                <w:color w:val="1F1F1F"/>
-                <w:sz w:val="19"/>
-              </w:rPr>
-              <w:t>Weeks 1–3</w:t>
-            </w:r>
-          </w:p>
-        </w:tc>
-        <w:tc>
-          <w:tcPr>
-            <w:tcW w:type="dxa" w:w="1872"/>
-            <w:shd w:val="clear" w:color="auto" w:fill="FFFFFF"/>
-          </w:tcPr>
-          <w:p>
-            <w:pPr>
-              <w:spacing w:before="60" w:after="60"/>
-              <w:ind w:left="72"/>
-            </w:pPr>
-            <w:r>
-              <w:rPr>
-                <w:rFonts w:ascii="Arial" w:hAnsi="Arial"/>
-                <w:color w:val="1F1F1F"/>
-                <w:sz w:val="19"/>
-              </w:rPr>
-              <w:t>Jun 2026</w:t>
-            </w:r>
-          </w:p>
-        </w:tc>
-        <w:tc>
-          <w:tcPr>
-            <w:tcW w:type="dxa" w:w="2880"/>
-            <w:shd w:val="clear" w:color="auto" w:fill="FFFFFF"/>
-          </w:tcPr>
-          <w:p>
-            <w:pPr>
-              <w:spacing w:before="60" w:after="60"/>
-              <w:ind w:left="72"/>
-            </w:pPr>
-            <w:r>
-              <w:rPr>
-                <w:rFonts w:ascii="Arial" w:hAnsi="Arial"/>
-                <w:color w:val="1F1F1F"/>
-                <w:sz w:val="19"/>
-              </w:rPr>
-              <w:t>v0.5: all u_ecs_ fields live, roles and ACLs, portable update set</w:t>
-            </w:r>
-          </w:p>
-        </w:tc>
-      </w:tr>
-      <w:tr>
-        <w:tc>
-          <w:tcPr>
-            <w:tcW w:type="dxa" w:w="2880"/>
-            <w:shd w:val="clear" w:color="auto" w:fill="F2F2F2"/>
-          </w:tcPr>
-          <w:p>
-            <w:pPr>
-              <w:spacing w:before="60" w:after="60"/>
-              <w:ind w:left="72"/>
-            </w:pPr>
-            <w:r>
-              <w:rPr>
-                <w:rFonts w:ascii="Arial" w:hAnsi="Arial"/>
-                <w:color w:val="1F1F1F"/>
-                <w:sz w:val="19"/>
-              </w:rPr>
-              <w:t>Phase 2 — Portal &amp; Health Engine</w:t>
-            </w:r>
-          </w:p>
-        </w:tc>
-        <w:tc>
-          <w:tcPr>
-            <w:tcW w:type="dxa" w:w="1728"/>
-            <w:shd w:val="clear" w:color="auto" w:fill="F2F2F2"/>
-          </w:tcPr>
-          <w:p>
-            <w:pPr>
-              <w:spacing w:before="60" w:after="60"/>
-              <w:ind w:left="72"/>
-            </w:pPr>
-            <w:r>
-              <w:rPr>
-                <w:rFonts w:ascii="Arial" w:hAnsi="Arial"/>
-                <w:color w:val="1F1F1F"/>
-                <w:sz w:val="19"/>
-              </w:rPr>
-              <w:t>Weeks 4–7</w:t>
-            </w:r>
-          </w:p>
-        </w:tc>
-        <w:tc>
-          <w:tcPr>
-            <w:tcW w:type="dxa" w:w="1872"/>
-            <w:shd w:val="clear" w:color="auto" w:fill="F2F2F2"/>
-          </w:tcPr>
-          <w:p>
-            <w:pPr>
-              <w:spacing w:before="60" w:after="60"/>
-              <w:ind w:left="72"/>
-            </w:pPr>
-            <w:r>
-              <w:rPr>
-                <w:rFonts w:ascii="Arial" w:hAnsi="Arial"/>
-                <w:color w:val="1F1F1F"/>
-                <w:sz w:val="19"/>
-              </w:rPr>
-              <w:t>Jun – Jul 2026</w:t>
-            </w:r>
-          </w:p>
-        </w:tc>
-        <w:tc>
-          <w:tcPr>
-            <w:tcW w:type="dxa" w:w="2880"/>
-            <w:shd w:val="clear" w:color="auto" w:fill="F2F2F2"/>
-          </w:tcPr>
-          <w:p>
-            <w:pPr>
-              <w:spacing w:before="60" w:after="60"/>
-              <w:ind w:left="72"/>
-            </w:pPr>
-            <w:r>
-              <w:rPr>
-                <w:rFonts w:ascii="Arial" w:hAnsi="Arial"/>
-                <w:color w:val="1F1F1F"/>
-                <w:sz w:val="19"/>
-              </w:rPr>
-              <w:t>v0.7: all portal pages, health score, customer portal access</w:t>
-            </w:r>
-          </w:p>
-        </w:tc>
-      </w:tr>
-      <w:tr>
-        <w:tc>
-          <w:tcPr>
-            <w:tcW w:type="dxa" w:w="2880"/>
-            <w:shd w:val="clear" w:color="auto" w:fill="FFFFFF"/>
-          </w:tcPr>
-          <w:p>
-            <w:pPr>
-              <w:spacing w:before="60" w:after="60"/>
-              <w:ind w:left="72"/>
-            </w:pPr>
-            <w:r>
-              <w:rPr>
-                <w:rFonts w:ascii="Arial" w:hAnsi="Arial"/>
-                <w:color w:val="1F1F1F"/>
-                <w:sz w:val="19"/>
-              </w:rPr>
-              <w:t>Phase 3 — Integrations &amp; Content</w:t>
-            </w:r>
-          </w:p>
-        </w:tc>
-        <w:tc>
-          <w:tcPr>
-            <w:tcW w:type="dxa" w:w="1728"/>
-            <w:shd w:val="clear" w:color="auto" w:fill="FFFFFF"/>
-          </w:tcPr>
-          <w:p>
-            <w:pPr>
-              <w:spacing w:before="60" w:after="60"/>
-              <w:ind w:left="72"/>
-            </w:pPr>
-            <w:r>
-              <w:rPr>
-                <w:rFonts w:ascii="Arial" w:hAnsi="Arial"/>
-                <w:color w:val="1F1F1F"/>
-                <w:sz w:val="19"/>
-              </w:rPr>
-              <w:t>Weeks 8–10</w:t>
-            </w:r>
-          </w:p>
-        </w:tc>
-        <w:tc>
-          <w:tcPr>
-            <w:tcW w:type="dxa" w:w="1872"/>
-            <w:shd w:val="clear" w:color="auto" w:fill="FFFFFF"/>
-          </w:tcPr>
-          <w:p>
-            <w:pPr>
-              <w:spacing w:before="60" w:after="60"/>
-              <w:ind w:left="72"/>
-            </w:pPr>
-            <w:r>
-              <w:rPr>
-                <w:rFonts w:ascii="Arial" w:hAnsi="Arial"/>
-                <w:color w:val="1F1F1F"/>
-                <w:sz w:val="19"/>
-              </w:rPr>
-              <w:t>Jul – Aug 2026</w:t>
-            </w:r>
-          </w:p>
-        </w:tc>
-        <w:tc>
-          <w:tcPr>
-            <w:tcW w:type="dxa" w:w="2880"/>
-            <w:shd w:val="clear" w:color="auto" w:fill="FFFFFF"/>
-          </w:tcPr>
-          <w:p>
-            <w:pPr>
-              <w:spacing w:before="60" w:after="60"/>
-              <w:ind w:left="72"/>
-            </w:pPr>
-            <w:r>
-              <w:rPr>
-                <w:rFonts w:ascii="Arial" w:hAnsi="Arial"/>
-                <w:color w:val="1F1F1F"/>
-                <w:sz w:val="19"/>
-              </w:rPr>
-              <w:t>v0.9: Agile velocity, milestones, KB content surfacing, VA topics</w:t>
-            </w:r>
-          </w:p>
-        </w:tc>
-      </w:tr>
-      <w:tr>
-        <w:tc>
-          <w:tcPr>
-            <w:tcW w:type="dxa" w:w="2880"/>
-            <w:shd w:val="clear" w:color="auto" w:fill="F2F2F2"/>
-          </w:tcPr>
-          <w:p>
-            <w:pPr>
-              <w:spacing w:before="60" w:after="60"/>
-              <w:ind w:left="72"/>
-            </w:pPr>
-            <w:r>
-              <w:rPr>
-                <w:rFonts w:ascii="Arial" w:hAnsi="Arial"/>
-                <w:color w:val="1F1F1F"/>
-                <w:sz w:val="19"/>
-              </w:rPr>
-              <w:t>Phase 4 — Hardening &amp; Release</w:t>
-            </w:r>
-          </w:p>
-        </w:tc>
-        <w:tc>
-          <w:tcPr>
-            <w:tcW w:type="dxa" w:w="1728"/>
-            <w:shd w:val="clear" w:color="auto" w:fill="F2F2F2"/>
-          </w:tcPr>
-          <w:p>
-            <w:pPr>
-              <w:spacing w:before="60" w:after="60"/>
-              <w:ind w:left="72"/>
-            </w:pPr>
-            <w:r>
-              <w:rPr>
-                <w:rFonts w:ascii="Arial" w:hAnsi="Arial"/>
-                <w:color w:val="1F1F1F"/>
-                <w:sz w:val="19"/>
-              </w:rPr>
-              <w:t>Weeks 11–12</w:t>
-            </w:r>
-          </w:p>
-        </w:tc>
-        <w:tc>
-          <w:tcPr>
-            <w:tcW w:type="dxa" w:w="1872"/>
-            <w:shd w:val="clear" w:color="auto" w:fill="F2F2F2"/>
-          </w:tcPr>
-          <w:p>
-            <w:pPr>
-              <w:spacing w:before="60" w:after="60"/>
-              <w:ind w:left="72"/>
-            </w:pPr>
-            <w:r>
-              <w:rPr>
-                <w:rFonts w:ascii="Arial" w:hAnsi="Arial"/>
-                <w:color w:val="1F1F1F"/>
-                <w:sz w:val="19"/>
-              </w:rPr>
-              <w:t>Aug 2026</w:t>
-            </w:r>
-          </w:p>
-        </w:tc>
-        <w:tc>
-          <w:tcPr>
-            <w:tcW w:type="dxa" w:w="2880"/>
-            <w:shd w:val="clear" w:color="auto" w:fill="F2F2F2"/>
-          </w:tcPr>
-          <w:p>
-            <w:pPr>
-              <w:spacing w:before="60" w:after="60"/>
-              <w:ind w:left="72"/>
-            </w:pPr>
-            <w:r>
-              <w:rPr>
-                <w:rFonts w:ascii="Arial" w:hAnsi="Arial"/>
-                <w:color w:val="1F1F1F"/>
-                <w:sz w:val="19"/>
-              </w:rPr>
-              <w:t>v1.0: ACL audit, upgrade risk assessed, docs complete, pilot live</w:t>
-            </w:r>
-          </w:p>
-        </w:tc>
-      </w:tr>
-    </w:tbl>
-    <w:p>
-      <w:pPr>
-        <w:spacing w:after="100"/>
-      </w:pPr>
-    </w:p>
-    <w:tbl>
-      <w:tblPr>
-        <w:tblW w:type="auto" w:w="0"/>
-        <w:tblLook w:firstColumn="1" w:firstRow="1" w:lastColumn="0" w:lastRow="0" w:noHBand="0" w:noVBand="1" w:val="04A0"/>
-        <w:jc w:val="left"/>
-        <w:tblBorders>
-          <w:top w:val="none" w:sz="0" w:space="0" w:color="auto"/>
-          <w:left w:val="none" w:sz="0" w:space="0" w:color="auto"/>
-          <w:bottom w:val="none" w:sz="0" w:space="0" w:color="auto"/>
-          <w:right w:val="none" w:sz="0" w:space="0" w:color="auto"/>
-          <w:insideH w:val="none" w:sz="0" w:space="0" w:color="auto"/>
-          <w:insideV w:val="none" w:sz="0" w:space="0" w:color="auto"/>
-        </w:tblBorders>
-      </w:tblPr>
-      <w:tblGrid>
-        <w:gridCol w:w="9360"/>
-      </w:tblGrid>
-      <w:tr>
-        <w:tc>
-          <w:tcPr>
-            <w:tcW w:type="dxa" w:w="9360"/>
-            <w:shd w:val="clear" w:color="auto" w:fill="E8F5F5"/>
-          </w:tcPr>
-          <w:p>
-            <w:pPr>
-              <w:spacing w:before="100" w:after="100"/>
-              <w:ind w:left="144"/>
-            </w:pPr>
-            <w:r>
-              <w:rPr>
-                <w:rFonts w:ascii="Arial" w:hAnsi="Arial"/>
-                <w:b/>
-                <w:color w:val="007A78"/>
-                <w:sz w:val="20"/>
-              </w:rPr>
-              <w:t xml:space="preserve">First engagement target:  </w:t>
-            </w:r>
-            <w:r>
-              <w:rPr>
-                <w:rFonts w:ascii="Arial" w:hAnsi="Arial"/>
-                <w:color w:val="1F1F1F"/>
-                <w:sz w:val="20"/>
-              </w:rPr>
-              <w:t>With a June 1 start, v1.0 can be deployed on the next new ECS engagement that begins in September 2026 or later. The pilot deployment in Phase 4 (Week 12) can coincide with a Sprint 0 in progress.</w:t>
-            </w:r>
-          </w:p>
-        </w:tc>
-      </w:tr>
-    </w:tbl>
-    <w:p>
-      <w:pPr>
-        <w:spacing w:after="80"/>
-      </w:pPr>
-    </w:p>
-    <w:p>
-      <w:pPr>
-        <w:spacing w:before="320" w:after="100"/>
-        <w:pBdr>
-          <w:bottom w:val="single" w:sz="6" w:space="1" w:color="007A78"/>
-        </w:pBdr>
-      </w:pPr>
-      <w:r>
-        <w:rPr>
-          <w:rFonts w:ascii="Arial" w:hAnsi="Arial"/>
-          <w:b/>
-          <w:color w:val="007A78"/>
-          <w:sz w:val="26"/>
-        </w:rPr>
-        <w:t>5. RISK PROFILE</w:t>
-      </w:r>
-    </w:p>
-    <w:tbl>
-      <w:tblPr>
-        <w:tblW w:type="auto" w:w="0"/>
-        <w:tblLook w:firstColumn="1" w:firstRow="1" w:lastColumn="0" w:lastRow="0" w:noHBand="0" w:noVBand="1" w:val="04A0"/>
-        <w:jc w:val="left"/>
-        <w:tblBorders>
-          <w:top w:val="none" w:sz="0" w:space="0" w:color="auto"/>
-          <w:left w:val="none" w:sz="0" w:space="0" w:color="auto"/>
-          <w:bottom w:val="none" w:sz="0" w:space="0" w:color="auto"/>
-          <w:right w:val="none" w:sz="0" w:space="0" w:color="auto"/>
-          <w:insideH w:val="none" w:sz="0" w:space="0" w:color="auto"/>
-          <w:insideV w:val="none" w:sz="0" w:space="0" w:color="auto"/>
-        </w:tblBorders>
-      </w:tblPr>
-      <w:tblGrid>
-        <w:gridCol w:w="4680"/>
-        <w:gridCol w:w="4680"/>
-      </w:tblGrid>
-      <w:tr>
-        <w:tc>
-          <w:tcPr>
-            <w:tcW w:type="dxa" w:w="576"/>
-            <w:shd w:val="clear" w:color="auto" w:fill="378630"/>
-          </w:tcPr>
-          <w:p>
-            <w:pPr>
-              <w:spacing w:before="60" w:after="60"/>
-              <w:jc w:val="center"/>
-            </w:pPr>
-            <w:r>
-              <w:rPr>
-                <w:rFonts w:ascii="Arial" w:hAnsi="Arial"/>
-                <w:b/>
-                <w:color w:val="FFFFFF"/>
-                <w:sz w:val="19"/>
-              </w:rPr>
-              <w:t>LOW</w:t>
-            </w:r>
-          </w:p>
-        </w:tc>
-        <w:tc>
-          <w:tcPr>
-            <w:tcW w:type="dxa" w:w="8784"/>
-            <w:shd w:val="clear" w:color="auto" w:fill="F9F9F9"/>
-          </w:tcPr>
-          <w:p>
-            <w:pPr>
-              <w:spacing w:before="60" w:after="60"/>
-              <w:ind w:left="144"/>
-            </w:pPr>
-            <w:r>
-              <w:rPr>
-                <w:rFonts w:ascii="Arial" w:hAnsi="Arial"/>
-                <w:color w:val="1F1F1F"/>
-                <w:sz w:val="19"/>
-              </w:rPr>
-              <w:t>SKU risk: No App Engine required. Deploys on any customer instance with base platform + SPM + ITSM.</w:t>
-            </w:r>
-          </w:p>
-        </w:tc>
-      </w:tr>
-    </w:tbl>
-    <w:p>
-      <w:pPr>
-        <w:spacing w:after="40"/>
-      </w:pPr>
-    </w:p>
-    <w:tbl>
-      <w:tblPr>
-        <w:tblW w:type="auto" w:w="0"/>
-        <w:tblLook w:firstColumn="1" w:firstRow="1" w:lastColumn="0" w:lastRow="0" w:noHBand="0" w:noVBand="1" w:val="04A0"/>
-        <w:jc w:val="left"/>
-        <w:tblBorders>
-          <w:top w:val="none" w:sz="0" w:space="0" w:color="auto"/>
-          <w:left w:val="none" w:sz="0" w:space="0" w:color="auto"/>
-          <w:bottom w:val="none" w:sz="0" w:space="0" w:color="auto"/>
-          <w:right w:val="none" w:sz="0" w:space="0" w:color="auto"/>
-          <w:insideH w:val="none" w:sz="0" w:space="0" w:color="auto"/>
-          <w:insideV w:val="none" w:sz="0" w:space="0" w:color="auto"/>
-        </w:tblBorders>
-      </w:tblPr>
-      <w:tblGrid>
-        <w:gridCol w:w="4680"/>
-        <w:gridCol w:w="4680"/>
-      </w:tblGrid>
-      <w:tr>
-        <w:tc>
-          <w:tcPr>
-            <w:tcW w:type="dxa" w:w="576"/>
-            <w:shd w:val="clear" w:color="auto" w:fill="E67E22"/>
-          </w:tcPr>
-          <w:p>
-            <w:pPr>
-              <w:spacing w:before="60" w:after="60"/>
-              <w:jc w:val="center"/>
-            </w:pPr>
-            <w:r>
-              <w:rPr>
-                <w:rFonts w:ascii="Arial" w:hAnsi="Arial"/>
-                <w:b/>
-                <w:color w:val="FFFFFF"/>
-                <w:sz w:val="19"/>
-              </w:rPr>
-              <w:t>MED</w:t>
-            </w:r>
-          </w:p>
-        </w:tc>
-        <w:tc>
-          <w:tcPr>
-            <w:tcW w:type="dxa" w:w="8784"/>
-            <w:shd w:val="clear" w:color="auto" w:fill="F9F9F9"/>
-          </w:tcPr>
-          <w:p>
-            <w:pPr>
-              <w:spacing w:before="60" w:after="60"/>
-              <w:ind w:left="144"/>
-            </w:pPr>
-            <w:r>
-              <w:rPr>
-                <w:rFonts w:ascii="Arial" w:hAnsi="Arial"/>
-                <w:color w:val="1F1F1F"/>
-                <w:sz w:val="19"/>
-              </w:rPr>
-              <w:t>Upgrade risk: field extensions on native tables can be affected by biannual ServiceNow upgrades. Mitigated by: Extension Registry, scoped field naming (u_ecs_ prefix), upgrade regression checklist (built in Phase 4).</w:t>
-            </w:r>
-          </w:p>
-        </w:tc>
-      </w:tr>
-    </w:tbl>
-    <w:p>
-      <w:pPr>
-        <w:spacing w:after="40"/>
-      </w:pPr>
-    </w:p>
-    <w:tbl>
-      <w:tblPr>
-        <w:tblW w:type="auto" w:w="0"/>
-        <w:tblLook w:firstColumn="1" w:firstRow="1" w:lastColumn="0" w:lastRow="0" w:noHBand="0" w:noVBand="1" w:val="04A0"/>
-        <w:jc w:val="left"/>
-        <w:tblBorders>
-          <w:top w:val="none" w:sz="0" w:space="0" w:color="auto"/>
-          <w:left w:val="none" w:sz="0" w:space="0" w:color="auto"/>
-          <w:bottom w:val="none" w:sz="0" w:space="0" w:color="auto"/>
-          <w:right w:val="none" w:sz="0" w:space="0" w:color="auto"/>
-          <w:insideH w:val="none" w:sz="0" w:space="0" w:color="auto"/>
-          <w:insideV w:val="none" w:sz="0" w:space="0" w:color="auto"/>
-        </w:tblBorders>
-      </w:tblPr>
-      <w:tblGrid>
-        <w:gridCol w:w="4680"/>
-        <w:gridCol w:w="4680"/>
-      </w:tblGrid>
-      <w:tr>
-        <w:tc>
-          <w:tcPr>
-            <w:tcW w:type="dxa" w:w="576"/>
-            <w:shd w:val="clear" w:color="auto" w:fill="E67E22"/>
-          </w:tcPr>
-          <w:p>
-            <w:pPr>
-              <w:spacing w:before="60" w:after="60"/>
-              <w:jc w:val="center"/>
-            </w:pPr>
-            <w:r>
-              <w:rPr>
-                <w:rFonts w:ascii="Arial" w:hAnsi="Arial"/>
-                <w:b/>
-                <w:color w:val="FFFFFF"/>
-                <w:sz w:val="19"/>
-              </w:rPr>
-              <w:t>MED</w:t>
-            </w:r>
-          </w:p>
-        </w:tc>
-        <w:tc>
-          <w:tcPr>
-            <w:tcW w:type="dxa" w:w="8784"/>
-            <w:shd w:val="clear" w:color="auto" w:fill="F9F9F9"/>
-          </w:tcPr>
-          <w:p>
-            <w:pPr>
-              <w:spacing w:before="60" w:after="60"/>
-              <w:ind w:left="144"/>
-            </w:pPr>
-            <w:r>
-              <w:rPr>
-                <w:rFonts w:ascii="Arial" w:hAnsi="Arial"/>
-                <w:color w:val="1F1F1F"/>
-                <w:sz w:val="19"/>
-              </w:rPr>
-              <w:t>GRC licensing: Risk records use sn_risk_risk if customer has GRC. If not, the fallback extends the Task table instead. Confirm during Sprint 0 — does not affect other platform capabilities.</w:t>
-            </w:r>
-          </w:p>
-        </w:tc>
-      </w:tr>
-    </w:tbl>
-    <w:p>
-      <w:pPr>
-        <w:spacing w:after="40"/>
-      </w:pPr>
-    </w:p>
-    <w:tbl>
-      <w:tblPr>
-        <w:tblW w:type="auto" w:w="0"/>
-        <w:tblLook w:firstColumn="1" w:firstRow="1" w:lastColumn="0" w:lastRow="0" w:noHBand="0" w:noVBand="1" w:val="04A0"/>
-        <w:jc w:val="left"/>
-        <w:tblBorders>
-          <w:top w:val="none" w:sz="0" w:space="0" w:color="auto"/>
-          <w:left w:val="none" w:sz="0" w:space="0" w:color="auto"/>
-          <w:bottom w:val="none" w:sz="0" w:space="0" w:color="auto"/>
-          <w:right w:val="none" w:sz="0" w:space="0" w:color="auto"/>
-          <w:insideH w:val="none" w:sz="0" w:space="0" w:color="auto"/>
-          <w:insideV w:val="none" w:sz="0" w:space="0" w:color="auto"/>
-        </w:tblBorders>
-      </w:tblPr>
-      <w:tblGrid>
-        <w:gridCol w:w="4680"/>
-        <w:gridCol w:w="4680"/>
-      </w:tblGrid>
-      <w:tr>
-        <w:tc>
-          <w:tcPr>
-            <w:tcW w:type="dxa" w:w="576"/>
-            <w:shd w:val="clear" w:color="auto" w:fill="378630"/>
-          </w:tcPr>
-          <w:p>
-            <w:pPr>
-              <w:spacing w:before="60" w:after="60"/>
-              <w:jc w:val="center"/>
-            </w:pPr>
-            <w:r>
-              <w:rPr>
-                <w:rFonts w:ascii="Arial" w:hAnsi="Arial"/>
-                <w:b/>
-                <w:color w:val="FFFFFF"/>
-                <w:sz w:val="19"/>
-              </w:rPr>
-              <w:t>LOW</w:t>
-            </w:r>
-          </w:p>
-        </w:tc>
-        <w:tc>
-          <w:tcPr>
-            <w:tcW w:type="dxa" w:w="8784"/>
-            <w:shd w:val="clear" w:color="auto" w:fill="F9F9F9"/>
-          </w:tcPr>
-          <w:p>
-            <w:pPr>
-              <w:spacing w:before="60" w:after="60"/>
-              <w:ind w:left="144"/>
-            </w:pPr>
-            <w:r>
-              <w:rPr>
-                <w:rFonts w:ascii="Arial" w:hAnsi="Arial"/>
-                <w:color w:val="1F1F1F"/>
-                <w:sz w:val="19"/>
-              </w:rPr>
-              <w:t>Data isolation: customer portal ACLs restrict access to relevant records only. Phase 4 includes a dedicated ACL audit and customer portal penetration test before first live deployment.</w:t>
-            </w:r>
-          </w:p>
-        </w:tc>
-      </w:tr>
-    </w:tbl>
-    <w:p>
-      <w:pPr>
-        <w:spacing w:after="40"/>
-      </w:pPr>
-    </w:p>
-    <w:tbl>
-      <w:tblPr>
-        <w:tblW w:type="auto" w:w="0"/>
-        <w:tblLook w:firstColumn="1" w:firstRow="1" w:lastColumn="0" w:lastRow="0" w:noHBand="0" w:noVBand="1" w:val="04A0"/>
-        <w:jc w:val="left"/>
-        <w:tblBorders>
-          <w:top w:val="none" w:sz="0" w:space="0" w:color="auto"/>
-          <w:left w:val="none" w:sz="0" w:space="0" w:color="auto"/>
-          <w:bottom w:val="none" w:sz="0" w:space="0" w:color="auto"/>
-          <w:right w:val="none" w:sz="0" w:space="0" w:color="auto"/>
-          <w:insideH w:val="none" w:sz="0" w:space="0" w:color="auto"/>
-          <w:insideV w:val="none" w:sz="0" w:space="0" w:color="auto"/>
-        </w:tblBorders>
-      </w:tblPr>
-      <w:tblGrid>
-        <w:gridCol w:w="4680"/>
-        <w:gridCol w:w="4680"/>
-      </w:tblGrid>
-      <w:tr>
-        <w:tc>
-          <w:tcPr>
-            <w:tcW w:type="dxa" w:w="576"/>
-            <w:shd w:val="clear" w:color="auto" w:fill="378630"/>
-          </w:tcPr>
-          <w:p>
-            <w:pPr>
-              <w:spacing w:before="60" w:after="60"/>
-              <w:jc w:val="center"/>
-            </w:pPr>
-            <w:r>
-              <w:rPr>
-                <w:rFonts w:ascii="Arial" w:hAnsi="Arial"/>
-                <w:b/>
-                <w:color w:val="FFFFFF"/>
-                <w:sz w:val="19"/>
-              </w:rPr>
-              <w:t>LOW</w:t>
-            </w:r>
-          </w:p>
-        </w:tc>
-        <w:tc>
-          <w:tcPr>
-            <w:tcW w:type="dxa" w:w="8784"/>
-            <w:shd w:val="clear" w:color="auto" w:fill="F9F9F9"/>
-          </w:tcPr>
-          <w:p>
-            <w:pPr>
-              <w:spacing w:before="60" w:after="60"/>
-              <w:ind w:left="144"/>
-            </w:pPr>
-            <w:r>
-              <w:rPr>
-                <w:rFonts w:ascii="Arial" w:hAnsi="Arial"/>
-                <w:color w:val="1F1F1F"/>
-                <w:sz w:val="19"/>
-              </w:rPr>
-              <w:t>Commercial path: Blueprint B can be rebuilt as Blueprint A once the platform design is validated. No investment is wasted — the portal design, health score logic, and content structure all transfer.</w:t>
             </w:r>
           </w:p>
         </w:tc>
@@ -3115,163 +2355,39 @@
       </w:pPr>
     </w:p>
     <w:p>
+      <w:pPr>
+        <w:pBdr>
+          <w:top w:val="single" w:sz="4" w:space="4" w:color="2E74B5"/>
+          <w:left w:val="single" w:sz="4" w:space="4" w:color="2E74B5"/>
+          <w:bottom w:val="single" w:sz="4" w:space="4" w:color="2E74B5"/>
+          <w:right w:val="single" w:sz="4" w:space="4" w:color="2E74B5"/>
+        </w:pBdr>
+        <w:shd w:val="clear" w:color="auto" w:fill="EAF1F8"/>
+        <w:spacing w:before="120" w:after="160"/>
+      </w:pPr>
       <w:r>
-        <w:br w:type="page"/>
+        <w:rPr>
+          <w:rFonts w:ascii="Calibri" w:hAnsi="Calibri"/>
+          <w:b/>
+          <w:color w:val="0B1F3A"/>
+          <w:sz w:val="20"/>
+        </w:rPr>
+        <w:t>FTE equivalent: 970 hours ÷ 40 hrs/week = 24.3 FTE weeks total across all roles — 31% fewer than Blueprint A. The Lead Configurator is the critical path resource at ~12 FTE weeks; a configurator-level developer (rather than Studio app developer) reduces both cost and scarcity risk.</w:t>
       </w:r>
     </w:p>
     <w:p>
       <w:pPr>
-        <w:spacing w:before="320" w:after="100"/>
-        <w:pBdr>
-          <w:bottom w:val="single" w:sz="6" w:space="1" w:color="007A78"/>
-        </w:pBdr>
+        <w:pStyle w:val="Heading2"/>
       </w:pPr>
       <w:r>
-        <w:rPr>
-          <w:rFonts w:ascii="Arial" w:hAnsi="Arial"/>
-          <w:b/>
-          <w:color w:val="007A78"/>
-          <w:sz w:val="26"/>
-        </w:rPr>
-        <w:t>6. RETURN ON INVESTMENT</w:t>
-      </w:r>
-    </w:p>
-    <w:p>
-      <w:pPr>
-        <w:spacing w:before="0" w:after="120"/>
-        <w:jc w:val="left"/>
-      </w:pPr>
-      <w:r>
-        <w:rPr>
-          <w:rFonts w:ascii="Arial" w:hAnsi="Arial"/>
-          <w:b w:val="0"/>
-          <w:i w:val="0"/>
-          <w:color w:val="1F1F1F"/>
-          <w:sz w:val="21"/>
-        </w:rPr>
-        <w:t>Blueprint B delivers the same ROI channels as Blueprint A, but faster.</w:t>
-      </w:r>
-    </w:p>
-    <w:p>
-      <w:pPr>
-        <w:spacing w:before="200" w:after="60"/>
-      </w:pPr>
-      <w:r>
-        <w:rPr>
-          <w:rFonts w:ascii="Arial" w:hAnsi="Arial"/>
-          <w:b/>
-          <w:color w:val="007A78"/>
-          <w:sz w:val="22"/>
-        </w:rPr>
-        <w:t>Channel 1 — Delivery Efficiency (Immediate, from first engagement)</w:t>
-      </w:r>
-    </w:p>
-    <w:p>
-      <w:pPr>
-        <w:spacing w:before="0" w:after="120"/>
-        <w:jc w:val="left"/>
-      </w:pPr>
-      <w:r>
-        <w:rPr>
-          <w:rFonts w:ascii="Arial" w:hAnsi="Arial"/>
-          <w:b w:val="0"/>
-          <w:i w:val="0"/>
-          <w:color w:val="1F1F1F"/>
-          <w:sz w:val="21"/>
-        </w:rPr>
-        <w:t>Eliminating manual status reporting saves 2–4 hours per week per engagement. Across 10 active engagements per year, that is 1,040–2,080 hours of recovered time annually — more than the Blueprint B investment in year one.</w:t>
-      </w:r>
-    </w:p>
-    <w:p>
-      <w:pPr>
-        <w:spacing w:before="200" w:after="60"/>
-      </w:pPr>
-      <w:r>
-        <w:rPr>
-          <w:rFonts w:ascii="Arial" w:hAnsi="Arial"/>
-          <w:b/>
-          <w:color w:val="007A78"/>
-          <w:sz w:val="22"/>
-        </w:rPr>
-        <w:t>Channel 2 — Earlier Sales Differentiation</w:t>
-      </w:r>
-    </w:p>
-    <w:p>
-      <w:pPr>
-        <w:spacing w:before="0" w:after="120"/>
-        <w:jc w:val="left"/>
-      </w:pPr>
-      <w:r>
-        <w:rPr>
-          <w:rFonts w:ascii="Arial" w:hAnsi="Arial"/>
-          <w:b w:val="0"/>
-          <w:i w:val="0"/>
-          <w:color w:val="1F1F1F"/>
-          <w:sz w:val="21"/>
-        </w:rPr>
-        <w:t>Blueprint B is live 6–8 weeks earlier than Blueprint A. The delivery portal is available to show in proposals and demos from September 2026 rather than October–November. In a competitive sales cycle, that matters.</w:t>
-      </w:r>
-    </w:p>
-    <w:p>
-      <w:pPr>
-        <w:spacing w:before="200" w:after="60"/>
-      </w:pPr>
-      <w:r>
-        <w:rPr>
-          <w:rFonts w:ascii="Arial" w:hAnsi="Arial"/>
-          <w:b/>
-          <w:color w:val="007A78"/>
-          <w:sz w:val="22"/>
-        </w:rPr>
-        <w:t>Channel 3 — Validated Design Before Larger Investment</w:t>
-      </w:r>
-    </w:p>
-    <w:p>
-      <w:pPr>
-        <w:spacing w:before="0" w:after="160"/>
-        <w:jc w:val="left"/>
-      </w:pPr>
-      <w:r>
-        <w:rPr>
-          <w:rFonts w:ascii="Arial" w:hAnsi="Arial"/>
-          <w:b w:val="0"/>
-          <w:i w:val="0"/>
-          <w:color w:val="1F1F1F"/>
-          <w:sz w:val="21"/>
-        </w:rPr>
-        <w:t>Blueprint B functions as a paid proof-of-concept. If the platform design is validated after 2–3 engagements, the decision to invest in Blueprint A's additional 440 hours is made with evidence, not assumption. If changes are needed, the cost of pivoting is dramatically lower at the table-extends stage.</w:t>
-      </w:r>
-    </w:p>
-    <w:p>
-      <w:pPr>
-        <w:spacing w:before="320" w:after="100"/>
-        <w:pBdr>
-          <w:bottom w:val="single" w:sz="6" w:space="1" w:color="007A78"/>
-        </w:pBdr>
-      </w:pPr>
-      <w:r>
-        <w:rPr>
-          <w:rFonts w:ascii="Arial" w:hAnsi="Arial"/>
-          <w:b/>
-          <w:color w:val="007A78"/>
-          <w:sz w:val="26"/>
-        </w:rPr>
-        <w:t>7. BLUEPRINT B VS. BLUEPRINT A AT A GLANCE</w:t>
+        <w:t>Role Profiles Required</w:t>
       </w:r>
     </w:p>
     <w:tbl>
       <w:tblPr>
         <w:tblW w:type="auto" w:w="0"/>
+        <w:jc w:val="left"/>
         <w:tblLook w:firstColumn="1" w:firstRow="1" w:lastColumn="0" w:lastRow="0" w:noHBand="0" w:noVBand="1" w:val="04A0"/>
-        <w:jc w:val="left"/>
-        <w:tblBorders>
-          <w:top w:val="none" w:sz="0" w:space="0" w:color="auto"/>
-          <w:left w:val="none" w:sz="0" w:space="0" w:color="auto"/>
-          <w:bottom w:val="none" w:sz="0" w:space="0" w:color="auto"/>
-          <w:right w:val="none" w:sz="0" w:space="0" w:color="auto"/>
-          <w:insideH w:val="none" w:sz="0" w:space="0" w:color="auto"/>
-          <w:insideV w:val="none" w:sz="0" w:space="0" w:color="auto"/>
-        </w:tblBorders>
       </w:tblPr>
       <w:tblGrid>
         <w:gridCol w:w="3120"/>
@@ -3279,66 +2395,105 @@
         <w:gridCol w:w="3120"/>
       </w:tblGrid>
       <w:tr>
+        <w:trPr>
+          <w:tblHeader/>
+        </w:trPr>
         <w:tc>
           <w:tcPr>
-            <w:tcW w:type="dxa" w:w="2592"/>
-            <w:shd w:val="clear" w:color="auto" w:fill="007A78"/>
+            <w:tcW w:type="dxa" w:w="3168"/>
+            <w:tcBorders>
+              <w:top w:val="single" w:sz="4" w:color="E2E8F0"/>
+              <w:left w:val="single" w:sz="4" w:color="E2E8F0"/>
+              <w:bottom w:val="single" w:sz="4" w:color="E2E8F0"/>
+              <w:right w:val="single" w:sz="4" w:color="E2E8F0"/>
+            </w:tcBorders>
+            <w:shd w:val="clear" w:color="auto" w:fill="0B1F3A"/>
+            <w:tcMar>
+              <w:top w:type="dxa" w:w="120"/>
+              <w:left w:type="dxa" w:w="160"/>
+              <w:bottom w:type="dxa" w:w="120"/>
+              <w:right w:type="dxa" w:w="160"/>
+            </w:tcMar>
+            <w:vAlign w:val="center"/>
           </w:tcPr>
           <w:p>
             <w:pPr>
-              <w:spacing w:before="80" w:after="80"/>
-              <w:ind w:left="72"/>
+              <w:spacing w:before="40" w:after="40"/>
             </w:pPr>
             <w:r>
               <w:rPr>
-                <w:rFonts w:ascii="Arial" w:hAnsi="Arial"/>
+                <w:rFonts w:ascii="Calibri" w:hAnsi="Calibri"/>
                 <w:b/>
                 <w:color w:val="FFFFFF"/>
-                <w:sz w:val="20"/>
+                <w:sz w:val="22"/>
               </w:rPr>
-              <w:t>Factor</w:t>
+              <w:t>Role</w:t>
             </w:r>
           </w:p>
         </w:tc>
         <w:tc>
           <w:tcPr>
-            <w:tcW w:type="dxa" w:w="3384"/>
-            <w:shd w:val="clear" w:color="auto" w:fill="007A78"/>
+            <w:tcW w:type="dxa" w:w="5472"/>
+            <w:tcBorders>
+              <w:top w:val="single" w:sz="4" w:color="E2E8F0"/>
+              <w:left w:val="single" w:sz="4" w:color="E2E8F0"/>
+              <w:bottom w:val="single" w:sz="4" w:color="E2E8F0"/>
+              <w:right w:val="single" w:sz="4" w:color="E2E8F0"/>
+            </w:tcBorders>
+            <w:shd w:val="clear" w:color="auto" w:fill="0B1F3A"/>
+            <w:tcMar>
+              <w:top w:type="dxa" w:w="120"/>
+              <w:left w:type="dxa" w:w="160"/>
+              <w:bottom w:type="dxa" w:w="120"/>
+              <w:right w:type="dxa" w:w="160"/>
+            </w:tcMar>
+            <w:vAlign w:val="center"/>
           </w:tcPr>
           <w:p>
             <w:pPr>
-              <w:spacing w:before="80" w:after="80"/>
-              <w:ind w:left="72"/>
+              <w:spacing w:before="40" w:after="40"/>
             </w:pPr>
             <w:r>
               <w:rPr>
-                <w:rFonts w:ascii="Arial" w:hAnsi="Arial"/>
+                <w:rFonts w:ascii="Calibri" w:hAnsi="Calibri"/>
                 <w:b/>
                 <w:color w:val="FFFFFF"/>
-                <w:sz w:val="20"/>
+                <w:sz w:val="22"/>
               </w:rPr>
-              <w:t>Blueprint B (This Brief)</w:t>
+              <w:t>Profile Needed</w:t>
             </w:r>
           </w:p>
         </w:tc>
         <w:tc>
           <w:tcPr>
-            <w:tcW w:type="dxa" w:w="3384"/>
-            <w:shd w:val="clear" w:color="auto" w:fill="007A78"/>
+            <w:tcW w:type="dxa" w:w="4838"/>
+            <w:tcBorders>
+              <w:top w:val="single" w:sz="4" w:color="E2E8F0"/>
+              <w:left w:val="single" w:sz="4" w:color="E2E8F0"/>
+              <w:bottom w:val="single" w:sz="4" w:color="E2E8F0"/>
+              <w:right w:val="single" w:sz="4" w:color="E2E8F0"/>
+            </w:tcBorders>
+            <w:shd w:val="clear" w:color="auto" w:fill="0B1F3A"/>
+            <w:tcMar>
+              <w:top w:type="dxa" w:w="120"/>
+              <w:left w:type="dxa" w:w="160"/>
+              <w:bottom w:type="dxa" w:w="120"/>
+              <w:right w:type="dxa" w:w="160"/>
+            </w:tcMar>
+            <w:vAlign w:val="center"/>
           </w:tcPr>
           <w:p>
             <w:pPr>
-              <w:spacing w:before="80" w:after="80"/>
-              <w:ind w:left="72"/>
+              <w:spacing w:before="40" w:after="40"/>
             </w:pPr>
             <w:r>
               <w:rPr>
-                <w:rFonts w:ascii="Arial" w:hAnsi="Arial"/>
+                <w:rFonts w:ascii="Calibri" w:hAnsi="Calibri"/>
                 <w:b/>
                 <w:color w:val="FFFFFF"/>
-                <w:sz w:val="20"/>
+                <w:sz w:val="22"/>
               </w:rPr>
-              <w:t>Blueprint A (Custom App)</w:t>
+              <w:t>Can Be</w:t>
             </w:r>
           </w:p>
         </w:tc>
@@ -3346,61 +2501,94 @@
       <w:tr>
         <w:tc>
           <w:tcPr>
-            <w:tcW w:type="dxa" w:w="2592"/>
-            <w:shd w:val="clear" w:color="auto" w:fill="F2F2F2"/>
+            <w:tcW w:type="dxa" w:w="3168"/>
+            <w:tcBorders>
+              <w:top w:val="single" w:sz="4" w:color="E2E8F0"/>
+              <w:left w:val="single" w:sz="4" w:color="E2E8F0"/>
+              <w:bottom w:val="single" w:sz="4" w:color="E2E8F0"/>
+              <w:right w:val="single" w:sz="4" w:color="E2E8F0"/>
+            </w:tcBorders>
+            <w:shd w:val="clear" w:color="auto" w:fill="F8FAFC"/>
+            <w:tcMar>
+              <w:top w:type="dxa" w:w="100"/>
+              <w:left w:type="dxa" w:w="160"/>
+              <w:bottom w:type="dxa" w:w="100"/>
+              <w:right w:type="dxa" w:w="160"/>
+            </w:tcMar>
+            <w:vAlign w:val="top"/>
           </w:tcPr>
           <w:p>
             <w:pPr>
-              <w:spacing w:before="60" w:after="60"/>
-              <w:ind w:left="72"/>
+              <w:spacing w:before="40" w:after="40"/>
             </w:pPr>
             <w:r>
               <w:rPr>
-                <w:rFonts w:ascii="Arial" w:hAnsi="Arial"/>
-                <w:color w:val="1F1F1F"/>
-                <w:sz w:val="19"/>
+                <w:rFonts w:ascii="Calibri" w:hAnsi="Calibri"/>
+                <w:sz w:val="20"/>
               </w:rPr>
-              <w:t>Build Duration</w:t>
+              <w:t>Lead Configurator / Developer</w:t>
             </w:r>
           </w:p>
         </w:tc>
         <w:tc>
           <w:tcPr>
-            <w:tcW w:type="dxa" w:w="3384"/>
-            <w:shd w:val="clear" w:color="auto" w:fill="F2F2F2"/>
+            <w:tcW w:type="dxa" w:w="5472"/>
+            <w:tcBorders>
+              <w:top w:val="single" w:sz="4" w:color="E2E8F0"/>
+              <w:left w:val="single" w:sz="4" w:color="E2E8F0"/>
+              <w:bottom w:val="single" w:sz="4" w:color="E2E8F0"/>
+              <w:right w:val="single" w:sz="4" w:color="E2E8F0"/>
+            </w:tcBorders>
+            <w:shd w:val="clear" w:color="auto" w:fill="F8FAFC"/>
+            <w:tcMar>
+              <w:top w:type="dxa" w:w="100"/>
+              <w:left w:type="dxa" w:w="160"/>
+              <w:bottom w:type="dxa" w:w="100"/>
+              <w:right w:type="dxa" w:w="160"/>
+            </w:tcMar>
+            <w:vAlign w:val="top"/>
           </w:tcPr>
           <w:p>
             <w:pPr>
-              <w:spacing w:before="60" w:after="60"/>
-              <w:ind w:left="72"/>
+              <w:spacing w:before="40" w:after="40"/>
             </w:pPr>
             <w:r>
               <w:rPr>
-                <w:rFonts w:ascii="Arial" w:hAnsi="Arial"/>
-                <w:color w:val="1F1F1F"/>
-                <w:sz w:val="19"/>
+                <w:rFonts w:ascii="Calibri" w:hAnsi="Calibri"/>
+                <w:sz w:val="20"/>
               </w:rPr>
-              <w:t>10–12 weeks</w:t>
+              <w:t>ServiceNow table extensions, portal development, business rules, scripted APIs — no Studio required</w:t>
             </w:r>
           </w:p>
         </w:tc>
         <w:tc>
           <w:tcPr>
-            <w:tcW w:type="dxa" w:w="3384"/>
-            <w:shd w:val="clear" w:color="auto" w:fill="F2F2F2"/>
+            <w:tcW w:type="dxa" w:w="4838"/>
+            <w:tcBorders>
+              <w:top w:val="single" w:sz="4" w:color="E2E8F0"/>
+              <w:left w:val="single" w:sz="4" w:color="E2E8F0"/>
+              <w:bottom w:val="single" w:sz="4" w:color="E2E8F0"/>
+              <w:right w:val="single" w:sz="4" w:color="E2E8F0"/>
+            </w:tcBorders>
+            <w:shd w:val="clear" w:color="auto" w:fill="F8FAFC"/>
+            <w:tcMar>
+              <w:top w:type="dxa" w:w="100"/>
+              <w:left w:type="dxa" w:w="160"/>
+              <w:bottom w:type="dxa" w:w="100"/>
+              <w:right w:type="dxa" w:w="160"/>
+            </w:tcMar>
+            <w:vAlign w:val="top"/>
           </w:tcPr>
           <w:p>
             <w:pPr>
-              <w:spacing w:before="60" w:after="60"/>
-              <w:ind w:left="72"/>
+              <w:spacing w:before="40" w:after="40"/>
             </w:pPr>
             <w:r>
               <w:rPr>
-                <w:rFonts w:ascii="Arial" w:hAnsi="Arial"/>
-                <w:color w:val="1F1F1F"/>
-                <w:sz w:val="19"/>
+                <w:rFonts w:ascii="Calibri" w:hAnsi="Calibri"/>
+                <w:sz w:val="20"/>
               </w:rPr>
-              <w:t>16–18 weeks</w:t>
+              <w:t>Senior SNow developer or configurator; lower scarcity than Blueprint A Studio developer</w:t>
             </w:r>
           </w:p>
         </w:tc>
@@ -3408,61 +2596,91 @@
       <w:tr>
         <w:tc>
           <w:tcPr>
-            <w:tcW w:type="dxa" w:w="2592"/>
-            <w:shd w:val="clear" w:color="auto" w:fill="FFFFFF"/>
+            <w:tcW w:type="dxa" w:w="3168"/>
+            <w:tcBorders>
+              <w:top w:val="single" w:sz="4" w:color="E2E8F0"/>
+              <w:left w:val="single" w:sz="4" w:color="E2E8F0"/>
+              <w:bottom w:val="single" w:sz="4" w:color="E2E8F0"/>
+              <w:right w:val="single" w:sz="4" w:color="E2E8F0"/>
+            </w:tcBorders>
+            <w:tcMar>
+              <w:top w:type="dxa" w:w="100"/>
+              <w:left w:type="dxa" w:w="160"/>
+              <w:bottom w:type="dxa" w:w="100"/>
+              <w:right w:type="dxa" w:w="160"/>
+            </w:tcMar>
+            <w:vAlign w:val="top"/>
           </w:tcPr>
           <w:p>
             <w:pPr>
-              <w:spacing w:before="60" w:after="60"/>
-              <w:ind w:left="72"/>
+              <w:spacing w:before="40" w:after="40"/>
             </w:pPr>
             <w:r>
               <w:rPr>
-                <w:rFonts w:ascii="Arial" w:hAnsi="Arial"/>
-                <w:color w:val="1F1F1F"/>
-                <w:sz w:val="19"/>
+                <w:rFonts w:ascii="Calibri" w:hAnsi="Calibri"/>
+                <w:sz w:val="20"/>
               </w:rPr>
-              <w:t>Total Investment</w:t>
+              <w:t>Delivery Manager</w:t>
             </w:r>
           </w:p>
         </w:tc>
         <w:tc>
           <w:tcPr>
-            <w:tcW w:type="dxa" w:w="3384"/>
-            <w:shd w:val="clear" w:color="auto" w:fill="FFFFFF"/>
+            <w:tcW w:type="dxa" w:w="5472"/>
+            <w:tcBorders>
+              <w:top w:val="single" w:sz="4" w:color="E2E8F0"/>
+              <w:left w:val="single" w:sz="4" w:color="E2E8F0"/>
+              <w:bottom w:val="single" w:sz="4" w:color="E2E8F0"/>
+              <w:right w:val="single" w:sz="4" w:color="E2E8F0"/>
+            </w:tcBorders>
+            <w:tcMar>
+              <w:top w:type="dxa" w:w="100"/>
+              <w:left w:type="dxa" w:w="160"/>
+              <w:bottom w:type="dxa" w:w="100"/>
+              <w:right w:type="dxa" w:w="160"/>
+            </w:tcMar>
+            <w:vAlign w:val="top"/>
           </w:tcPr>
           <w:p>
             <w:pPr>
-              <w:spacing w:before="60" w:after="60"/>
-              <w:ind w:left="72"/>
+              <w:spacing w:before="40" w:after="40"/>
             </w:pPr>
             <w:r>
               <w:rPr>
-                <w:rFonts w:ascii="Arial" w:hAnsi="Arial"/>
-                <w:color w:val="1F1F1F"/>
-                <w:sz w:val="19"/>
+                <w:rFonts w:ascii="Calibri" w:hAnsi="Calibri"/>
+                <w:sz w:val="20"/>
               </w:rPr>
-              <w:t>~960 hours</w:t>
+              <w:t>ECS methodology knowledge; portal UX input; content review</w:t>
             </w:r>
           </w:p>
         </w:tc>
         <w:tc>
           <w:tcPr>
-            <w:tcW w:type="dxa" w:w="3384"/>
-            <w:shd w:val="clear" w:color="auto" w:fill="FFFFFF"/>
+            <w:tcW w:type="dxa" w:w="4838"/>
+            <w:tcBorders>
+              <w:top w:val="single" w:sz="4" w:color="E2E8F0"/>
+              <w:left w:val="single" w:sz="4" w:color="E2E8F0"/>
+              <w:bottom w:val="single" w:sz="4" w:color="E2E8F0"/>
+              <w:right w:val="single" w:sz="4" w:color="E2E8F0"/>
+            </w:tcBorders>
+            <w:tcMar>
+              <w:top w:type="dxa" w:w="100"/>
+              <w:left w:type="dxa" w:w="160"/>
+              <w:bottom w:type="dxa" w:w="100"/>
+              <w:right w:type="dxa" w:w="160"/>
+            </w:tcMar>
+            <w:vAlign w:val="top"/>
           </w:tcPr>
           <w:p>
             <w:pPr>
-              <w:spacing w:before="60" w:after="60"/>
-              <w:ind w:left="72"/>
+              <w:spacing w:before="40" w:after="40"/>
             </w:pPr>
             <w:r>
               <w:rPr>
-                <w:rFonts w:ascii="Arial" w:hAnsi="Arial"/>
-                <w:color w:val="1F1F1F"/>
-                <w:sz w:val="19"/>
+                <w:rFonts w:ascii="Calibri" w:hAnsi="Calibri"/>
+                <w:sz w:val="20"/>
               </w:rPr>
-              <w:t>~1,400 hours</w:t>
+              <w:t>Existing ECS delivery manager with bandwidth</w:t>
             </w:r>
           </w:p>
         </w:tc>
@@ -3470,61 +2688,94 @@
       <w:tr>
         <w:tc>
           <w:tcPr>
-            <w:tcW w:type="dxa" w:w="2592"/>
-            <w:shd w:val="clear" w:color="auto" w:fill="F2F2F2"/>
+            <w:tcW w:type="dxa" w:w="3168"/>
+            <w:tcBorders>
+              <w:top w:val="single" w:sz="4" w:color="E2E8F0"/>
+              <w:left w:val="single" w:sz="4" w:color="E2E8F0"/>
+              <w:bottom w:val="single" w:sz="4" w:color="E2E8F0"/>
+              <w:right w:val="single" w:sz="4" w:color="E2E8F0"/>
+            </w:tcBorders>
+            <w:shd w:val="clear" w:color="auto" w:fill="F8FAFC"/>
+            <w:tcMar>
+              <w:top w:type="dxa" w:w="100"/>
+              <w:left w:type="dxa" w:w="160"/>
+              <w:bottom w:type="dxa" w:w="100"/>
+              <w:right w:type="dxa" w:w="160"/>
+            </w:tcMar>
+            <w:vAlign w:val="top"/>
           </w:tcPr>
           <w:p>
             <w:pPr>
-              <w:spacing w:before="60" w:after="60"/>
-              <w:ind w:left="72"/>
+              <w:spacing w:before="40" w:after="40"/>
             </w:pPr>
             <w:r>
               <w:rPr>
-                <w:rFonts w:ascii="Arial" w:hAnsi="Arial"/>
-                <w:color w:val="1F1F1F"/>
-                <w:sz w:val="19"/>
+                <w:rFonts w:ascii="Calibri" w:hAnsi="Calibri"/>
+                <w:sz w:val="20"/>
               </w:rPr>
-              <w:t>Hours Saved</w:t>
+              <w:t>Content / Methodology Owner</w:t>
             </w:r>
           </w:p>
         </w:tc>
         <w:tc>
           <w:tcPr>
-            <w:tcW w:type="dxa" w:w="3384"/>
-            <w:shd w:val="clear" w:color="auto" w:fill="F2F2F2"/>
+            <w:tcW w:type="dxa" w:w="5472"/>
+            <w:tcBorders>
+              <w:top w:val="single" w:sz="4" w:color="E2E8F0"/>
+              <w:left w:val="single" w:sz="4" w:color="E2E8F0"/>
+              <w:bottom w:val="single" w:sz="4" w:color="E2E8F0"/>
+              <w:right w:val="single" w:sz="4" w:color="E2E8F0"/>
+            </w:tcBorders>
+            <w:shd w:val="clear" w:color="auto" w:fill="F8FAFC"/>
+            <w:tcMar>
+              <w:top w:type="dxa" w:w="100"/>
+              <w:left w:type="dxa" w:w="160"/>
+              <w:bottom w:type="dxa" w:w="100"/>
+              <w:right w:type="dxa" w:w="160"/>
+            </w:tcMar>
+            <w:vAlign w:val="top"/>
           </w:tcPr>
           <w:p>
             <w:pPr>
-              <w:spacing w:before="60" w:after="60"/>
-              <w:ind w:left="72"/>
+              <w:spacing w:before="40" w:after="40"/>
             </w:pPr>
             <w:r>
               <w:rPr>
-                <w:rFonts w:ascii="Arial" w:hAnsi="Arial"/>
-                <w:color w:val="1F1F1F"/>
-                <w:sz w:val="19"/>
+                <w:rFonts w:ascii="Calibri" w:hAnsi="Calibri"/>
+                <w:sz w:val="20"/>
               </w:rPr>
-              <w:t>~440 hours (31% less)</w:t>
+              <w:t>Deep knowledge of ECS collateral; tagging and loading existing docs</w:t>
             </w:r>
           </w:p>
         </w:tc>
         <w:tc>
           <w:tcPr>
-            <w:tcW w:type="dxa" w:w="3384"/>
-            <w:shd w:val="clear" w:color="auto" w:fill="F2F2F2"/>
+            <w:tcW w:type="dxa" w:w="4838"/>
+            <w:tcBorders>
+              <w:top w:val="single" w:sz="4" w:color="E2E8F0"/>
+              <w:left w:val="single" w:sz="4" w:color="E2E8F0"/>
+              <w:bottom w:val="single" w:sz="4" w:color="E2E8F0"/>
+              <w:right w:val="single" w:sz="4" w:color="E2E8F0"/>
+            </w:tcBorders>
+            <w:shd w:val="clear" w:color="auto" w:fill="F8FAFC"/>
+            <w:tcMar>
+              <w:top w:type="dxa" w:w="100"/>
+              <w:left w:type="dxa" w:w="160"/>
+              <w:bottom w:type="dxa" w:w="100"/>
+              <w:right w:type="dxa" w:w="160"/>
+            </w:tcMar>
+            <w:vAlign w:val="top"/>
           </w:tcPr>
           <w:p>
             <w:pPr>
-              <w:spacing w:before="60" w:after="60"/>
-              <w:ind w:left="72"/>
+              <w:spacing w:before="40" w:after="40"/>
             </w:pPr>
             <w:r>
               <w:rPr>
-                <w:rFonts w:ascii="Arial" w:hAnsi="Arial"/>
-                <w:color w:val="1F1F1F"/>
-                <w:sz w:val="19"/>
+                <w:rFonts w:ascii="Calibri" w:hAnsi="Calibri"/>
+                <w:sz w:val="20"/>
               </w:rPr>
-              <w:t>—</w:t>
+              <w:t>Senior consultant or existing DM; can be part-time Phase 1–2</w:t>
             </w:r>
           </w:p>
         </w:tc>
@@ -3532,61 +2783,91 @@
       <w:tr>
         <w:tc>
           <w:tcPr>
-            <w:tcW w:type="dxa" w:w="2592"/>
-            <w:shd w:val="clear" w:color="auto" w:fill="FFFFFF"/>
+            <w:tcW w:type="dxa" w:w="3168"/>
+            <w:tcBorders>
+              <w:top w:val="single" w:sz="4" w:color="E2E8F0"/>
+              <w:left w:val="single" w:sz="4" w:color="E2E8F0"/>
+              <w:bottom w:val="single" w:sz="4" w:color="E2E8F0"/>
+              <w:right w:val="single" w:sz="4" w:color="E2E8F0"/>
+            </w:tcBorders>
+            <w:tcMar>
+              <w:top w:type="dxa" w:w="100"/>
+              <w:left w:type="dxa" w:w="160"/>
+              <w:bottom w:type="dxa" w:w="100"/>
+              <w:right w:type="dxa" w:w="160"/>
+            </w:tcMar>
+            <w:vAlign w:val="top"/>
           </w:tcPr>
           <w:p>
             <w:pPr>
-              <w:spacing w:before="60" w:after="60"/>
-              <w:ind w:left="72"/>
+              <w:spacing w:before="40" w:after="40"/>
             </w:pPr>
             <w:r>
               <w:rPr>
-                <w:rFonts w:ascii="Arial" w:hAnsi="Arial"/>
-                <w:color w:val="1F1F1F"/>
-                <w:sz w:val="19"/>
+                <w:rFonts w:ascii="Calibri" w:hAnsi="Calibri"/>
+                <w:sz w:val="20"/>
               </w:rPr>
-              <w:t>Weeks to First Deployment</w:t>
+              <w:t>QA / ATF Engineer</w:t>
             </w:r>
           </w:p>
         </w:tc>
         <w:tc>
           <w:tcPr>
-            <w:tcW w:type="dxa" w:w="3384"/>
-            <w:shd w:val="clear" w:color="auto" w:fill="FFFFFF"/>
+            <w:tcW w:type="dxa" w:w="5472"/>
+            <w:tcBorders>
+              <w:top w:val="single" w:sz="4" w:color="E2E8F0"/>
+              <w:left w:val="single" w:sz="4" w:color="E2E8F0"/>
+              <w:bottom w:val="single" w:sz="4" w:color="E2E8F0"/>
+              <w:right w:val="single" w:sz="4" w:color="E2E8F0"/>
+            </w:tcBorders>
+            <w:tcMar>
+              <w:top w:type="dxa" w:w="100"/>
+              <w:left w:type="dxa" w:w="160"/>
+              <w:bottom w:type="dxa" w:w="100"/>
+              <w:right w:type="dxa" w:w="160"/>
+            </w:tcMar>
+            <w:vAlign w:val="top"/>
           </w:tcPr>
           <w:p>
             <w:pPr>
-              <w:spacing w:before="60" w:after="60"/>
-              <w:ind w:left="72"/>
+              <w:spacing w:before="40" w:after="40"/>
             </w:pPr>
             <w:r>
               <w:rPr>
-                <w:rFonts w:ascii="Arial" w:hAnsi="Arial"/>
-                <w:color w:val="1F1F1F"/>
-                <w:sz w:val="19"/>
+                <w:rFonts w:ascii="Calibri" w:hAnsi="Calibri"/>
+                <w:sz w:val="20"/>
               </w:rPr>
-              <w:t>~12 weeks</w:t>
+              <w:t>ServiceNow ATF framework; test case design</w:t>
             </w:r>
           </w:p>
         </w:tc>
         <w:tc>
           <w:tcPr>
-            <w:tcW w:type="dxa" w:w="3384"/>
-            <w:shd w:val="clear" w:color="auto" w:fill="FFFFFF"/>
+            <w:tcW w:type="dxa" w:w="4838"/>
+            <w:tcBorders>
+              <w:top w:val="single" w:sz="4" w:color="E2E8F0"/>
+              <w:left w:val="single" w:sz="4" w:color="E2E8F0"/>
+              <w:bottom w:val="single" w:sz="4" w:color="E2E8F0"/>
+              <w:right w:val="single" w:sz="4" w:color="E2E8F0"/>
+            </w:tcBorders>
+            <w:tcMar>
+              <w:top w:type="dxa" w:w="100"/>
+              <w:left w:type="dxa" w:w="160"/>
+              <w:bottom w:type="dxa" w:w="100"/>
+              <w:right w:type="dxa" w:w="160"/>
+            </w:tcMar>
+            <w:vAlign w:val="top"/>
           </w:tcPr>
           <w:p>
             <w:pPr>
-              <w:spacing w:before="60" w:after="60"/>
-              <w:ind w:left="72"/>
+              <w:spacing w:before="40" w:after="40"/>
             </w:pPr>
             <w:r>
               <w:rPr>
-                <w:rFonts w:ascii="Arial" w:hAnsi="Arial"/>
-                <w:color w:val="1F1F1F"/>
-                <w:sz w:val="19"/>
+                <w:rFonts w:ascii="Calibri" w:hAnsi="Calibri"/>
+                <w:sz w:val="20"/>
               </w:rPr>
-              <w:t>~18 weeks</w:t>
+              <w:t>Senior developer performing peer QA role; does not need to be dedicated</w:t>
             </w:r>
           </w:p>
         </w:tc>
@@ -3594,309 +2875,94 @@
       <w:tr>
         <w:tc>
           <w:tcPr>
-            <w:tcW w:type="dxa" w:w="2592"/>
-            <w:shd w:val="clear" w:color="auto" w:fill="F2F2F2"/>
+            <w:tcW w:type="dxa" w:w="3168"/>
+            <w:tcBorders>
+              <w:top w:val="single" w:sz="4" w:color="E2E8F0"/>
+              <w:left w:val="single" w:sz="4" w:color="E2E8F0"/>
+              <w:bottom w:val="single" w:sz="4" w:color="E2E8F0"/>
+              <w:right w:val="single" w:sz="4" w:color="E2E8F0"/>
+            </w:tcBorders>
+            <w:shd w:val="clear" w:color="auto" w:fill="F8FAFC"/>
+            <w:tcMar>
+              <w:top w:type="dxa" w:w="100"/>
+              <w:left w:type="dxa" w:w="160"/>
+              <w:bottom w:type="dxa" w:w="100"/>
+              <w:right w:type="dxa" w:w="160"/>
+            </w:tcMar>
+            <w:vAlign w:val="top"/>
           </w:tcPr>
           <w:p>
             <w:pPr>
-              <w:spacing w:before="60" w:after="60"/>
-              <w:ind w:left="72"/>
+              <w:spacing w:before="40" w:after="40"/>
             </w:pPr>
             <w:r>
               <w:rPr>
-                <w:rFonts w:ascii="Arial" w:hAnsi="Arial"/>
-                <w:color w:val="1F1F1F"/>
-                <w:sz w:val="19"/>
+                <w:rFonts w:ascii="Calibri" w:hAnsi="Calibri"/>
+                <w:sz w:val="20"/>
               </w:rPr>
-              <w:t>Lead Developer Profile</w:t>
+              <w:t>Practice Leader</w:t>
             </w:r>
           </w:p>
         </w:tc>
         <w:tc>
           <w:tcPr>
-            <w:tcW w:type="dxa" w:w="3384"/>
-            <w:shd w:val="clear" w:color="auto" w:fill="F2F2F2"/>
+            <w:tcW w:type="dxa" w:w="5472"/>
+            <w:tcBorders>
+              <w:top w:val="single" w:sz="4" w:color="E2E8F0"/>
+              <w:left w:val="single" w:sz="4" w:color="E2E8F0"/>
+              <w:bottom w:val="single" w:sz="4" w:color="E2E8F0"/>
+              <w:right w:val="single" w:sz="4" w:color="E2E8F0"/>
+            </w:tcBorders>
+            <w:shd w:val="clear" w:color="auto" w:fill="F8FAFC"/>
+            <w:tcMar>
+              <w:top w:type="dxa" w:w="100"/>
+              <w:left w:type="dxa" w:w="160"/>
+              <w:bottom w:type="dxa" w:w="100"/>
+              <w:right w:type="dxa" w:w="160"/>
+            </w:tcMar>
+            <w:vAlign w:val="top"/>
           </w:tcPr>
           <w:p>
             <w:pPr>
-              <w:spacing w:before="60" w:after="60"/>
-              <w:ind w:left="72"/>
+              <w:spacing w:before="40" w:after="40"/>
             </w:pPr>
             <w:r>
               <w:rPr>
-                <w:rFonts w:ascii="Arial" w:hAnsi="Arial"/>
-                <w:color w:val="1F1F1F"/>
-                <w:sz w:val="19"/>
+                <w:rFonts w:ascii="Calibri" w:hAnsi="Calibri"/>
+                <w:sz w:val="20"/>
               </w:rPr>
-              <w:t>Configurator</w:t>
+              <w:t>Milestone review and strategic sign-off</w:t>
             </w:r>
           </w:p>
         </w:tc>
         <w:tc>
           <w:tcPr>
-            <w:tcW w:type="dxa" w:w="3384"/>
-            <w:shd w:val="clear" w:color="auto" w:fill="F2F2F2"/>
+            <w:tcW w:type="dxa" w:w="4838"/>
+            <w:tcBorders>
+              <w:top w:val="single" w:sz="4" w:color="E2E8F0"/>
+              <w:left w:val="single" w:sz="4" w:color="E2E8F0"/>
+              <w:bottom w:val="single" w:sz="4" w:color="E2E8F0"/>
+              <w:right w:val="single" w:sz="4" w:color="E2E8F0"/>
+            </w:tcBorders>
+            <w:shd w:val="clear" w:color="auto" w:fill="F8FAFC"/>
+            <w:tcMar>
+              <w:top w:type="dxa" w:w="100"/>
+              <w:left w:type="dxa" w:w="160"/>
+              <w:bottom w:type="dxa" w:w="100"/>
+              <w:right w:type="dxa" w:w="160"/>
+            </w:tcMar>
+            <w:vAlign w:val="top"/>
           </w:tcPr>
           <w:p>
             <w:pPr>
-              <w:spacing w:before="60" w:after="60"/>
-              <w:ind w:left="72"/>
+              <w:spacing w:before="40" w:after="40"/>
             </w:pPr>
             <w:r>
               <w:rPr>
-                <w:rFonts w:ascii="Arial" w:hAnsi="Arial"/>
-                <w:color w:val="1F1F1F"/>
-                <w:sz w:val="19"/>
+                <w:rFonts w:ascii="Calibri" w:hAnsi="Calibri"/>
+                <w:sz w:val="20"/>
               </w:rPr>
-              <w:t>App developer (Studio)</w:t>
-            </w:r>
-          </w:p>
-        </w:tc>
-      </w:tr>
-      <w:tr>
-        <w:tc>
-          <w:tcPr>
-            <w:tcW w:type="dxa" w:w="2592"/>
-            <w:shd w:val="clear" w:color="auto" w:fill="FFFFFF"/>
-          </w:tcPr>
-          <w:p>
-            <w:pPr>
-              <w:spacing w:before="60" w:after="60"/>
-              <w:ind w:left="72"/>
-            </w:pPr>
-            <w:r>
-              <w:rPr>
-                <w:rFonts w:ascii="Arial" w:hAnsi="Arial"/>
-                <w:color w:val="1F1F1F"/>
-                <w:sz w:val="19"/>
-              </w:rPr>
-              <w:t>App Engine SKU Required</w:t>
-            </w:r>
-          </w:p>
-        </w:tc>
-        <w:tc>
-          <w:tcPr>
-            <w:tcW w:type="dxa" w:w="3384"/>
-            <w:shd w:val="clear" w:color="auto" w:fill="FFFFFF"/>
-          </w:tcPr>
-          <w:p>
-            <w:pPr>
-              <w:spacing w:before="60" w:after="60"/>
-              <w:ind w:left="72"/>
-            </w:pPr>
-            <w:r>
-              <w:rPr>
-                <w:rFonts w:ascii="Arial" w:hAnsi="Arial"/>
-                <w:color w:val="1F1F1F"/>
-                <w:sz w:val="19"/>
-              </w:rPr>
-              <w:t>No</w:t>
-            </w:r>
-          </w:p>
-        </w:tc>
-        <w:tc>
-          <w:tcPr>
-            <w:tcW w:type="dxa" w:w="3384"/>
-            <w:shd w:val="clear" w:color="auto" w:fill="FFFFFF"/>
-          </w:tcPr>
-          <w:p>
-            <w:pPr>
-              <w:spacing w:before="60" w:after="60"/>
-              <w:ind w:left="72"/>
-            </w:pPr>
-            <w:r>
-              <w:rPr>
-                <w:rFonts w:ascii="Arial" w:hAnsi="Arial"/>
-                <w:color w:val="1F1F1F"/>
-                <w:sz w:val="19"/>
-              </w:rPr>
-              <w:t>Yes</w:t>
-            </w:r>
-          </w:p>
-        </w:tc>
-      </w:tr>
-      <w:tr>
-        <w:tc>
-          <w:tcPr>
-            <w:tcW w:type="dxa" w:w="2592"/>
-            <w:shd w:val="clear" w:color="auto" w:fill="F2F2F2"/>
-          </w:tcPr>
-          <w:p>
-            <w:pPr>
-              <w:spacing w:before="60" w:after="60"/>
-              <w:ind w:left="72"/>
-            </w:pPr>
-            <w:r>
-              <w:rPr>
-                <w:rFonts w:ascii="Arial" w:hAnsi="Arial"/>
-                <w:color w:val="1F1F1F"/>
-                <w:sz w:val="19"/>
-              </w:rPr>
-              <w:t>Upgrade Risk</w:t>
-            </w:r>
-          </w:p>
-        </w:tc>
-        <w:tc>
-          <w:tcPr>
-            <w:tcW w:type="dxa" w:w="3384"/>
-            <w:shd w:val="clear" w:color="auto" w:fill="F2F2F2"/>
-          </w:tcPr>
-          <w:p>
-            <w:pPr>
-              <w:spacing w:before="60" w:after="60"/>
-              <w:ind w:left="72"/>
-            </w:pPr>
-            <w:r>
-              <w:rPr>
-                <w:rFonts w:ascii="Arial" w:hAnsi="Arial"/>
-                <w:color w:val="1F1F1F"/>
-                <w:sz w:val="19"/>
-              </w:rPr>
-              <w:t>Medium (native tables)</w:t>
-            </w:r>
-          </w:p>
-        </w:tc>
-        <w:tc>
-          <w:tcPr>
-            <w:tcW w:type="dxa" w:w="3384"/>
-            <w:shd w:val="clear" w:color="auto" w:fill="F2F2F2"/>
-          </w:tcPr>
-          <w:p>
-            <w:pPr>
-              <w:spacing w:before="60" w:after="60"/>
-              <w:ind w:left="72"/>
-            </w:pPr>
-            <w:r>
-              <w:rPr>
-                <w:rFonts w:ascii="Arial" w:hAnsi="Arial"/>
-                <w:color w:val="1F1F1F"/>
-                <w:sz w:val="19"/>
-              </w:rPr>
-              <w:t>Low (scoped app)</w:t>
-            </w:r>
-          </w:p>
-        </w:tc>
-      </w:tr>
-      <w:tr>
-        <w:tc>
-          <w:tcPr>
-            <w:tcW w:type="dxa" w:w="2592"/>
-            <w:shd w:val="clear" w:color="auto" w:fill="FFFFFF"/>
-          </w:tcPr>
-          <w:p>
-            <w:pPr>
-              <w:spacing w:before="60" w:after="60"/>
-              <w:ind w:left="72"/>
-            </w:pPr>
-            <w:r>
-              <w:rPr>
-                <w:rFonts w:ascii="Arial" w:hAnsi="Arial"/>
-                <w:color w:val="1F1F1F"/>
-                <w:sz w:val="19"/>
-              </w:rPr>
-              <w:t>ServiceNow Store Path</w:t>
-            </w:r>
-          </w:p>
-        </w:tc>
-        <w:tc>
-          <w:tcPr>
-            <w:tcW w:type="dxa" w:w="3384"/>
-            <w:shd w:val="clear" w:color="auto" w:fill="FFFFFF"/>
-          </w:tcPr>
-          <w:p>
-            <w:pPr>
-              <w:spacing w:before="60" w:after="60"/>
-              <w:ind w:left="72"/>
-            </w:pPr>
-            <w:r>
-              <w:rPr>
-                <w:rFonts w:ascii="Arial" w:hAnsi="Arial"/>
-                <w:color w:val="1F1F1F"/>
-                <w:sz w:val="19"/>
-              </w:rPr>
-              <w:t>Harder — use update set</w:t>
-            </w:r>
-          </w:p>
-        </w:tc>
-        <w:tc>
-          <w:tcPr>
-            <w:tcW w:type="dxa" w:w="3384"/>
-            <w:shd w:val="clear" w:color="auto" w:fill="FFFFFF"/>
-          </w:tcPr>
-          <w:p>
-            <w:pPr>
-              <w:spacing w:before="60" w:after="60"/>
-              <w:ind w:left="72"/>
-            </w:pPr>
-            <w:r>
-              <w:rPr>
-                <w:rFonts w:ascii="Arial" w:hAnsi="Arial"/>
-                <w:color w:val="1F1F1F"/>
-                <w:sz w:val="19"/>
-              </w:rPr>
-              <w:t>Clean — Store-ready</w:t>
-            </w:r>
-          </w:p>
-        </w:tc>
-      </w:tr>
-      <w:tr>
-        <w:tc>
-          <w:tcPr>
-            <w:tcW w:type="dxa" w:w="2592"/>
-            <w:shd w:val="clear" w:color="auto" w:fill="F2F2F2"/>
-          </w:tcPr>
-          <w:p>
-            <w:pPr>
-              <w:spacing w:before="60" w:after="60"/>
-              <w:ind w:left="72"/>
-            </w:pPr>
-            <w:r>
-              <w:rPr>
-                <w:rFonts w:ascii="Arial" w:hAnsi="Arial"/>
-                <w:color w:val="1F1F1F"/>
-                <w:sz w:val="19"/>
-              </w:rPr>
-              <w:t>Best Strategic Move</w:t>
-            </w:r>
-          </w:p>
-        </w:tc>
-        <w:tc>
-          <w:tcPr>
-            <w:tcW w:type="dxa" w:w="3384"/>
-            <w:shd w:val="clear" w:color="auto" w:fill="F2F2F2"/>
-          </w:tcPr>
-          <w:p>
-            <w:pPr>
-              <w:spacing w:before="60" w:after="60"/>
-              <w:ind w:left="72"/>
-            </w:pPr>
-            <w:r>
-              <w:rPr>
-                <w:rFonts w:ascii="Arial" w:hAnsi="Arial"/>
-                <w:color w:val="1F1F1F"/>
-                <w:sz w:val="19"/>
-              </w:rPr>
-              <w:t>Prove design, deploy fast</w:t>
-            </w:r>
-          </w:p>
-        </w:tc>
-        <w:tc>
-          <w:tcPr>
-            <w:tcW w:type="dxa" w:w="3384"/>
-            <w:shd w:val="clear" w:color="auto" w:fill="F2F2F2"/>
-          </w:tcPr>
-          <w:p>
-            <w:pPr>
-              <w:spacing w:before="60" w:after="60"/>
-              <w:ind w:left="72"/>
-            </w:pPr>
-            <w:r>
-              <w:rPr>
-                <w:rFonts w:ascii="Arial" w:hAnsi="Arial"/>
-                <w:color w:val="1F1F1F"/>
-                <w:sz w:val="19"/>
-              </w:rPr>
-              <w:t>Build the product right</w:t>
+              <w:t>Senior Director — 4 hours per phase review only</w:t>
             </w:r>
           </w:p>
         </w:tc>
@@ -3904,109 +2970,35 @@
     </w:tbl>
     <w:p>
       <w:pPr>
-        <w:spacing w:after="100"/>
+        <w:spacing w:after="40"/>
       </w:pPr>
     </w:p>
     <w:p>
       <w:pPr>
-        <w:spacing w:before="320" w:after="100"/>
-        <w:pBdr>
-          <w:bottom w:val="single" w:sz="6" w:space="1" w:color="007A78"/>
-        </w:pBdr>
+        <w:pStyle w:val="Heading1"/>
+      </w:pPr>
+      <w:r>
+        <w:t>4.  Timeline Summary</w:t>
+      </w:r>
+    </w:p>
+    <w:p>
+      <w:pPr>
+        <w:spacing w:after="160" w:before="0"/>
       </w:pPr>
       <w:r>
         <w:rPr>
-          <w:rFonts w:ascii="Arial" w:hAnsi="Arial"/>
-          <w:b/>
-          <w:color w:val="007A78"/>
-          <w:sz w:val="26"/>
+          <w:rFonts w:ascii="Calibri" w:hAnsi="Calibri"/>
+          <w:color w:val="1A1A1A"/>
+          <w:sz w:val="22"/>
         </w:rPr>
-        <w:t>8. RECOMMENDATION &amp; DECISION REQUIRED</w:t>
+        <w:t>Blueprint B runs 10–12 weeks from decision to v1.0 release — 6–8 weeks faster than Blueprint A. The shorter timeline is driven by removing the custom app scaffolding (Phase 1 Foundation) and replacing it with direct table extensions that can begin immediately.</w:t>
       </w:r>
     </w:p>
     <w:tbl>
       <w:tblPr>
         <w:tblW w:type="auto" w:w="0"/>
+        <w:jc w:val="left"/>
         <w:tblLook w:firstColumn="1" w:firstRow="1" w:lastColumn="0" w:lastRow="0" w:noHBand="0" w:noVBand="1" w:val="04A0"/>
-        <w:jc w:val="left"/>
-        <w:tblBorders>
-          <w:top w:val="none" w:sz="0" w:space="0" w:color="auto"/>
-          <w:left w:val="none" w:sz="0" w:space="0" w:color="auto"/>
-          <w:bottom w:val="none" w:sz="0" w:space="0" w:color="auto"/>
-          <w:right w:val="none" w:sz="0" w:space="0" w:color="auto"/>
-          <w:insideH w:val="none" w:sz="0" w:space="0" w:color="auto"/>
-          <w:insideV w:val="none" w:sz="0" w:space="0" w:color="auto"/>
-        </w:tblBorders>
-      </w:tblPr>
-      <w:tblGrid>
-        <w:gridCol w:w="9360"/>
-      </w:tblGrid>
-      <w:tr>
-        <w:tc>
-          <w:tcPr>
-            <w:tcW w:type="dxa" w:w="9360"/>
-            <w:shd w:val="clear" w:color="auto" w:fill="E8F5F5"/>
-          </w:tcPr>
-          <w:p>
-            <w:pPr>
-              <w:spacing w:before="100" w:after="100"/>
-              <w:ind w:left="144"/>
-            </w:pPr>
-            <w:r>
-              <w:rPr>
-                <w:rFonts w:ascii="Arial" w:hAnsi="Arial"/>
-                <w:b/>
-                <w:color w:val="007A78"/>
-                <w:sz w:val="20"/>
-              </w:rPr>
-              <w:t xml:space="preserve">Recommendation:  </w:t>
-            </w:r>
-            <w:r>
-              <w:rPr>
-                <w:rFonts w:ascii="Arial" w:hAnsi="Arial"/>
-                <w:color w:val="1F1F1F"/>
-                <w:sz w:val="20"/>
-              </w:rPr>
-              <w:t>Approve Blueprint B as the initial build. Deploy to the first real engagement by September 2026. After 2–3 engagements of validated use, assess whether Blueprint A's additional investment is warranted for the commercial product and Store path. This is not a compromise — it is a disciplined staged investment in a product we are not yet sure the market will buy.</w:t>
-            </w:r>
-          </w:p>
-        </w:tc>
-      </w:tr>
-    </w:tbl>
-    <w:p>
-      <w:pPr>
-        <w:spacing w:after="80"/>
-      </w:pPr>
-    </w:p>
-    <w:p>
-      <w:pPr>
-        <w:spacing w:before="0" w:after="80"/>
-        <w:jc w:val="left"/>
-      </w:pPr>
-      <w:r>
-        <w:rPr>
-          <w:rFonts w:ascii="Arial" w:hAnsi="Arial"/>
-          <w:b/>
-          <w:i w:val="0"/>
-          <w:color w:val="1F1F1F"/>
-          <w:sz w:val="21"/>
-        </w:rPr>
-        <w:t>Decisions required from this briefing:</w:t>
-      </w:r>
-    </w:p>
-    <w:tbl>
-      <w:tblPr>
-        <w:tblW w:type="auto" w:w="0"/>
-        <w:tblLook w:firstColumn="1" w:firstRow="1" w:lastColumn="0" w:lastRow="0" w:noHBand="0" w:noVBand="1" w:val="04A0"/>
-        <w:jc w:val="left"/>
-        <w:tblBorders>
-          <w:top w:val="none" w:sz="0" w:space="0" w:color="auto"/>
-          <w:left w:val="none" w:sz="0" w:space="0" w:color="auto"/>
-          <w:bottom w:val="none" w:sz="0" w:space="0" w:color="auto"/>
-          <w:right w:val="none" w:sz="0" w:space="0" w:color="auto"/>
-          <w:insideH w:val="none" w:sz="0" w:space="0" w:color="auto"/>
-          <w:insideV w:val="none" w:sz="0" w:space="0" w:color="auto"/>
-        </w:tblBorders>
       </w:tblPr>
       <w:tblGrid>
         <w:gridCol w:w="2340"/>
@@ -4015,22 +3007,2332 @@
         <w:gridCol w:w="2340"/>
       </w:tblGrid>
       <w:tr>
+        <w:trPr>
+          <w:tblHeader/>
+        </w:trPr>
         <w:tc>
           <w:tcPr>
-            <w:tcW w:type="dxa" w:w="2304"/>
-            <w:shd w:val="clear" w:color="auto" w:fill="007A78"/>
+            <w:tcW w:type="dxa" w:w="3600"/>
+            <w:tcBorders>
+              <w:top w:val="single" w:sz="4" w:color="E2E8F0"/>
+              <w:left w:val="single" w:sz="4" w:color="E2E8F0"/>
+              <w:bottom w:val="single" w:sz="4" w:color="E2E8F0"/>
+              <w:right w:val="single" w:sz="4" w:color="E2E8F0"/>
+            </w:tcBorders>
+            <w:shd w:val="clear" w:color="auto" w:fill="0B1F3A"/>
+            <w:tcMar>
+              <w:top w:type="dxa" w:w="120"/>
+              <w:left w:type="dxa" w:w="160"/>
+              <w:bottom w:type="dxa" w:w="120"/>
+              <w:right w:type="dxa" w:w="160"/>
+            </w:tcMar>
+            <w:vAlign w:val="center"/>
           </w:tcPr>
           <w:p>
             <w:pPr>
-              <w:spacing w:before="80" w:after="80"/>
-              <w:ind w:left="72"/>
+              <w:spacing w:before="40" w:after="40"/>
             </w:pPr>
             <w:r>
               <w:rPr>
-                <w:rFonts w:ascii="Arial" w:hAnsi="Arial"/>
+                <w:rFonts w:ascii="Calibri" w:hAnsi="Calibri"/>
                 <w:b/>
                 <w:color w:val="FFFFFF"/>
+                <w:sz w:val="22"/>
+              </w:rPr>
+              <w:t>Phase</w:t>
+            </w:r>
+          </w:p>
+        </w:tc>
+        <w:tc>
+          <w:tcPr>
+            <w:tcW w:type="dxa" w:w="2016"/>
+            <w:tcBorders>
+              <w:top w:val="single" w:sz="4" w:color="E2E8F0"/>
+              <w:left w:val="single" w:sz="4" w:color="E2E8F0"/>
+              <w:bottom w:val="single" w:sz="4" w:color="E2E8F0"/>
+              <w:right w:val="single" w:sz="4" w:color="E2E8F0"/>
+            </w:tcBorders>
+            <w:shd w:val="clear" w:color="auto" w:fill="0B1F3A"/>
+            <w:tcMar>
+              <w:top w:type="dxa" w:w="120"/>
+              <w:left w:type="dxa" w:w="160"/>
+              <w:bottom w:type="dxa" w:w="120"/>
+              <w:right w:type="dxa" w:w="160"/>
+            </w:tcMar>
+            <w:vAlign w:val="center"/>
+          </w:tcPr>
+          <w:p>
+            <w:pPr>
+              <w:spacing w:before="40" w:after="40"/>
+            </w:pPr>
+            <w:r>
+              <w:rPr>
+                <w:rFonts w:ascii="Calibri" w:hAnsi="Calibri"/>
+                <w:b/>
+                <w:color w:val="FFFFFF"/>
+                <w:sz w:val="22"/>
+              </w:rPr>
+              <w:t>Calendar Weeks</w:t>
+            </w:r>
+          </w:p>
+        </w:tc>
+        <w:tc>
+          <w:tcPr>
+            <w:tcW w:type="dxa" w:w="2160"/>
+            <w:tcBorders>
+              <w:top w:val="single" w:sz="4" w:color="E2E8F0"/>
+              <w:left w:val="single" w:sz="4" w:color="E2E8F0"/>
+              <w:bottom w:val="single" w:sz="4" w:color="E2E8F0"/>
+              <w:right w:val="single" w:sz="4" w:color="E2E8F0"/>
+            </w:tcBorders>
+            <w:shd w:val="clear" w:color="auto" w:fill="0B1F3A"/>
+            <w:tcMar>
+              <w:top w:type="dxa" w:w="120"/>
+              <w:left w:type="dxa" w:w="160"/>
+              <w:bottom w:type="dxa" w:w="120"/>
+              <w:right w:type="dxa" w:w="160"/>
+            </w:tcMar>
+            <w:vAlign w:val="center"/>
+          </w:tcPr>
+          <w:p>
+            <w:pPr>
+              <w:spacing w:before="40" w:after="40"/>
+            </w:pPr>
+            <w:r>
+              <w:rPr>
+                <w:rFonts w:ascii="Calibri" w:hAnsi="Calibri"/>
+                <w:b/>
+                <w:color w:val="FFFFFF"/>
+                <w:sz w:val="22"/>
+              </w:rPr>
+              <w:t>Target Dates</w:t>
+            </w:r>
+          </w:p>
+        </w:tc>
+        <w:tc>
+          <w:tcPr>
+            <w:tcW w:type="dxa" w:w="5760"/>
+            <w:tcBorders>
+              <w:top w:val="single" w:sz="4" w:color="E2E8F0"/>
+              <w:left w:val="single" w:sz="4" w:color="E2E8F0"/>
+              <w:bottom w:val="single" w:sz="4" w:color="E2E8F0"/>
+              <w:right w:val="single" w:sz="4" w:color="E2E8F0"/>
+            </w:tcBorders>
+            <w:shd w:val="clear" w:color="auto" w:fill="0B1F3A"/>
+            <w:tcMar>
+              <w:top w:type="dxa" w:w="120"/>
+              <w:left w:type="dxa" w:w="160"/>
+              <w:bottom w:type="dxa" w:w="120"/>
+              <w:right w:type="dxa" w:w="160"/>
+            </w:tcMar>
+            <w:vAlign w:val="center"/>
+          </w:tcPr>
+          <w:p>
+            <w:pPr>
+              <w:spacing w:before="40" w:after="40"/>
+            </w:pPr>
+            <w:r>
+              <w:rPr>
+                <w:rFonts w:ascii="Calibri" w:hAnsi="Calibri"/>
+                <w:b/>
+                <w:color w:val="FFFFFF"/>
+                <w:sz w:val="22"/>
+              </w:rPr>
+              <w:t>Key Milestone</w:t>
+            </w:r>
+          </w:p>
+        </w:tc>
+      </w:tr>
+      <w:tr>
+        <w:tc>
+          <w:tcPr>
+            <w:tcW w:type="dxa" w:w="3600"/>
+            <w:tcBorders>
+              <w:top w:val="single" w:sz="4" w:color="E2E8F0"/>
+              <w:left w:val="single" w:sz="4" w:color="E2E8F0"/>
+              <w:bottom w:val="single" w:sz="4" w:color="E2E8F0"/>
+              <w:right w:val="single" w:sz="4" w:color="E2E8F0"/>
+            </w:tcBorders>
+            <w:shd w:val="clear" w:color="auto" w:fill="F8FAFC"/>
+            <w:tcMar>
+              <w:top w:type="dxa" w:w="100"/>
+              <w:left w:type="dxa" w:w="160"/>
+              <w:bottom w:type="dxa" w:w="100"/>
+              <w:right w:type="dxa" w:w="160"/>
+            </w:tcMar>
+            <w:vAlign w:val="top"/>
+          </w:tcPr>
+          <w:p>
+            <w:pPr>
+              <w:spacing w:before="40" w:after="40"/>
+            </w:pPr>
+            <w:r>
+              <w:rPr>
+                <w:rFonts w:ascii="Calibri" w:hAnsi="Calibri"/>
                 <w:sz w:val="20"/>
+              </w:rPr>
+              <w:t>Phase 0 — Pre-Build</w:t>
+            </w:r>
+          </w:p>
+        </w:tc>
+        <w:tc>
+          <w:tcPr>
+            <w:tcW w:type="dxa" w:w="2016"/>
+            <w:tcBorders>
+              <w:top w:val="single" w:sz="4" w:color="E2E8F0"/>
+              <w:left w:val="single" w:sz="4" w:color="E2E8F0"/>
+              <w:bottom w:val="single" w:sz="4" w:color="E2E8F0"/>
+              <w:right w:val="single" w:sz="4" w:color="E2E8F0"/>
+            </w:tcBorders>
+            <w:shd w:val="clear" w:color="auto" w:fill="F8FAFC"/>
+            <w:tcMar>
+              <w:top w:type="dxa" w:w="100"/>
+              <w:left w:type="dxa" w:w="160"/>
+              <w:bottom w:type="dxa" w:w="100"/>
+              <w:right w:type="dxa" w:w="160"/>
+            </w:tcMar>
+            <w:vAlign w:val="top"/>
+          </w:tcPr>
+          <w:p>
+            <w:pPr>
+              <w:spacing w:before="40" w:after="40"/>
+            </w:pPr>
+            <w:r>
+              <w:rPr>
+                <w:rFonts w:ascii="Calibri" w:hAnsi="Calibri"/>
+                <w:sz w:val="20"/>
+              </w:rPr>
+              <w:t>Weeks −2 to 0</w:t>
+            </w:r>
+          </w:p>
+        </w:tc>
+        <w:tc>
+          <w:tcPr>
+            <w:tcW w:type="dxa" w:w="2160"/>
+            <w:tcBorders>
+              <w:top w:val="single" w:sz="4" w:color="E2E8F0"/>
+              <w:left w:val="single" w:sz="4" w:color="E2E8F0"/>
+              <w:bottom w:val="single" w:sz="4" w:color="E2E8F0"/>
+              <w:right w:val="single" w:sz="4" w:color="E2E8F0"/>
+            </w:tcBorders>
+            <w:shd w:val="clear" w:color="auto" w:fill="F8FAFC"/>
+            <w:tcMar>
+              <w:top w:type="dxa" w:w="100"/>
+              <w:left w:type="dxa" w:w="160"/>
+              <w:bottom w:type="dxa" w:w="100"/>
+              <w:right w:type="dxa" w:w="160"/>
+            </w:tcMar>
+            <w:vAlign w:val="top"/>
+          </w:tcPr>
+          <w:p>
+            <w:pPr>
+              <w:spacing w:before="40" w:after="40"/>
+            </w:pPr>
+            <w:r>
+              <w:rPr>
+                <w:rFonts w:ascii="Calibri" w:hAnsi="Calibri"/>
+                <w:sz w:val="20"/>
+              </w:rPr>
+              <w:t>May – Jun 2026</w:t>
+            </w:r>
+          </w:p>
+        </w:tc>
+        <w:tc>
+          <w:tcPr>
+            <w:tcW w:type="dxa" w:w="5760"/>
+            <w:tcBorders>
+              <w:top w:val="single" w:sz="4" w:color="E2E8F0"/>
+              <w:left w:val="single" w:sz="4" w:color="E2E8F0"/>
+              <w:bottom w:val="single" w:sz="4" w:color="E2E8F0"/>
+              <w:right w:val="single" w:sz="4" w:color="E2E8F0"/>
+            </w:tcBorders>
+            <w:shd w:val="clear" w:color="auto" w:fill="F8FAFC"/>
+            <w:tcMar>
+              <w:top w:type="dxa" w:w="100"/>
+              <w:left w:type="dxa" w:w="160"/>
+              <w:bottom w:type="dxa" w:w="100"/>
+              <w:right w:type="dxa" w:w="160"/>
+            </w:tcMar>
+            <w:vAlign w:val="top"/>
+          </w:tcPr>
+          <w:p>
+            <w:pPr>
+              <w:spacing w:before="40" w:after="40"/>
+            </w:pPr>
+            <w:r>
+              <w:rPr>
+                <w:rFonts w:ascii="Calibri" w:hAnsi="Calibri"/>
+                <w:sz w:val="20"/>
+              </w:rPr>
+              <w:t>Architecture decision; PDI live; field extension design confirmed</w:t>
+            </w:r>
+          </w:p>
+        </w:tc>
+      </w:tr>
+      <w:tr>
+        <w:tc>
+          <w:tcPr>
+            <w:tcW w:type="dxa" w:w="3600"/>
+            <w:tcBorders>
+              <w:top w:val="single" w:sz="4" w:color="E2E8F0"/>
+              <w:left w:val="single" w:sz="4" w:color="E2E8F0"/>
+              <w:bottom w:val="single" w:sz="4" w:color="E2E8F0"/>
+              <w:right w:val="single" w:sz="4" w:color="E2E8F0"/>
+            </w:tcBorders>
+            <w:tcMar>
+              <w:top w:type="dxa" w:w="100"/>
+              <w:left w:type="dxa" w:w="160"/>
+              <w:bottom w:type="dxa" w:w="100"/>
+              <w:right w:type="dxa" w:w="160"/>
+            </w:tcMar>
+            <w:vAlign w:val="top"/>
+          </w:tcPr>
+          <w:p>
+            <w:pPr>
+              <w:spacing w:before="40" w:after="40"/>
+            </w:pPr>
+            <w:r>
+              <w:rPr>
+                <w:rFonts w:ascii="Calibri" w:hAnsi="Calibri"/>
+                <w:sz w:val="20"/>
+              </w:rPr>
+              <w:t>Phase 1 — Extensions &amp; Roles</w:t>
+            </w:r>
+          </w:p>
+        </w:tc>
+        <w:tc>
+          <w:tcPr>
+            <w:tcW w:type="dxa" w:w="2016"/>
+            <w:tcBorders>
+              <w:top w:val="single" w:sz="4" w:color="E2E8F0"/>
+              <w:left w:val="single" w:sz="4" w:color="E2E8F0"/>
+              <w:bottom w:val="single" w:sz="4" w:color="E2E8F0"/>
+              <w:right w:val="single" w:sz="4" w:color="E2E8F0"/>
+            </w:tcBorders>
+            <w:tcMar>
+              <w:top w:type="dxa" w:w="100"/>
+              <w:left w:type="dxa" w:w="160"/>
+              <w:bottom w:type="dxa" w:w="100"/>
+              <w:right w:type="dxa" w:w="160"/>
+            </w:tcMar>
+            <w:vAlign w:val="top"/>
+          </w:tcPr>
+          <w:p>
+            <w:pPr>
+              <w:spacing w:before="40" w:after="40"/>
+            </w:pPr>
+            <w:r>
+              <w:rPr>
+                <w:rFonts w:ascii="Calibri" w:hAnsi="Calibri"/>
+                <w:sz w:val="20"/>
+              </w:rPr>
+              <w:t>Weeks 1–3</w:t>
+            </w:r>
+          </w:p>
+        </w:tc>
+        <w:tc>
+          <w:tcPr>
+            <w:tcW w:type="dxa" w:w="2160"/>
+            <w:tcBorders>
+              <w:top w:val="single" w:sz="4" w:color="E2E8F0"/>
+              <w:left w:val="single" w:sz="4" w:color="E2E8F0"/>
+              <w:bottom w:val="single" w:sz="4" w:color="E2E8F0"/>
+              <w:right w:val="single" w:sz="4" w:color="E2E8F0"/>
+            </w:tcBorders>
+            <w:tcMar>
+              <w:top w:type="dxa" w:w="100"/>
+              <w:left w:type="dxa" w:w="160"/>
+              <w:bottom w:type="dxa" w:w="100"/>
+              <w:right w:type="dxa" w:w="160"/>
+            </w:tcMar>
+            <w:vAlign w:val="top"/>
+          </w:tcPr>
+          <w:p>
+            <w:pPr>
+              <w:spacing w:before="40" w:after="40"/>
+            </w:pPr>
+            <w:r>
+              <w:rPr>
+                <w:rFonts w:ascii="Calibri" w:hAnsi="Calibri"/>
+                <w:sz w:val="20"/>
+              </w:rPr>
+              <w:t>Jun 2026</w:t>
+            </w:r>
+          </w:p>
+        </w:tc>
+        <w:tc>
+          <w:tcPr>
+            <w:tcW w:type="dxa" w:w="5760"/>
+            <w:tcBorders>
+              <w:top w:val="single" w:sz="4" w:color="E2E8F0"/>
+              <w:left w:val="single" w:sz="4" w:color="E2E8F0"/>
+              <w:bottom w:val="single" w:sz="4" w:color="E2E8F0"/>
+              <w:right w:val="single" w:sz="4" w:color="E2E8F0"/>
+            </w:tcBorders>
+            <w:tcMar>
+              <w:top w:type="dxa" w:w="100"/>
+              <w:left w:type="dxa" w:w="160"/>
+              <w:bottom w:type="dxa" w:w="100"/>
+              <w:right w:type="dxa" w:w="160"/>
+            </w:tcMar>
+            <w:vAlign w:val="top"/>
+          </w:tcPr>
+          <w:p>
+            <w:pPr>
+              <w:spacing w:before="40" w:after="40"/>
+            </w:pPr>
+            <w:r>
+              <w:rPr>
+                <w:rFonts w:ascii="Calibri" w:hAnsi="Calibri"/>
+                <w:sz w:val="20"/>
+              </w:rPr>
+              <w:t>v0.3: all u_ecs_ fields deployed, role groups configured, ACLs live</w:t>
+            </w:r>
+          </w:p>
+        </w:tc>
+      </w:tr>
+      <w:tr>
+        <w:tc>
+          <w:tcPr>
+            <w:tcW w:type="dxa" w:w="3600"/>
+            <w:tcBorders>
+              <w:top w:val="single" w:sz="4" w:color="E2E8F0"/>
+              <w:left w:val="single" w:sz="4" w:color="E2E8F0"/>
+              <w:bottom w:val="single" w:sz="4" w:color="E2E8F0"/>
+              <w:right w:val="single" w:sz="4" w:color="E2E8F0"/>
+            </w:tcBorders>
+            <w:shd w:val="clear" w:color="auto" w:fill="F8FAFC"/>
+            <w:tcMar>
+              <w:top w:type="dxa" w:w="100"/>
+              <w:left w:type="dxa" w:w="160"/>
+              <w:bottom w:type="dxa" w:w="100"/>
+              <w:right w:type="dxa" w:w="160"/>
+            </w:tcMar>
+            <w:vAlign w:val="top"/>
+          </w:tcPr>
+          <w:p>
+            <w:pPr>
+              <w:spacing w:before="40" w:after="40"/>
+            </w:pPr>
+            <w:r>
+              <w:rPr>
+                <w:rFonts w:ascii="Calibri" w:hAnsi="Calibri"/>
+                <w:sz w:val="20"/>
+              </w:rPr>
+              <w:t>Phase 2 — Portal &amp; Health Engine</w:t>
+            </w:r>
+          </w:p>
+        </w:tc>
+        <w:tc>
+          <w:tcPr>
+            <w:tcW w:type="dxa" w:w="2016"/>
+            <w:tcBorders>
+              <w:top w:val="single" w:sz="4" w:color="E2E8F0"/>
+              <w:left w:val="single" w:sz="4" w:color="E2E8F0"/>
+              <w:bottom w:val="single" w:sz="4" w:color="E2E8F0"/>
+              <w:right w:val="single" w:sz="4" w:color="E2E8F0"/>
+            </w:tcBorders>
+            <w:shd w:val="clear" w:color="auto" w:fill="F8FAFC"/>
+            <w:tcMar>
+              <w:top w:type="dxa" w:w="100"/>
+              <w:left w:type="dxa" w:w="160"/>
+              <w:bottom w:type="dxa" w:w="100"/>
+              <w:right w:type="dxa" w:w="160"/>
+            </w:tcMar>
+            <w:vAlign w:val="top"/>
+          </w:tcPr>
+          <w:p>
+            <w:pPr>
+              <w:spacing w:before="40" w:after="40"/>
+            </w:pPr>
+            <w:r>
+              <w:rPr>
+                <w:rFonts w:ascii="Calibri" w:hAnsi="Calibri"/>
+                <w:sz w:val="20"/>
+              </w:rPr>
+              <w:t>Weeks 4–7</w:t>
+            </w:r>
+          </w:p>
+        </w:tc>
+        <w:tc>
+          <w:tcPr>
+            <w:tcW w:type="dxa" w:w="2160"/>
+            <w:tcBorders>
+              <w:top w:val="single" w:sz="4" w:color="E2E8F0"/>
+              <w:left w:val="single" w:sz="4" w:color="E2E8F0"/>
+              <w:bottom w:val="single" w:sz="4" w:color="E2E8F0"/>
+              <w:right w:val="single" w:sz="4" w:color="E2E8F0"/>
+            </w:tcBorders>
+            <w:shd w:val="clear" w:color="auto" w:fill="F8FAFC"/>
+            <w:tcMar>
+              <w:top w:type="dxa" w:w="100"/>
+              <w:left w:type="dxa" w:w="160"/>
+              <w:bottom w:type="dxa" w:w="100"/>
+              <w:right w:type="dxa" w:w="160"/>
+            </w:tcMar>
+            <w:vAlign w:val="top"/>
+          </w:tcPr>
+          <w:p>
+            <w:pPr>
+              <w:spacing w:before="40" w:after="40"/>
+            </w:pPr>
+            <w:r>
+              <w:rPr>
+                <w:rFonts w:ascii="Calibri" w:hAnsi="Calibri"/>
+                <w:sz w:val="20"/>
+              </w:rPr>
+              <w:t>Jun–Jul 2026</w:t>
+            </w:r>
+          </w:p>
+        </w:tc>
+        <w:tc>
+          <w:tcPr>
+            <w:tcW w:type="dxa" w:w="5760"/>
+            <w:tcBorders>
+              <w:top w:val="single" w:sz="4" w:color="E2E8F0"/>
+              <w:left w:val="single" w:sz="4" w:color="E2E8F0"/>
+              <w:bottom w:val="single" w:sz="4" w:color="E2E8F0"/>
+              <w:right w:val="single" w:sz="4" w:color="E2E8F0"/>
+            </w:tcBorders>
+            <w:shd w:val="clear" w:color="auto" w:fill="F8FAFC"/>
+            <w:tcMar>
+              <w:top w:type="dxa" w:w="100"/>
+              <w:left w:type="dxa" w:w="160"/>
+              <w:bottom w:type="dxa" w:w="100"/>
+              <w:right w:type="dxa" w:w="160"/>
+            </w:tcMar>
+            <w:vAlign w:val="top"/>
+          </w:tcPr>
+          <w:p>
+            <w:pPr>
+              <w:spacing w:before="40" w:after="40"/>
+            </w:pPr>
+            <w:r>
+              <w:rPr>
+                <w:rFonts w:ascii="Calibri" w:hAnsi="Calibri"/>
+                <w:sz w:val="20"/>
+              </w:rPr>
+              <w:t>v0.6: all portal pages, health score live, customer access working</w:t>
+            </w:r>
+          </w:p>
+        </w:tc>
+      </w:tr>
+      <w:tr>
+        <w:tc>
+          <w:tcPr>
+            <w:tcW w:type="dxa" w:w="3600"/>
+            <w:tcBorders>
+              <w:top w:val="single" w:sz="4" w:color="E2E8F0"/>
+              <w:left w:val="single" w:sz="4" w:color="E2E8F0"/>
+              <w:bottom w:val="single" w:sz="4" w:color="E2E8F0"/>
+              <w:right w:val="single" w:sz="4" w:color="E2E8F0"/>
+            </w:tcBorders>
+            <w:tcMar>
+              <w:top w:type="dxa" w:w="100"/>
+              <w:left w:type="dxa" w:w="160"/>
+              <w:bottom w:type="dxa" w:w="100"/>
+              <w:right w:type="dxa" w:w="160"/>
+            </w:tcMar>
+            <w:vAlign w:val="top"/>
+          </w:tcPr>
+          <w:p>
+            <w:pPr>
+              <w:spacing w:before="40" w:after="40"/>
+            </w:pPr>
+            <w:r>
+              <w:rPr>
+                <w:rFonts w:ascii="Calibri" w:hAnsi="Calibri"/>
+                <w:sz w:val="20"/>
+              </w:rPr>
+              <w:t>Phase 3 — Integrations &amp; Content</w:t>
+            </w:r>
+          </w:p>
+        </w:tc>
+        <w:tc>
+          <w:tcPr>
+            <w:tcW w:type="dxa" w:w="2016"/>
+            <w:tcBorders>
+              <w:top w:val="single" w:sz="4" w:color="E2E8F0"/>
+              <w:left w:val="single" w:sz="4" w:color="E2E8F0"/>
+              <w:bottom w:val="single" w:sz="4" w:color="E2E8F0"/>
+              <w:right w:val="single" w:sz="4" w:color="E2E8F0"/>
+            </w:tcBorders>
+            <w:tcMar>
+              <w:top w:type="dxa" w:w="100"/>
+              <w:left w:type="dxa" w:w="160"/>
+              <w:bottom w:type="dxa" w:w="100"/>
+              <w:right w:type="dxa" w:w="160"/>
+            </w:tcMar>
+            <w:vAlign w:val="top"/>
+          </w:tcPr>
+          <w:p>
+            <w:pPr>
+              <w:spacing w:before="40" w:after="40"/>
+            </w:pPr>
+            <w:r>
+              <w:rPr>
+                <w:rFonts w:ascii="Calibri" w:hAnsi="Calibri"/>
+                <w:sz w:val="20"/>
+              </w:rPr>
+              <w:t>Weeks 8–10</w:t>
+            </w:r>
+          </w:p>
+        </w:tc>
+        <w:tc>
+          <w:tcPr>
+            <w:tcW w:type="dxa" w:w="2160"/>
+            <w:tcBorders>
+              <w:top w:val="single" w:sz="4" w:color="E2E8F0"/>
+              <w:left w:val="single" w:sz="4" w:color="E2E8F0"/>
+              <w:bottom w:val="single" w:sz="4" w:color="E2E8F0"/>
+              <w:right w:val="single" w:sz="4" w:color="E2E8F0"/>
+            </w:tcBorders>
+            <w:tcMar>
+              <w:top w:type="dxa" w:w="100"/>
+              <w:left w:type="dxa" w:w="160"/>
+              <w:bottom w:type="dxa" w:w="100"/>
+              <w:right w:type="dxa" w:w="160"/>
+            </w:tcMar>
+            <w:vAlign w:val="top"/>
+          </w:tcPr>
+          <w:p>
+            <w:pPr>
+              <w:spacing w:before="40" w:after="40"/>
+            </w:pPr>
+            <w:r>
+              <w:rPr>
+                <w:rFonts w:ascii="Calibri" w:hAnsi="Calibri"/>
+                <w:sz w:val="20"/>
+              </w:rPr>
+              <w:t>Jul–Aug 2026</w:t>
+            </w:r>
+          </w:p>
+        </w:tc>
+        <w:tc>
+          <w:tcPr>
+            <w:tcW w:type="dxa" w:w="5760"/>
+            <w:tcBorders>
+              <w:top w:val="single" w:sz="4" w:color="E2E8F0"/>
+              <w:left w:val="single" w:sz="4" w:color="E2E8F0"/>
+              <w:bottom w:val="single" w:sz="4" w:color="E2E8F0"/>
+              <w:right w:val="single" w:sz="4" w:color="E2E8F0"/>
+            </w:tcBorders>
+            <w:tcMar>
+              <w:top w:type="dxa" w:w="100"/>
+              <w:left w:type="dxa" w:w="160"/>
+              <w:bottom w:type="dxa" w:w="100"/>
+              <w:right w:type="dxa" w:w="160"/>
+            </w:tcMar>
+            <w:vAlign w:val="top"/>
+          </w:tcPr>
+          <w:p>
+            <w:pPr>
+              <w:spacing w:before="40" w:after="40"/>
+            </w:pPr>
+            <w:r>
+              <w:rPr>
+                <w:rFonts w:ascii="Calibri" w:hAnsi="Calibri"/>
+                <w:sz w:val="20"/>
+              </w:rPr>
+              <w:t>v0.8: Agile velocity, SPM milestones, KB content tagged and surfaced</w:t>
+            </w:r>
+          </w:p>
+        </w:tc>
+      </w:tr>
+      <w:tr>
+        <w:tc>
+          <w:tcPr>
+            <w:tcW w:type="dxa" w:w="3600"/>
+            <w:tcBorders>
+              <w:top w:val="single" w:sz="4" w:color="E2E8F0"/>
+              <w:left w:val="single" w:sz="4" w:color="E2E8F0"/>
+              <w:bottom w:val="single" w:sz="4" w:color="E2E8F0"/>
+              <w:right w:val="single" w:sz="4" w:color="E2E8F0"/>
+            </w:tcBorders>
+            <w:shd w:val="clear" w:color="auto" w:fill="F8FAFC"/>
+            <w:tcMar>
+              <w:top w:type="dxa" w:w="100"/>
+              <w:left w:type="dxa" w:w="160"/>
+              <w:bottom w:type="dxa" w:w="100"/>
+              <w:right w:type="dxa" w:w="160"/>
+            </w:tcMar>
+            <w:vAlign w:val="top"/>
+          </w:tcPr>
+          <w:p>
+            <w:pPr>
+              <w:spacing w:before="40" w:after="40"/>
+            </w:pPr>
+            <w:r>
+              <w:rPr>
+                <w:rFonts w:ascii="Calibri" w:hAnsi="Calibri"/>
+                <w:sz w:val="20"/>
+              </w:rPr>
+              <w:t>Phase 4 — Hardening &amp; Release</w:t>
+            </w:r>
+          </w:p>
+        </w:tc>
+        <w:tc>
+          <w:tcPr>
+            <w:tcW w:type="dxa" w:w="2016"/>
+            <w:tcBorders>
+              <w:top w:val="single" w:sz="4" w:color="E2E8F0"/>
+              <w:left w:val="single" w:sz="4" w:color="E2E8F0"/>
+              <w:bottom w:val="single" w:sz="4" w:color="E2E8F0"/>
+              <w:right w:val="single" w:sz="4" w:color="E2E8F0"/>
+            </w:tcBorders>
+            <w:shd w:val="clear" w:color="auto" w:fill="F8FAFC"/>
+            <w:tcMar>
+              <w:top w:type="dxa" w:w="100"/>
+              <w:left w:type="dxa" w:w="160"/>
+              <w:bottom w:type="dxa" w:w="100"/>
+              <w:right w:type="dxa" w:w="160"/>
+            </w:tcMar>
+            <w:vAlign w:val="top"/>
+          </w:tcPr>
+          <w:p>
+            <w:pPr>
+              <w:spacing w:before="40" w:after="40"/>
+            </w:pPr>
+            <w:r>
+              <w:rPr>
+                <w:rFonts w:ascii="Calibri" w:hAnsi="Calibri"/>
+                <w:sz w:val="20"/>
+              </w:rPr>
+              <w:t>Weeks 11–12</w:t>
+            </w:r>
+          </w:p>
+        </w:tc>
+        <w:tc>
+          <w:tcPr>
+            <w:tcW w:type="dxa" w:w="2160"/>
+            <w:tcBorders>
+              <w:top w:val="single" w:sz="4" w:color="E2E8F0"/>
+              <w:left w:val="single" w:sz="4" w:color="E2E8F0"/>
+              <w:bottom w:val="single" w:sz="4" w:color="E2E8F0"/>
+              <w:right w:val="single" w:sz="4" w:color="E2E8F0"/>
+            </w:tcBorders>
+            <w:shd w:val="clear" w:color="auto" w:fill="F8FAFC"/>
+            <w:tcMar>
+              <w:top w:type="dxa" w:w="100"/>
+              <w:left w:type="dxa" w:w="160"/>
+              <w:bottom w:type="dxa" w:w="100"/>
+              <w:right w:type="dxa" w:w="160"/>
+            </w:tcMar>
+            <w:vAlign w:val="top"/>
+          </w:tcPr>
+          <w:p>
+            <w:pPr>
+              <w:spacing w:before="40" w:after="40"/>
+            </w:pPr>
+            <w:r>
+              <w:rPr>
+                <w:rFonts w:ascii="Calibri" w:hAnsi="Calibri"/>
+                <w:sz w:val="20"/>
+              </w:rPr>
+              <w:t>Aug 2026</w:t>
+            </w:r>
+          </w:p>
+        </w:tc>
+        <w:tc>
+          <w:tcPr>
+            <w:tcW w:type="dxa" w:w="5760"/>
+            <w:tcBorders>
+              <w:top w:val="single" w:sz="4" w:color="E2E8F0"/>
+              <w:left w:val="single" w:sz="4" w:color="E2E8F0"/>
+              <w:bottom w:val="single" w:sz="4" w:color="E2E8F0"/>
+              <w:right w:val="single" w:sz="4" w:color="E2E8F0"/>
+            </w:tcBorders>
+            <w:shd w:val="clear" w:color="auto" w:fill="F8FAFC"/>
+            <w:tcMar>
+              <w:top w:type="dxa" w:w="100"/>
+              <w:left w:type="dxa" w:w="160"/>
+              <w:bottom w:type="dxa" w:w="100"/>
+              <w:right w:type="dxa" w:w="160"/>
+            </w:tcMar>
+            <w:vAlign w:val="top"/>
+          </w:tcPr>
+          <w:p>
+            <w:pPr>
+              <w:spacing w:before="40" w:after="40"/>
+            </w:pPr>
+            <w:r>
+              <w:rPr>
+                <w:rFonts w:ascii="Calibri" w:hAnsi="Calibri"/>
+                <w:sz w:val="20"/>
+              </w:rPr>
+              <w:t>v1.0: ATF coverage, hardening, pilot on first engagement</w:t>
+            </w:r>
+          </w:p>
+        </w:tc>
+      </w:tr>
+    </w:tbl>
+    <w:p>
+      <w:pPr>
+        <w:spacing w:after="40"/>
+      </w:pPr>
+    </w:p>
+    <w:p>
+      <w:pPr>
+        <w:pBdr>
+          <w:top w:val="single" w:sz="4" w:space="4" w:color="2E74B5"/>
+          <w:left w:val="single" w:sz="4" w:space="4" w:color="2E74B5"/>
+          <w:bottom w:val="single" w:sz="4" w:space="4" w:color="2E74B5"/>
+          <w:right w:val="single" w:sz="4" w:space="4" w:color="2E74B5"/>
+        </w:pBdr>
+        <w:shd w:val="clear" w:color="auto" w:fill="EAF1F8"/>
+        <w:spacing w:before="120" w:after="160"/>
+      </w:pPr>
+      <w:r>
+        <w:rPr>
+          <w:rFonts w:ascii="Calibri" w:hAnsi="Calibri"/>
+          <w:b/>
+          <w:color w:val="0B1F3A"/>
+          <w:sz w:val="20"/>
+        </w:rPr>
+        <w:t>First engagement target: mid-August 2026. Blueprint B puts a working delivery platform in consultants' hands 6–8 weeks before Blueprint A. That is one full engagement cycle of real-world validation before the Blueprint A investment decision needs to be final.</w:t>
+      </w:r>
+    </w:p>
+    <w:p>
+      <w:pPr>
+        <w:pStyle w:val="Heading1"/>
+      </w:pPr>
+      <w:r>
+        <w:t>5.  Risk Profile</w:t>
+      </w:r>
+    </w:p>
+    <w:tbl>
+      <w:tblPr>
+        <w:tblW w:type="auto" w:w="0"/>
+        <w:jc w:val="left"/>
+        <w:tblLook w:firstColumn="1" w:firstRow="1" w:lastColumn="0" w:lastRow="0" w:noHBand="0" w:noVBand="1" w:val="04A0"/>
+      </w:tblPr>
+      <w:tblGrid>
+        <w:gridCol w:w="4680"/>
+        <w:gridCol w:w="4680"/>
+      </w:tblGrid>
+      <w:tr>
+        <w:trPr>
+          <w:tblHeader/>
+        </w:trPr>
+        <w:tc>
+          <w:tcPr>
+            <w:tcW w:type="dxa" w:w="1728"/>
+            <w:tcBorders>
+              <w:top w:val="single" w:sz="4" w:color="E2E8F0"/>
+              <w:left w:val="single" w:sz="4" w:color="E2E8F0"/>
+              <w:bottom w:val="single" w:sz="4" w:color="E2E8F0"/>
+              <w:right w:val="single" w:sz="4" w:color="E2E8F0"/>
+            </w:tcBorders>
+            <w:shd w:val="clear" w:color="auto" w:fill="0B1F3A"/>
+            <w:tcMar>
+              <w:top w:type="dxa" w:w="120"/>
+              <w:left w:type="dxa" w:w="160"/>
+              <w:bottom w:type="dxa" w:w="120"/>
+              <w:right w:type="dxa" w:w="160"/>
+            </w:tcMar>
+            <w:vAlign w:val="center"/>
+          </w:tcPr>
+          <w:p>
+            <w:pPr>
+              <w:spacing w:before="40" w:after="40"/>
+            </w:pPr>
+            <w:r>
+              <w:rPr>
+                <w:rFonts w:ascii="Calibri" w:hAnsi="Calibri"/>
+                <w:b/>
+                <w:color w:val="FFFFFF"/>
+                <w:sz w:val="22"/>
+              </w:rPr>
+              <w:t>Risk Level</w:t>
+            </w:r>
+          </w:p>
+        </w:tc>
+        <w:tc>
+          <w:tcPr>
+            <w:tcW w:type="dxa" w:w="11750"/>
+            <w:tcBorders>
+              <w:top w:val="single" w:sz="4" w:color="E2E8F0"/>
+              <w:left w:val="single" w:sz="4" w:color="E2E8F0"/>
+              <w:bottom w:val="single" w:sz="4" w:color="E2E8F0"/>
+              <w:right w:val="single" w:sz="4" w:color="E2E8F0"/>
+            </w:tcBorders>
+            <w:shd w:val="clear" w:color="auto" w:fill="0B1F3A"/>
+            <w:tcMar>
+              <w:top w:type="dxa" w:w="120"/>
+              <w:left w:type="dxa" w:w="160"/>
+              <w:bottom w:type="dxa" w:w="120"/>
+              <w:right w:type="dxa" w:w="160"/>
+            </w:tcMar>
+            <w:vAlign w:val="center"/>
+          </w:tcPr>
+          <w:p>
+            <w:pPr>
+              <w:spacing w:before="40" w:after="40"/>
+            </w:pPr>
+            <w:r>
+              <w:rPr>
+                <w:rFonts w:ascii="Calibri" w:hAnsi="Calibri"/>
+                <w:b/>
+                <w:color w:val="FFFFFF"/>
+                <w:sz w:val="22"/>
+              </w:rPr>
+              <w:t>Description</w:t>
+            </w:r>
+          </w:p>
+        </w:tc>
+      </w:tr>
+      <w:tr>
+        <w:tc>
+          <w:tcPr>
+            <w:tcW w:type="dxa" w:w="1728"/>
+            <w:tcBorders>
+              <w:top w:val="single" w:sz="4" w:color="E2E8F0"/>
+              <w:left w:val="single" w:sz="4" w:color="E2E8F0"/>
+              <w:bottom w:val="single" w:sz="4" w:color="E2E8F0"/>
+              <w:right w:val="single" w:sz="4" w:color="E2E8F0"/>
+            </w:tcBorders>
+            <w:shd w:val="clear" w:color="auto" w:fill="F8FAFC"/>
+            <w:tcMar>
+              <w:top w:type="dxa" w:w="100"/>
+              <w:left w:type="dxa" w:w="160"/>
+              <w:bottom w:type="dxa" w:w="100"/>
+              <w:right w:type="dxa" w:w="160"/>
+            </w:tcMar>
+            <w:vAlign w:val="top"/>
+          </w:tcPr>
+          <w:p>
+            <w:pPr>
+              <w:spacing w:before="40" w:after="40"/>
+            </w:pPr>
+            <w:r>
+              <w:rPr>
+                <w:rFonts w:ascii="Calibri" w:hAnsi="Calibri"/>
+                <w:sz w:val="20"/>
+              </w:rPr>
+              <w:t>LOW</w:t>
+            </w:r>
+          </w:p>
+        </w:tc>
+        <w:tc>
+          <w:tcPr>
+            <w:tcW w:type="dxa" w:w="11750"/>
+            <w:tcBorders>
+              <w:top w:val="single" w:sz="4" w:color="E2E8F0"/>
+              <w:left w:val="single" w:sz="4" w:color="E2E8F0"/>
+              <w:bottom w:val="single" w:sz="4" w:color="E2E8F0"/>
+              <w:right w:val="single" w:sz="4" w:color="E2E8F0"/>
+            </w:tcBorders>
+            <w:shd w:val="clear" w:color="auto" w:fill="F8FAFC"/>
+            <w:tcMar>
+              <w:top w:type="dxa" w:w="100"/>
+              <w:left w:type="dxa" w:w="160"/>
+              <w:bottom w:type="dxa" w:w="100"/>
+              <w:right w:type="dxa" w:w="160"/>
+            </w:tcMar>
+            <w:vAlign w:val="top"/>
+          </w:tcPr>
+          <w:p>
+            <w:pPr>
+              <w:spacing w:before="40" w:after="40"/>
+            </w:pPr>
+            <w:r>
+              <w:rPr>
+                <w:rFonts w:ascii="Calibri" w:hAnsi="Calibri"/>
+                <w:sz w:val="20"/>
+              </w:rPr>
+              <w:t>Resourcing: configurator-level developer is more available than Studio app developer. Less scheduling risk than Blueprint A.</w:t>
+            </w:r>
+          </w:p>
+        </w:tc>
+      </w:tr>
+      <w:tr>
+        <w:tc>
+          <w:tcPr>
+            <w:tcW w:type="dxa" w:w="1728"/>
+            <w:tcBorders>
+              <w:top w:val="single" w:sz="4" w:color="E2E8F0"/>
+              <w:left w:val="single" w:sz="4" w:color="E2E8F0"/>
+              <w:bottom w:val="single" w:sz="4" w:color="E2E8F0"/>
+              <w:right w:val="single" w:sz="4" w:color="E2E8F0"/>
+            </w:tcBorders>
+            <w:tcMar>
+              <w:top w:type="dxa" w:w="100"/>
+              <w:left w:type="dxa" w:w="160"/>
+              <w:bottom w:type="dxa" w:w="100"/>
+              <w:right w:type="dxa" w:w="160"/>
+            </w:tcMar>
+            <w:vAlign w:val="top"/>
+          </w:tcPr>
+          <w:p>
+            <w:pPr>
+              <w:spacing w:before="40" w:after="40"/>
+            </w:pPr>
+            <w:r>
+              <w:rPr>
+                <w:rFonts w:ascii="Calibri" w:hAnsi="Calibri"/>
+                <w:sz w:val="20"/>
+              </w:rPr>
+              <w:t>LOW</w:t>
+            </w:r>
+          </w:p>
+        </w:tc>
+        <w:tc>
+          <w:tcPr>
+            <w:tcW w:type="dxa" w:w="11750"/>
+            <w:tcBorders>
+              <w:top w:val="single" w:sz="4" w:color="E2E8F0"/>
+              <w:left w:val="single" w:sz="4" w:color="E2E8F0"/>
+              <w:bottom w:val="single" w:sz="4" w:color="E2E8F0"/>
+              <w:right w:val="single" w:sz="4" w:color="E2E8F0"/>
+            </w:tcBorders>
+            <w:tcMar>
+              <w:top w:type="dxa" w:w="100"/>
+              <w:left w:type="dxa" w:w="160"/>
+              <w:bottom w:type="dxa" w:w="100"/>
+              <w:right w:type="dxa" w:w="160"/>
+            </w:tcMar>
+            <w:vAlign w:val="top"/>
+          </w:tcPr>
+          <w:p>
+            <w:pPr>
+              <w:spacing w:before="40" w:after="40"/>
+            </w:pPr>
+            <w:r>
+              <w:rPr>
+                <w:rFonts w:ascii="Calibri" w:hAnsi="Calibri"/>
+                <w:sz w:val="20"/>
+              </w:rPr>
+              <w:t>No App Engine SKU dependency: Blueprint B works on any ServiceNow instance with standard licensing. Eliminates the SKU conversation in customer discovery.</w:t>
+            </w:r>
+          </w:p>
+        </w:tc>
+      </w:tr>
+      <w:tr>
+        <w:tc>
+          <w:tcPr>
+            <w:tcW w:type="dxa" w:w="1728"/>
+            <w:tcBorders>
+              <w:top w:val="single" w:sz="4" w:color="E2E8F0"/>
+              <w:left w:val="single" w:sz="4" w:color="E2E8F0"/>
+              <w:bottom w:val="single" w:sz="4" w:color="E2E8F0"/>
+              <w:right w:val="single" w:sz="4" w:color="E2E8F0"/>
+            </w:tcBorders>
+            <w:shd w:val="clear" w:color="auto" w:fill="F8FAFC"/>
+            <w:tcMar>
+              <w:top w:type="dxa" w:w="100"/>
+              <w:left w:type="dxa" w:w="160"/>
+              <w:bottom w:type="dxa" w:w="100"/>
+              <w:right w:type="dxa" w:w="160"/>
+            </w:tcMar>
+            <w:vAlign w:val="top"/>
+          </w:tcPr>
+          <w:p>
+            <w:pPr>
+              <w:spacing w:before="40" w:after="40"/>
+            </w:pPr>
+            <w:r>
+              <w:rPr>
+                <w:rFonts w:ascii="Calibri" w:hAnsi="Calibri"/>
+                <w:sz w:val="20"/>
+              </w:rPr>
+              <w:t>MED</w:t>
+            </w:r>
+          </w:p>
+        </w:tc>
+        <w:tc>
+          <w:tcPr>
+            <w:tcW w:type="dxa" w:w="11750"/>
+            <w:tcBorders>
+              <w:top w:val="single" w:sz="4" w:color="E2E8F0"/>
+              <w:left w:val="single" w:sz="4" w:color="E2E8F0"/>
+              <w:bottom w:val="single" w:sz="4" w:color="E2E8F0"/>
+              <w:right w:val="single" w:sz="4" w:color="E2E8F0"/>
+            </w:tcBorders>
+            <w:shd w:val="clear" w:color="auto" w:fill="F8FAFC"/>
+            <w:tcMar>
+              <w:top w:type="dxa" w:w="100"/>
+              <w:left w:type="dxa" w:w="160"/>
+              <w:bottom w:type="dxa" w:w="100"/>
+              <w:right w:type="dxa" w:w="160"/>
+            </w:tcMar>
+            <w:vAlign w:val="top"/>
+          </w:tcPr>
+          <w:p>
+            <w:pPr>
+              <w:spacing w:before="40" w:after="40"/>
+            </w:pPr>
+            <w:r>
+              <w:rPr>
+                <w:rFonts w:ascii="Calibri" w:hAnsi="Calibri"/>
+                <w:sz w:val="20"/>
+              </w:rPr>
+              <w:t>Upgrade risk: extensions to native tables (Task, pm_project, kb_knowledge) carry exposure when ServiceNow releases major platform versions. Mitigate by limiting field naming to u_ecs_ prefix and documenting all extensions in an upgrade guide.</w:t>
+            </w:r>
+          </w:p>
+        </w:tc>
+      </w:tr>
+      <w:tr>
+        <w:tc>
+          <w:tcPr>
+            <w:tcW w:type="dxa" w:w="1728"/>
+            <w:tcBorders>
+              <w:top w:val="single" w:sz="4" w:color="E2E8F0"/>
+              <w:left w:val="single" w:sz="4" w:color="E2E8F0"/>
+              <w:bottom w:val="single" w:sz="4" w:color="E2E8F0"/>
+              <w:right w:val="single" w:sz="4" w:color="E2E8F0"/>
+            </w:tcBorders>
+            <w:tcMar>
+              <w:top w:type="dxa" w:w="100"/>
+              <w:left w:type="dxa" w:w="160"/>
+              <w:bottom w:type="dxa" w:w="100"/>
+              <w:right w:type="dxa" w:w="160"/>
+            </w:tcMar>
+            <w:vAlign w:val="top"/>
+          </w:tcPr>
+          <w:p>
+            <w:pPr>
+              <w:spacing w:before="40" w:after="40"/>
+            </w:pPr>
+            <w:r>
+              <w:rPr>
+                <w:rFonts w:ascii="Calibri" w:hAnsi="Calibri"/>
+                <w:sz w:val="20"/>
+              </w:rPr>
+              <w:t>MED</w:t>
+            </w:r>
+          </w:p>
+        </w:tc>
+        <w:tc>
+          <w:tcPr>
+            <w:tcW w:type="dxa" w:w="11750"/>
+            <w:tcBorders>
+              <w:top w:val="single" w:sz="4" w:color="E2E8F0"/>
+              <w:left w:val="single" w:sz="4" w:color="E2E8F0"/>
+              <w:bottom w:val="single" w:sz="4" w:color="E2E8F0"/>
+              <w:right w:val="single" w:sz="4" w:color="E2E8F0"/>
+            </w:tcBorders>
+            <w:tcMar>
+              <w:top w:type="dxa" w:w="100"/>
+              <w:left w:type="dxa" w:w="160"/>
+              <w:bottom w:type="dxa" w:w="100"/>
+              <w:right w:type="dxa" w:w="160"/>
+            </w:tcMar>
+            <w:vAlign w:val="top"/>
+          </w:tcPr>
+          <w:p>
+            <w:pPr>
+              <w:spacing w:before="40" w:after="40"/>
+            </w:pPr>
+            <w:r>
+              <w:rPr>
+                <w:rFonts w:ascii="Calibri" w:hAnsi="Calibri"/>
+                <w:sz w:val="20"/>
+              </w:rPr>
+              <w:t>Commercial packaging: table-extend implementations are harder to package as Store apps. Blueprint B is not a viable ServiceNow Store product without migration to Blueprint A. This is acceptable if Blueprint B is treated as a proof-of-concept rather than the final commercial product.</w:t>
+            </w:r>
+          </w:p>
+        </w:tc>
+      </w:tr>
+      <w:tr>
+        <w:tc>
+          <w:tcPr>
+            <w:tcW w:type="dxa" w:w="1728"/>
+            <w:tcBorders>
+              <w:top w:val="single" w:sz="4" w:color="E2E8F0"/>
+              <w:left w:val="single" w:sz="4" w:color="E2E8F0"/>
+              <w:bottom w:val="single" w:sz="4" w:color="E2E8F0"/>
+              <w:right w:val="single" w:sz="4" w:color="E2E8F0"/>
+            </w:tcBorders>
+            <w:shd w:val="clear" w:color="auto" w:fill="F8FAFC"/>
+            <w:tcMar>
+              <w:top w:type="dxa" w:w="100"/>
+              <w:left w:type="dxa" w:w="160"/>
+              <w:bottom w:type="dxa" w:w="100"/>
+              <w:right w:type="dxa" w:w="160"/>
+            </w:tcMar>
+            <w:vAlign w:val="top"/>
+          </w:tcPr>
+          <w:p>
+            <w:pPr>
+              <w:spacing w:before="40" w:after="40"/>
+            </w:pPr>
+            <w:r>
+              <w:rPr>
+                <w:rFonts w:ascii="Calibri" w:hAnsi="Calibri"/>
+                <w:sz w:val="20"/>
+              </w:rPr>
+              <w:t>LOW</w:t>
+            </w:r>
+          </w:p>
+        </w:tc>
+        <w:tc>
+          <w:tcPr>
+            <w:tcW w:type="dxa" w:w="11750"/>
+            <w:tcBorders>
+              <w:top w:val="single" w:sz="4" w:color="E2E8F0"/>
+              <w:left w:val="single" w:sz="4" w:color="E2E8F0"/>
+              <w:bottom w:val="single" w:sz="4" w:color="E2E8F0"/>
+              <w:right w:val="single" w:sz="4" w:color="E2E8F0"/>
+            </w:tcBorders>
+            <w:shd w:val="clear" w:color="auto" w:fill="F8FAFC"/>
+            <w:tcMar>
+              <w:top w:type="dxa" w:w="100"/>
+              <w:left w:type="dxa" w:w="160"/>
+              <w:bottom w:type="dxa" w:w="100"/>
+              <w:right w:type="dxa" w:w="160"/>
+            </w:tcMar>
+            <w:vAlign w:val="top"/>
+          </w:tcPr>
+          <w:p>
+            <w:pPr>
+              <w:spacing w:before="40" w:after="40"/>
+            </w:pPr>
+            <w:r>
+              <w:rPr>
+                <w:rFonts w:ascii="Calibri" w:hAnsi="Calibri"/>
+                <w:sz w:val="20"/>
+              </w:rPr>
+              <w:t>Content loading: all ECS collateral already exists. Phase 3 content work is tagging and importing existing docs — no new authoring required.</w:t>
+            </w:r>
+          </w:p>
+        </w:tc>
+      </w:tr>
+    </w:tbl>
+    <w:p>
+      <w:pPr>
+        <w:spacing w:after="40"/>
+      </w:pPr>
+    </w:p>
+    <w:p>
+      <w:pPr>
+        <w:pStyle w:val="Heading1"/>
+      </w:pPr>
+      <w:r>
+        <w:t>6.  Return on Investment</w:t>
+      </w:r>
+    </w:p>
+    <w:p>
+      <w:pPr>
+        <w:pStyle w:val="Heading2"/>
+      </w:pPr>
+      <w:r>
+        <w:t>Channel 1 — Delivery Efficiency (Immediate)</w:t>
+      </w:r>
+    </w:p>
+    <w:p>
+      <w:pPr>
+        <w:spacing w:after="160" w:before="0"/>
+      </w:pPr>
+      <w:r>
+        <w:rPr>
+          <w:rFonts w:ascii="Calibri" w:hAnsi="Calibri"/>
+          <w:color w:val="1A1A1A"/>
+          <w:sz w:val="22"/>
+        </w:rPr>
+        <w:t>Same efficiency gain as Blueprint A: 2–4 hours per week per engagement saved. Across 10 active engagements annually, that is 1,040–2,080 hours per year recovered — exceeding the build investment in year one. Blueprint B reaches this return 6–8 weeks earlier than Blueprint A.</w:t>
+      </w:r>
+    </w:p>
+    <w:p>
+      <w:pPr>
+        <w:pStyle w:val="Heading2"/>
+      </w:pPr>
+      <w:r>
+        <w:t>Channel 2 — Sales Differentiation (Engagements 1+)</w:t>
+      </w:r>
+    </w:p>
+    <w:p>
+      <w:pPr>
+        <w:spacing w:after="160" w:before="0"/>
+      </w:pPr>
+      <w:r>
+        <w:rPr>
+          <w:rFonts w:ascii="Calibri" w:hAnsi="Calibri"/>
+          <w:color w:val="1A1A1A"/>
+          <w:sz w:val="22"/>
+        </w:rPr>
+        <w:t>Customer-facing delivery portal is the same product for the customer regardless of the underlying architecture. Blueprint B delivers identical sales differentiation for the OOTB proof narrative at lower internal cost.</w:t>
+      </w:r>
+    </w:p>
+    <w:p>
+      <w:pPr>
+        <w:pStyle w:val="Heading2"/>
+      </w:pPr>
+      <w:r>
+        <w:t>Channel 3 — Staged Investment Path</w:t>
+      </w:r>
+    </w:p>
+    <w:p>
+      <w:pPr>
+        <w:spacing w:after="160" w:before="0"/>
+      </w:pPr>
+      <w:r>
+        <w:rPr>
+          <w:rFonts w:ascii="Calibri" w:hAnsi="Calibri"/>
+          <w:color w:val="1A1A1A"/>
+          <w:sz w:val="22"/>
+        </w:rPr>
+        <w:t>Blueprint B's 970-hour investment proves the design on real engagements before committing ~1,400 hours to Blueprint A. If the portal design holds up across 2–3 engagements, the migration to Blueprint A (for the Store path) is de-risked. If the design needs significant changes, we discover this before the larger investment is made.</w:t>
+      </w:r>
+    </w:p>
+    <w:p>
+      <w:pPr>
+        <w:pStyle w:val="Heading1"/>
+      </w:pPr>
+      <w:r>
+        <w:t>7.  Blueprint A vs. Blueprint B at a Glance</w:t>
+      </w:r>
+    </w:p>
+    <w:tbl>
+      <w:tblPr>
+        <w:tblW w:type="auto" w:w="0"/>
+        <w:jc w:val="left"/>
+        <w:tblLook w:firstColumn="1" w:firstRow="1" w:lastColumn="0" w:lastRow="0" w:noHBand="0" w:noVBand="1" w:val="04A0"/>
+      </w:tblPr>
+      <w:tblGrid>
+        <w:gridCol w:w="3120"/>
+        <w:gridCol w:w="3120"/>
+        <w:gridCol w:w="3120"/>
+      </w:tblGrid>
+      <w:tr>
+        <w:trPr>
+          <w:tblHeader/>
+        </w:trPr>
+        <w:tc>
+          <w:tcPr>
+            <w:tcW w:type="dxa" w:w="3744"/>
+            <w:tcBorders>
+              <w:top w:val="single" w:sz="4" w:color="E2E8F0"/>
+              <w:left w:val="single" w:sz="4" w:color="E2E8F0"/>
+              <w:bottom w:val="single" w:sz="4" w:color="E2E8F0"/>
+              <w:right w:val="single" w:sz="4" w:color="E2E8F0"/>
+            </w:tcBorders>
+            <w:shd w:val="clear" w:color="auto" w:fill="0B1F3A"/>
+            <w:tcMar>
+              <w:top w:type="dxa" w:w="120"/>
+              <w:left w:type="dxa" w:w="160"/>
+              <w:bottom w:type="dxa" w:w="120"/>
+              <w:right w:type="dxa" w:w="160"/>
+            </w:tcMar>
+            <w:vAlign w:val="center"/>
+          </w:tcPr>
+          <w:p>
+            <w:pPr>
+              <w:spacing w:before="40" w:after="40"/>
+            </w:pPr>
+            <w:r>
+              <w:rPr>
+                <w:rFonts w:ascii="Calibri" w:hAnsi="Calibri"/>
+                <w:b/>
+                <w:color w:val="FFFFFF"/>
+                <w:sz w:val="22"/>
+              </w:rPr>
+              <w:t>Factor</w:t>
+            </w:r>
+          </w:p>
+        </w:tc>
+        <w:tc>
+          <w:tcPr>
+            <w:tcW w:type="dxa" w:w="4867"/>
+            <w:tcBorders>
+              <w:top w:val="single" w:sz="4" w:color="E2E8F0"/>
+              <w:left w:val="single" w:sz="4" w:color="E2E8F0"/>
+              <w:bottom w:val="single" w:sz="4" w:color="E2E8F0"/>
+              <w:right w:val="single" w:sz="4" w:color="E2E8F0"/>
+            </w:tcBorders>
+            <w:shd w:val="clear" w:color="auto" w:fill="0B1F3A"/>
+            <w:tcMar>
+              <w:top w:type="dxa" w:w="120"/>
+              <w:left w:type="dxa" w:w="160"/>
+              <w:bottom w:type="dxa" w:w="120"/>
+              <w:right w:type="dxa" w:w="160"/>
+            </w:tcMar>
+            <w:vAlign w:val="center"/>
+          </w:tcPr>
+          <w:p>
+            <w:pPr>
+              <w:spacing w:before="40" w:after="40"/>
+            </w:pPr>
+            <w:r>
+              <w:rPr>
+                <w:rFonts w:ascii="Calibri" w:hAnsi="Calibri"/>
+                <w:b/>
+                <w:color w:val="FFFFFF"/>
+                <w:sz w:val="22"/>
+              </w:rPr>
+              <w:t>Blueprint A (Custom App)</w:t>
+            </w:r>
+          </w:p>
+        </w:tc>
+        <w:tc>
+          <w:tcPr>
+            <w:tcW w:type="dxa" w:w="4867"/>
+            <w:tcBorders>
+              <w:top w:val="single" w:sz="4" w:color="E2E8F0"/>
+              <w:left w:val="single" w:sz="4" w:color="E2E8F0"/>
+              <w:bottom w:val="single" w:sz="4" w:color="E2E8F0"/>
+              <w:right w:val="single" w:sz="4" w:color="E2E8F0"/>
+            </w:tcBorders>
+            <w:shd w:val="clear" w:color="auto" w:fill="0B1F3A"/>
+            <w:tcMar>
+              <w:top w:type="dxa" w:w="120"/>
+              <w:left w:type="dxa" w:w="160"/>
+              <w:bottom w:type="dxa" w:w="120"/>
+              <w:right w:type="dxa" w:w="160"/>
+            </w:tcMar>
+            <w:vAlign w:val="center"/>
+          </w:tcPr>
+          <w:p>
+            <w:pPr>
+              <w:spacing w:before="40" w:after="40"/>
+            </w:pPr>
+            <w:r>
+              <w:rPr>
+                <w:rFonts w:ascii="Calibri" w:hAnsi="Calibri"/>
+                <w:b/>
+                <w:color w:val="FFFFFF"/>
+                <w:sz w:val="22"/>
+              </w:rPr>
+              <w:t>Blueprint B (This Brief)</w:t>
+            </w:r>
+          </w:p>
+        </w:tc>
+      </w:tr>
+      <w:tr>
+        <w:tc>
+          <w:tcPr>
+            <w:tcW w:type="dxa" w:w="3744"/>
+            <w:tcBorders>
+              <w:top w:val="single" w:sz="4" w:color="E2E8F0"/>
+              <w:left w:val="single" w:sz="4" w:color="E2E8F0"/>
+              <w:bottom w:val="single" w:sz="4" w:color="E2E8F0"/>
+              <w:right w:val="single" w:sz="4" w:color="E2E8F0"/>
+            </w:tcBorders>
+            <w:shd w:val="clear" w:color="auto" w:fill="F8FAFC"/>
+            <w:tcMar>
+              <w:top w:type="dxa" w:w="100"/>
+              <w:left w:type="dxa" w:w="160"/>
+              <w:bottom w:type="dxa" w:w="100"/>
+              <w:right w:type="dxa" w:w="160"/>
+            </w:tcMar>
+            <w:vAlign w:val="top"/>
+          </w:tcPr>
+          <w:p>
+            <w:pPr>
+              <w:spacing w:before="40" w:after="40"/>
+            </w:pPr>
+            <w:r>
+              <w:rPr>
+                <w:rFonts w:ascii="Calibri" w:hAnsi="Calibri"/>
+                <w:sz w:val="20"/>
+              </w:rPr>
+              <w:t>Build Duration</w:t>
+            </w:r>
+          </w:p>
+        </w:tc>
+        <w:tc>
+          <w:tcPr>
+            <w:tcW w:type="dxa" w:w="4867"/>
+            <w:tcBorders>
+              <w:top w:val="single" w:sz="4" w:color="E2E8F0"/>
+              <w:left w:val="single" w:sz="4" w:color="E2E8F0"/>
+              <w:bottom w:val="single" w:sz="4" w:color="E2E8F0"/>
+              <w:right w:val="single" w:sz="4" w:color="E2E8F0"/>
+            </w:tcBorders>
+            <w:shd w:val="clear" w:color="auto" w:fill="F8FAFC"/>
+            <w:tcMar>
+              <w:top w:type="dxa" w:w="100"/>
+              <w:left w:type="dxa" w:w="160"/>
+              <w:bottom w:type="dxa" w:w="100"/>
+              <w:right w:type="dxa" w:w="160"/>
+            </w:tcMar>
+            <w:vAlign w:val="top"/>
+          </w:tcPr>
+          <w:p>
+            <w:pPr>
+              <w:spacing w:before="40" w:after="40"/>
+            </w:pPr>
+            <w:r>
+              <w:rPr>
+                <w:rFonts w:ascii="Calibri" w:hAnsi="Calibri"/>
+                <w:sz w:val="20"/>
+              </w:rPr>
+              <w:t>16–18 weeks</w:t>
+            </w:r>
+          </w:p>
+        </w:tc>
+        <w:tc>
+          <w:tcPr>
+            <w:tcW w:type="dxa" w:w="4867"/>
+            <w:tcBorders>
+              <w:top w:val="single" w:sz="4" w:color="E2E8F0"/>
+              <w:left w:val="single" w:sz="4" w:color="E2E8F0"/>
+              <w:bottom w:val="single" w:sz="4" w:color="E2E8F0"/>
+              <w:right w:val="single" w:sz="4" w:color="E2E8F0"/>
+            </w:tcBorders>
+            <w:shd w:val="clear" w:color="auto" w:fill="F8FAFC"/>
+            <w:tcMar>
+              <w:top w:type="dxa" w:w="100"/>
+              <w:left w:type="dxa" w:w="160"/>
+              <w:bottom w:type="dxa" w:w="100"/>
+              <w:right w:type="dxa" w:w="160"/>
+            </w:tcMar>
+            <w:vAlign w:val="top"/>
+          </w:tcPr>
+          <w:p>
+            <w:pPr>
+              <w:spacing w:before="40" w:after="40"/>
+            </w:pPr>
+            <w:r>
+              <w:rPr>
+                <w:rFonts w:ascii="Calibri" w:hAnsi="Calibri"/>
+                <w:sz w:val="20"/>
+              </w:rPr>
+              <w:t>10–12 weeks</w:t>
+            </w:r>
+          </w:p>
+        </w:tc>
+      </w:tr>
+      <w:tr>
+        <w:tc>
+          <w:tcPr>
+            <w:tcW w:type="dxa" w:w="3744"/>
+            <w:tcBorders>
+              <w:top w:val="single" w:sz="4" w:color="E2E8F0"/>
+              <w:left w:val="single" w:sz="4" w:color="E2E8F0"/>
+              <w:bottom w:val="single" w:sz="4" w:color="E2E8F0"/>
+              <w:right w:val="single" w:sz="4" w:color="E2E8F0"/>
+            </w:tcBorders>
+            <w:tcMar>
+              <w:top w:type="dxa" w:w="100"/>
+              <w:left w:type="dxa" w:w="160"/>
+              <w:bottom w:type="dxa" w:w="100"/>
+              <w:right w:type="dxa" w:w="160"/>
+            </w:tcMar>
+            <w:vAlign w:val="top"/>
+          </w:tcPr>
+          <w:p>
+            <w:pPr>
+              <w:spacing w:before="40" w:after="40"/>
+            </w:pPr>
+            <w:r>
+              <w:rPr>
+                <w:rFonts w:ascii="Calibri" w:hAnsi="Calibri"/>
+                <w:sz w:val="20"/>
+              </w:rPr>
+              <w:t>Total Investment</w:t>
+            </w:r>
+          </w:p>
+        </w:tc>
+        <w:tc>
+          <w:tcPr>
+            <w:tcW w:type="dxa" w:w="4867"/>
+            <w:tcBorders>
+              <w:top w:val="single" w:sz="4" w:color="E2E8F0"/>
+              <w:left w:val="single" w:sz="4" w:color="E2E8F0"/>
+              <w:bottom w:val="single" w:sz="4" w:color="E2E8F0"/>
+              <w:right w:val="single" w:sz="4" w:color="E2E8F0"/>
+            </w:tcBorders>
+            <w:tcMar>
+              <w:top w:type="dxa" w:w="100"/>
+              <w:left w:type="dxa" w:w="160"/>
+              <w:bottom w:type="dxa" w:w="100"/>
+              <w:right w:type="dxa" w:w="160"/>
+            </w:tcMar>
+            <w:vAlign w:val="top"/>
+          </w:tcPr>
+          <w:p>
+            <w:pPr>
+              <w:spacing w:before="40" w:after="40"/>
+            </w:pPr>
+            <w:r>
+              <w:rPr>
+                <w:rFonts w:ascii="Calibri" w:hAnsi="Calibri"/>
+                <w:sz w:val="20"/>
+              </w:rPr>
+              <w:t>~1,400 hours</w:t>
+            </w:r>
+          </w:p>
+        </w:tc>
+        <w:tc>
+          <w:tcPr>
+            <w:tcW w:type="dxa" w:w="4867"/>
+            <w:tcBorders>
+              <w:top w:val="single" w:sz="4" w:color="E2E8F0"/>
+              <w:left w:val="single" w:sz="4" w:color="E2E8F0"/>
+              <w:bottom w:val="single" w:sz="4" w:color="E2E8F0"/>
+              <w:right w:val="single" w:sz="4" w:color="E2E8F0"/>
+            </w:tcBorders>
+            <w:tcMar>
+              <w:top w:type="dxa" w:w="100"/>
+              <w:left w:type="dxa" w:w="160"/>
+              <w:bottom w:type="dxa" w:w="100"/>
+              <w:right w:type="dxa" w:w="160"/>
+            </w:tcMar>
+            <w:vAlign w:val="top"/>
+          </w:tcPr>
+          <w:p>
+            <w:pPr>
+              <w:spacing w:before="40" w:after="40"/>
+            </w:pPr>
+            <w:r>
+              <w:rPr>
+                <w:rFonts w:ascii="Calibri" w:hAnsi="Calibri"/>
+                <w:sz w:val="20"/>
+              </w:rPr>
+              <w:t>~970 hours</w:t>
+            </w:r>
+          </w:p>
+        </w:tc>
+      </w:tr>
+      <w:tr>
+        <w:tc>
+          <w:tcPr>
+            <w:tcW w:type="dxa" w:w="3744"/>
+            <w:tcBorders>
+              <w:top w:val="single" w:sz="4" w:color="E2E8F0"/>
+              <w:left w:val="single" w:sz="4" w:color="E2E8F0"/>
+              <w:bottom w:val="single" w:sz="4" w:color="E2E8F0"/>
+              <w:right w:val="single" w:sz="4" w:color="E2E8F0"/>
+            </w:tcBorders>
+            <w:shd w:val="clear" w:color="auto" w:fill="F8FAFC"/>
+            <w:tcMar>
+              <w:top w:type="dxa" w:w="100"/>
+              <w:left w:type="dxa" w:w="160"/>
+              <w:bottom w:type="dxa" w:w="100"/>
+              <w:right w:type="dxa" w:w="160"/>
+            </w:tcMar>
+            <w:vAlign w:val="top"/>
+          </w:tcPr>
+          <w:p>
+            <w:pPr>
+              <w:spacing w:before="40" w:after="40"/>
+            </w:pPr>
+            <w:r>
+              <w:rPr>
+                <w:rFonts w:ascii="Calibri" w:hAnsi="Calibri"/>
+                <w:sz w:val="20"/>
+              </w:rPr>
+              <w:t>Hours Saved vs. Blueprint A</w:t>
+            </w:r>
+          </w:p>
+        </w:tc>
+        <w:tc>
+          <w:tcPr>
+            <w:tcW w:type="dxa" w:w="4867"/>
+            <w:tcBorders>
+              <w:top w:val="single" w:sz="4" w:color="E2E8F0"/>
+              <w:left w:val="single" w:sz="4" w:color="E2E8F0"/>
+              <w:bottom w:val="single" w:sz="4" w:color="E2E8F0"/>
+              <w:right w:val="single" w:sz="4" w:color="E2E8F0"/>
+            </w:tcBorders>
+            <w:shd w:val="clear" w:color="auto" w:fill="F8FAFC"/>
+            <w:tcMar>
+              <w:top w:type="dxa" w:w="100"/>
+              <w:left w:type="dxa" w:w="160"/>
+              <w:bottom w:type="dxa" w:w="100"/>
+              <w:right w:type="dxa" w:w="160"/>
+            </w:tcMar>
+            <w:vAlign w:val="top"/>
+          </w:tcPr>
+          <w:p>
+            <w:pPr>
+              <w:spacing w:before="40" w:after="40"/>
+            </w:pPr>
+            <w:r>
+              <w:rPr>
+                <w:rFonts w:ascii="Calibri" w:hAnsi="Calibri"/>
+                <w:sz w:val="20"/>
+              </w:rPr>
+              <w:t>—</w:t>
+            </w:r>
+          </w:p>
+        </w:tc>
+        <w:tc>
+          <w:tcPr>
+            <w:tcW w:type="dxa" w:w="4867"/>
+            <w:tcBorders>
+              <w:top w:val="single" w:sz="4" w:color="E2E8F0"/>
+              <w:left w:val="single" w:sz="4" w:color="E2E8F0"/>
+              <w:bottom w:val="single" w:sz="4" w:color="E2E8F0"/>
+              <w:right w:val="single" w:sz="4" w:color="E2E8F0"/>
+            </w:tcBorders>
+            <w:shd w:val="clear" w:color="auto" w:fill="F8FAFC"/>
+            <w:tcMar>
+              <w:top w:type="dxa" w:w="100"/>
+              <w:left w:type="dxa" w:w="160"/>
+              <w:bottom w:type="dxa" w:w="100"/>
+              <w:right w:type="dxa" w:w="160"/>
+            </w:tcMar>
+            <w:vAlign w:val="top"/>
+          </w:tcPr>
+          <w:p>
+            <w:pPr>
+              <w:spacing w:before="40" w:after="40"/>
+            </w:pPr>
+            <w:r>
+              <w:rPr>
+                <w:rFonts w:ascii="Calibri" w:hAnsi="Calibri"/>
+                <w:sz w:val="20"/>
+              </w:rPr>
+              <w:t>~430 hours (31% less)</w:t>
+            </w:r>
+          </w:p>
+        </w:tc>
+      </w:tr>
+      <w:tr>
+        <w:tc>
+          <w:tcPr>
+            <w:tcW w:type="dxa" w:w="3744"/>
+            <w:tcBorders>
+              <w:top w:val="single" w:sz="4" w:color="E2E8F0"/>
+              <w:left w:val="single" w:sz="4" w:color="E2E8F0"/>
+              <w:bottom w:val="single" w:sz="4" w:color="E2E8F0"/>
+              <w:right w:val="single" w:sz="4" w:color="E2E8F0"/>
+            </w:tcBorders>
+            <w:tcMar>
+              <w:top w:type="dxa" w:w="100"/>
+              <w:left w:type="dxa" w:w="160"/>
+              <w:bottom w:type="dxa" w:w="100"/>
+              <w:right w:type="dxa" w:w="160"/>
+            </w:tcMar>
+            <w:vAlign w:val="top"/>
+          </w:tcPr>
+          <w:p>
+            <w:pPr>
+              <w:spacing w:before="40" w:after="40"/>
+            </w:pPr>
+            <w:r>
+              <w:rPr>
+                <w:rFonts w:ascii="Calibri" w:hAnsi="Calibri"/>
+                <w:sz w:val="20"/>
+              </w:rPr>
+              <w:t>Lead Developer Profile</w:t>
+            </w:r>
+          </w:p>
+        </w:tc>
+        <w:tc>
+          <w:tcPr>
+            <w:tcW w:type="dxa" w:w="4867"/>
+            <w:tcBorders>
+              <w:top w:val="single" w:sz="4" w:color="E2E8F0"/>
+              <w:left w:val="single" w:sz="4" w:color="E2E8F0"/>
+              <w:bottom w:val="single" w:sz="4" w:color="E2E8F0"/>
+              <w:right w:val="single" w:sz="4" w:color="E2E8F0"/>
+            </w:tcBorders>
+            <w:tcMar>
+              <w:top w:type="dxa" w:w="100"/>
+              <w:left w:type="dxa" w:w="160"/>
+              <w:bottom w:type="dxa" w:w="100"/>
+              <w:right w:type="dxa" w:w="160"/>
+            </w:tcMar>
+            <w:vAlign w:val="top"/>
+          </w:tcPr>
+          <w:p>
+            <w:pPr>
+              <w:spacing w:before="40" w:after="40"/>
+            </w:pPr>
+            <w:r>
+              <w:rPr>
+                <w:rFonts w:ascii="Calibri" w:hAnsi="Calibri"/>
+                <w:sz w:val="20"/>
+              </w:rPr>
+              <w:t>App developer (Studio)</w:t>
+            </w:r>
+          </w:p>
+        </w:tc>
+        <w:tc>
+          <w:tcPr>
+            <w:tcW w:type="dxa" w:w="4867"/>
+            <w:tcBorders>
+              <w:top w:val="single" w:sz="4" w:color="E2E8F0"/>
+              <w:left w:val="single" w:sz="4" w:color="E2E8F0"/>
+              <w:bottom w:val="single" w:sz="4" w:color="E2E8F0"/>
+              <w:right w:val="single" w:sz="4" w:color="E2E8F0"/>
+            </w:tcBorders>
+            <w:tcMar>
+              <w:top w:type="dxa" w:w="100"/>
+              <w:left w:type="dxa" w:w="160"/>
+              <w:bottom w:type="dxa" w:w="100"/>
+              <w:right w:type="dxa" w:w="160"/>
+            </w:tcMar>
+            <w:vAlign w:val="top"/>
+          </w:tcPr>
+          <w:p>
+            <w:pPr>
+              <w:spacing w:before="40" w:after="40"/>
+            </w:pPr>
+            <w:r>
+              <w:rPr>
+                <w:rFonts w:ascii="Calibri" w:hAnsi="Calibri"/>
+                <w:sz w:val="20"/>
+              </w:rPr>
+              <w:t>Configurator</w:t>
+            </w:r>
+          </w:p>
+        </w:tc>
+      </w:tr>
+      <w:tr>
+        <w:tc>
+          <w:tcPr>
+            <w:tcW w:type="dxa" w:w="3744"/>
+            <w:tcBorders>
+              <w:top w:val="single" w:sz="4" w:color="E2E8F0"/>
+              <w:left w:val="single" w:sz="4" w:color="E2E8F0"/>
+              <w:bottom w:val="single" w:sz="4" w:color="E2E8F0"/>
+              <w:right w:val="single" w:sz="4" w:color="E2E8F0"/>
+            </w:tcBorders>
+            <w:shd w:val="clear" w:color="auto" w:fill="F8FAFC"/>
+            <w:tcMar>
+              <w:top w:type="dxa" w:w="100"/>
+              <w:left w:type="dxa" w:w="160"/>
+              <w:bottom w:type="dxa" w:w="100"/>
+              <w:right w:type="dxa" w:w="160"/>
+            </w:tcMar>
+            <w:vAlign w:val="top"/>
+          </w:tcPr>
+          <w:p>
+            <w:pPr>
+              <w:spacing w:before="40" w:after="40"/>
+            </w:pPr>
+            <w:r>
+              <w:rPr>
+                <w:rFonts w:ascii="Calibri" w:hAnsi="Calibri"/>
+                <w:sz w:val="20"/>
+              </w:rPr>
+              <w:t>App Engine SKU Required</w:t>
+            </w:r>
+          </w:p>
+        </w:tc>
+        <w:tc>
+          <w:tcPr>
+            <w:tcW w:type="dxa" w:w="4867"/>
+            <w:tcBorders>
+              <w:top w:val="single" w:sz="4" w:color="E2E8F0"/>
+              <w:left w:val="single" w:sz="4" w:color="E2E8F0"/>
+              <w:bottom w:val="single" w:sz="4" w:color="E2E8F0"/>
+              <w:right w:val="single" w:sz="4" w:color="E2E8F0"/>
+            </w:tcBorders>
+            <w:shd w:val="clear" w:color="auto" w:fill="F8FAFC"/>
+            <w:tcMar>
+              <w:top w:type="dxa" w:w="100"/>
+              <w:left w:type="dxa" w:w="160"/>
+              <w:bottom w:type="dxa" w:w="100"/>
+              <w:right w:type="dxa" w:w="160"/>
+            </w:tcMar>
+            <w:vAlign w:val="top"/>
+          </w:tcPr>
+          <w:p>
+            <w:pPr>
+              <w:spacing w:before="40" w:after="40"/>
+            </w:pPr>
+            <w:r>
+              <w:rPr>
+                <w:rFonts w:ascii="Calibri" w:hAnsi="Calibri"/>
+                <w:sz w:val="20"/>
+              </w:rPr>
+              <w:t>Yes</w:t>
+            </w:r>
+          </w:p>
+        </w:tc>
+        <w:tc>
+          <w:tcPr>
+            <w:tcW w:type="dxa" w:w="4867"/>
+            <w:tcBorders>
+              <w:top w:val="single" w:sz="4" w:color="E2E8F0"/>
+              <w:left w:val="single" w:sz="4" w:color="E2E8F0"/>
+              <w:bottom w:val="single" w:sz="4" w:color="E2E8F0"/>
+              <w:right w:val="single" w:sz="4" w:color="E2E8F0"/>
+            </w:tcBorders>
+            <w:shd w:val="clear" w:color="auto" w:fill="F8FAFC"/>
+            <w:tcMar>
+              <w:top w:type="dxa" w:w="100"/>
+              <w:left w:type="dxa" w:w="160"/>
+              <w:bottom w:type="dxa" w:w="100"/>
+              <w:right w:type="dxa" w:w="160"/>
+            </w:tcMar>
+            <w:vAlign w:val="top"/>
+          </w:tcPr>
+          <w:p>
+            <w:pPr>
+              <w:spacing w:before="40" w:after="40"/>
+            </w:pPr>
+            <w:r>
+              <w:rPr>
+                <w:rFonts w:ascii="Calibri" w:hAnsi="Calibri"/>
+                <w:sz w:val="20"/>
+              </w:rPr>
+              <w:t>No</w:t>
+            </w:r>
+          </w:p>
+        </w:tc>
+      </w:tr>
+      <w:tr>
+        <w:tc>
+          <w:tcPr>
+            <w:tcW w:type="dxa" w:w="3744"/>
+            <w:tcBorders>
+              <w:top w:val="single" w:sz="4" w:color="E2E8F0"/>
+              <w:left w:val="single" w:sz="4" w:color="E2E8F0"/>
+              <w:bottom w:val="single" w:sz="4" w:color="E2E8F0"/>
+              <w:right w:val="single" w:sz="4" w:color="E2E8F0"/>
+            </w:tcBorders>
+            <w:tcMar>
+              <w:top w:type="dxa" w:w="100"/>
+              <w:left w:type="dxa" w:w="160"/>
+              <w:bottom w:type="dxa" w:w="100"/>
+              <w:right w:type="dxa" w:w="160"/>
+            </w:tcMar>
+            <w:vAlign w:val="top"/>
+          </w:tcPr>
+          <w:p>
+            <w:pPr>
+              <w:spacing w:before="40" w:after="40"/>
+            </w:pPr>
+            <w:r>
+              <w:rPr>
+                <w:rFonts w:ascii="Calibri" w:hAnsi="Calibri"/>
+                <w:sz w:val="20"/>
+              </w:rPr>
+              <w:t>Commercial / Store Path</w:t>
+            </w:r>
+          </w:p>
+        </w:tc>
+        <w:tc>
+          <w:tcPr>
+            <w:tcW w:type="dxa" w:w="4867"/>
+            <w:tcBorders>
+              <w:top w:val="single" w:sz="4" w:color="E2E8F0"/>
+              <w:left w:val="single" w:sz="4" w:color="E2E8F0"/>
+              <w:bottom w:val="single" w:sz="4" w:color="E2E8F0"/>
+              <w:right w:val="single" w:sz="4" w:color="E2E8F0"/>
+            </w:tcBorders>
+            <w:tcMar>
+              <w:top w:type="dxa" w:w="100"/>
+              <w:left w:type="dxa" w:w="160"/>
+              <w:bottom w:type="dxa" w:w="100"/>
+              <w:right w:type="dxa" w:w="160"/>
+            </w:tcMar>
+            <w:vAlign w:val="top"/>
+          </w:tcPr>
+          <w:p>
+            <w:pPr>
+              <w:spacing w:before="40" w:after="40"/>
+            </w:pPr>
+            <w:r>
+              <w:rPr>
+                <w:rFonts w:ascii="Calibri" w:hAnsi="Calibri"/>
+                <w:sz w:val="20"/>
+              </w:rPr>
+              <w:t>Clean — Store-ready</w:t>
+            </w:r>
+          </w:p>
+        </w:tc>
+        <w:tc>
+          <w:tcPr>
+            <w:tcW w:type="dxa" w:w="4867"/>
+            <w:tcBorders>
+              <w:top w:val="single" w:sz="4" w:color="E2E8F0"/>
+              <w:left w:val="single" w:sz="4" w:color="E2E8F0"/>
+              <w:bottom w:val="single" w:sz="4" w:color="E2E8F0"/>
+              <w:right w:val="single" w:sz="4" w:color="E2E8F0"/>
+            </w:tcBorders>
+            <w:tcMar>
+              <w:top w:type="dxa" w:w="100"/>
+              <w:left w:type="dxa" w:w="160"/>
+              <w:bottom w:type="dxa" w:w="100"/>
+              <w:right w:type="dxa" w:w="160"/>
+            </w:tcMar>
+            <w:vAlign w:val="top"/>
+          </w:tcPr>
+          <w:p>
+            <w:pPr>
+              <w:spacing w:before="40" w:after="40"/>
+            </w:pPr>
+            <w:r>
+              <w:rPr>
+                <w:rFonts w:ascii="Calibri" w:hAnsi="Calibri"/>
+                <w:sz w:val="20"/>
+              </w:rPr>
+              <w:t>Messy — harder to package</w:t>
+            </w:r>
+          </w:p>
+        </w:tc>
+      </w:tr>
+      <w:tr>
+        <w:tc>
+          <w:tcPr>
+            <w:tcW w:type="dxa" w:w="3744"/>
+            <w:tcBorders>
+              <w:top w:val="single" w:sz="4" w:color="E2E8F0"/>
+              <w:left w:val="single" w:sz="4" w:color="E2E8F0"/>
+              <w:bottom w:val="single" w:sz="4" w:color="E2E8F0"/>
+              <w:right w:val="single" w:sz="4" w:color="E2E8F0"/>
+            </w:tcBorders>
+            <w:shd w:val="clear" w:color="auto" w:fill="F8FAFC"/>
+            <w:tcMar>
+              <w:top w:type="dxa" w:w="100"/>
+              <w:left w:type="dxa" w:w="160"/>
+              <w:bottom w:type="dxa" w:w="100"/>
+              <w:right w:type="dxa" w:w="160"/>
+            </w:tcMar>
+            <w:vAlign w:val="top"/>
+          </w:tcPr>
+          <w:p>
+            <w:pPr>
+              <w:spacing w:before="40" w:after="40"/>
+            </w:pPr>
+            <w:r>
+              <w:rPr>
+                <w:rFonts w:ascii="Calibri" w:hAnsi="Calibri"/>
+                <w:sz w:val="20"/>
+              </w:rPr>
+              <w:t>Upgrade Risk</w:t>
+            </w:r>
+          </w:p>
+        </w:tc>
+        <w:tc>
+          <w:tcPr>
+            <w:tcW w:type="dxa" w:w="4867"/>
+            <w:tcBorders>
+              <w:top w:val="single" w:sz="4" w:color="E2E8F0"/>
+              <w:left w:val="single" w:sz="4" w:color="E2E8F0"/>
+              <w:bottom w:val="single" w:sz="4" w:color="E2E8F0"/>
+              <w:right w:val="single" w:sz="4" w:color="E2E8F0"/>
+            </w:tcBorders>
+            <w:shd w:val="clear" w:color="auto" w:fill="F8FAFC"/>
+            <w:tcMar>
+              <w:top w:type="dxa" w:w="100"/>
+              <w:left w:type="dxa" w:w="160"/>
+              <w:bottom w:type="dxa" w:w="100"/>
+              <w:right w:type="dxa" w:w="160"/>
+            </w:tcMar>
+            <w:vAlign w:val="top"/>
+          </w:tcPr>
+          <w:p>
+            <w:pPr>
+              <w:spacing w:before="40" w:after="40"/>
+            </w:pPr>
+            <w:r>
+              <w:rPr>
+                <w:rFonts w:ascii="Calibri" w:hAnsi="Calibri"/>
+                <w:sz w:val="20"/>
+              </w:rPr>
+              <w:t>Low — scoped, isolated</w:t>
+            </w:r>
+          </w:p>
+        </w:tc>
+        <w:tc>
+          <w:tcPr>
+            <w:tcW w:type="dxa" w:w="4867"/>
+            <w:tcBorders>
+              <w:top w:val="single" w:sz="4" w:color="E2E8F0"/>
+              <w:left w:val="single" w:sz="4" w:color="E2E8F0"/>
+              <w:bottom w:val="single" w:sz="4" w:color="E2E8F0"/>
+              <w:right w:val="single" w:sz="4" w:color="E2E8F0"/>
+            </w:tcBorders>
+            <w:shd w:val="clear" w:color="auto" w:fill="F8FAFC"/>
+            <w:tcMar>
+              <w:top w:type="dxa" w:w="100"/>
+              <w:left w:type="dxa" w:w="160"/>
+              <w:bottom w:type="dxa" w:w="100"/>
+              <w:right w:type="dxa" w:w="160"/>
+            </w:tcMar>
+            <w:vAlign w:val="top"/>
+          </w:tcPr>
+          <w:p>
+            <w:pPr>
+              <w:spacing w:before="40" w:after="40"/>
+            </w:pPr>
+            <w:r>
+              <w:rPr>
+                <w:rFonts w:ascii="Calibri" w:hAnsi="Calibri"/>
+                <w:sz w:val="20"/>
+              </w:rPr>
+              <w:t>Medium — native table exposure</w:t>
+            </w:r>
+          </w:p>
+        </w:tc>
+      </w:tr>
+      <w:tr>
+        <w:tc>
+          <w:tcPr>
+            <w:tcW w:type="dxa" w:w="3744"/>
+            <w:tcBorders>
+              <w:top w:val="single" w:sz="4" w:color="E2E8F0"/>
+              <w:left w:val="single" w:sz="4" w:color="E2E8F0"/>
+              <w:bottom w:val="single" w:sz="4" w:color="E2E8F0"/>
+              <w:right w:val="single" w:sz="4" w:color="E2E8F0"/>
+            </w:tcBorders>
+            <w:tcMar>
+              <w:top w:type="dxa" w:w="100"/>
+              <w:left w:type="dxa" w:w="160"/>
+              <w:bottom w:type="dxa" w:w="100"/>
+              <w:right w:type="dxa" w:w="160"/>
+            </w:tcMar>
+            <w:vAlign w:val="top"/>
+          </w:tcPr>
+          <w:p>
+            <w:pPr>
+              <w:spacing w:before="40" w:after="40"/>
+            </w:pPr>
+            <w:r>
+              <w:rPr>
+                <w:rFonts w:ascii="Calibri" w:hAnsi="Calibri"/>
+                <w:sz w:val="20"/>
+              </w:rPr>
+              <w:t>First Engagement Deploy</w:t>
+            </w:r>
+          </w:p>
+        </w:tc>
+        <w:tc>
+          <w:tcPr>
+            <w:tcW w:type="dxa" w:w="4867"/>
+            <w:tcBorders>
+              <w:top w:val="single" w:sz="4" w:color="E2E8F0"/>
+              <w:left w:val="single" w:sz="4" w:color="E2E8F0"/>
+              <w:bottom w:val="single" w:sz="4" w:color="E2E8F0"/>
+              <w:right w:val="single" w:sz="4" w:color="E2E8F0"/>
+            </w:tcBorders>
+            <w:tcMar>
+              <w:top w:type="dxa" w:w="100"/>
+              <w:left w:type="dxa" w:w="160"/>
+              <w:bottom w:type="dxa" w:w="100"/>
+              <w:right w:type="dxa" w:w="160"/>
+            </w:tcMar>
+            <w:vAlign w:val="top"/>
+          </w:tcPr>
+          <w:p>
+            <w:pPr>
+              <w:spacing w:before="40" w:after="40"/>
+            </w:pPr>
+            <w:r>
+              <w:rPr>
+                <w:rFonts w:ascii="Calibri" w:hAnsi="Calibri"/>
+                <w:sz w:val="20"/>
+              </w:rPr>
+              <w:t>~Oct 2026</w:t>
+            </w:r>
+          </w:p>
+        </w:tc>
+        <w:tc>
+          <w:tcPr>
+            <w:tcW w:type="dxa" w:w="4867"/>
+            <w:tcBorders>
+              <w:top w:val="single" w:sz="4" w:color="E2E8F0"/>
+              <w:left w:val="single" w:sz="4" w:color="E2E8F0"/>
+              <w:bottom w:val="single" w:sz="4" w:color="E2E8F0"/>
+              <w:right w:val="single" w:sz="4" w:color="E2E8F0"/>
+            </w:tcBorders>
+            <w:tcMar>
+              <w:top w:type="dxa" w:w="100"/>
+              <w:left w:type="dxa" w:w="160"/>
+              <w:bottom w:type="dxa" w:w="100"/>
+              <w:right w:type="dxa" w:w="160"/>
+            </w:tcMar>
+            <w:vAlign w:val="top"/>
+          </w:tcPr>
+          <w:p>
+            <w:pPr>
+              <w:spacing w:before="40" w:after="40"/>
+            </w:pPr>
+            <w:r>
+              <w:rPr>
+                <w:rFonts w:ascii="Calibri" w:hAnsi="Calibri"/>
+                <w:sz w:val="20"/>
+              </w:rPr>
+              <w:t>~Aug 2026</w:t>
+            </w:r>
+          </w:p>
+        </w:tc>
+      </w:tr>
+      <w:tr>
+        <w:tc>
+          <w:tcPr>
+            <w:tcW w:type="dxa" w:w="3744"/>
+            <w:tcBorders>
+              <w:top w:val="single" w:sz="4" w:color="E2E8F0"/>
+              <w:left w:val="single" w:sz="4" w:color="E2E8F0"/>
+              <w:bottom w:val="single" w:sz="4" w:color="E2E8F0"/>
+              <w:right w:val="single" w:sz="4" w:color="E2E8F0"/>
+            </w:tcBorders>
+            <w:shd w:val="clear" w:color="auto" w:fill="F8FAFC"/>
+            <w:tcMar>
+              <w:top w:type="dxa" w:w="100"/>
+              <w:left w:type="dxa" w:w="160"/>
+              <w:bottom w:type="dxa" w:w="100"/>
+              <w:right w:type="dxa" w:w="160"/>
+            </w:tcMar>
+            <w:vAlign w:val="top"/>
+          </w:tcPr>
+          <w:p>
+            <w:pPr>
+              <w:spacing w:before="40" w:after="40"/>
+            </w:pPr>
+            <w:r>
+              <w:rPr>
+                <w:rFonts w:ascii="Calibri" w:hAnsi="Calibri"/>
+                <w:sz w:val="20"/>
+              </w:rPr>
+              <w:t>Right Choice When</w:t>
+            </w:r>
+          </w:p>
+        </w:tc>
+        <w:tc>
+          <w:tcPr>
+            <w:tcW w:type="dxa" w:w="4867"/>
+            <w:tcBorders>
+              <w:top w:val="single" w:sz="4" w:color="E2E8F0"/>
+              <w:left w:val="single" w:sz="4" w:color="E2E8F0"/>
+              <w:bottom w:val="single" w:sz="4" w:color="E2E8F0"/>
+              <w:right w:val="single" w:sz="4" w:color="E2E8F0"/>
+            </w:tcBorders>
+            <w:shd w:val="clear" w:color="auto" w:fill="F8FAFC"/>
+            <w:tcMar>
+              <w:top w:type="dxa" w:w="100"/>
+              <w:left w:type="dxa" w:w="160"/>
+              <w:bottom w:type="dxa" w:w="100"/>
+              <w:right w:type="dxa" w:w="160"/>
+            </w:tcMar>
+            <w:vAlign w:val="top"/>
+          </w:tcPr>
+          <w:p>
+            <w:pPr>
+              <w:spacing w:before="40" w:after="40"/>
+            </w:pPr>
+            <w:r>
+              <w:rPr>
+                <w:rFonts w:ascii="Calibri" w:hAnsi="Calibri"/>
+                <w:sz w:val="20"/>
+              </w:rPr>
+              <w:t>Store is the strategic goal; dedicated Studio dev available</w:t>
+            </w:r>
+          </w:p>
+        </w:tc>
+        <w:tc>
+          <w:tcPr>
+            <w:tcW w:type="dxa" w:w="4867"/>
+            <w:tcBorders>
+              <w:top w:val="single" w:sz="4" w:color="E2E8F0"/>
+              <w:left w:val="single" w:sz="4" w:color="E2E8F0"/>
+              <w:bottom w:val="single" w:sz="4" w:color="E2E8F0"/>
+              <w:right w:val="single" w:sz="4" w:color="E2E8F0"/>
+            </w:tcBorders>
+            <w:shd w:val="clear" w:color="auto" w:fill="F8FAFC"/>
+            <w:tcMar>
+              <w:top w:type="dxa" w:w="100"/>
+              <w:left w:type="dxa" w:w="160"/>
+              <w:bottom w:type="dxa" w:w="100"/>
+              <w:right w:type="dxa" w:w="160"/>
+            </w:tcMar>
+            <w:vAlign w:val="top"/>
+          </w:tcPr>
+          <w:p>
+            <w:pPr>
+              <w:spacing w:before="40" w:after="40"/>
+            </w:pPr>
+            <w:r>
+              <w:rPr>
+                <w:rFonts w:ascii="Calibri" w:hAnsi="Calibri"/>
+                <w:sz w:val="20"/>
+              </w:rPr>
+              <w:t>Speed to first use; App Engine uncertain; want proof-of-concept first</w:t>
+            </w:r>
+          </w:p>
+        </w:tc>
+      </w:tr>
+    </w:tbl>
+    <w:p>
+      <w:pPr>
+        <w:spacing w:after="40"/>
+      </w:pPr>
+    </w:p>
+    <w:p>
+      <w:pPr>
+        <w:pStyle w:val="Heading1"/>
+      </w:pPr>
+      <w:r>
+        <w:t>8.  Recommendation &amp; Decision Required</w:t>
+      </w:r>
+    </w:p>
+    <w:p>
+      <w:pPr>
+        <w:pBdr>
+          <w:top w:val="single" w:sz="4" w:space="4" w:color="2E74B5"/>
+          <w:left w:val="single" w:sz="4" w:space="4" w:color="2E74B5"/>
+          <w:bottom w:val="single" w:sz="4" w:space="4" w:color="2E74B5"/>
+          <w:right w:val="single" w:sz="4" w:space="4" w:color="2E74B5"/>
+        </w:pBdr>
+        <w:shd w:val="clear" w:color="auto" w:fill="EAF1F8"/>
+        <w:spacing w:before="120" w:after="160"/>
+      </w:pPr>
+      <w:r>
+        <w:rPr>
+          <w:rFonts w:ascii="Calibri" w:hAnsi="Calibri"/>
+          <w:b/>
+          <w:color w:val="0B1F3A"/>
+          <w:sz w:val="20"/>
+        </w:rPr>
+        <w:t>Recommendation: Approve Blueprint B as the starting architecture. The 430-hour savings and 6–8 week earlier first-engagement deployment make it the right first step. Blueprint B is not the final answer — it is the proof-of-concept that validates the design before committing to Blueprint A. Define a specific trigger for the Blueprint A migration (e.g., after 3 successful engagements, or when Store path is formally committed) so Blueprint B does not become permanent by default.</w:t>
+      </w:r>
+    </w:p>
+    <w:p>
+      <w:pPr>
+        <w:spacing w:after="160" w:before="0"/>
+      </w:pPr>
+      <w:r>
+        <w:rPr>
+          <w:rFonts w:ascii="Calibri" w:hAnsi="Calibri"/>
+          <w:b/>
+          <w:color w:val="1A1A1A"/>
+          <w:sz w:val="22"/>
+        </w:rPr>
+        <w:t>Decisions required from this briefing:</w:t>
+      </w:r>
+    </w:p>
+    <w:tbl>
+      <w:tblPr>
+        <w:tblW w:type="auto" w:w="0"/>
+        <w:jc w:val="left"/>
+        <w:tblLook w:firstColumn="1" w:firstRow="1" w:lastColumn="0" w:lastRow="0" w:noHBand="0" w:noVBand="1" w:val="04A0"/>
+      </w:tblPr>
+      <w:tblGrid>
+        <w:gridCol w:w="2340"/>
+        <w:gridCol w:w="2340"/>
+        <w:gridCol w:w="2340"/>
+        <w:gridCol w:w="2340"/>
+      </w:tblGrid>
+      <w:tr>
+        <w:trPr>
+          <w:tblHeader/>
+        </w:trPr>
+        <w:tc>
+          <w:tcPr>
+            <w:tcW w:type="dxa" w:w="3600"/>
+            <w:tcBorders>
+              <w:top w:val="single" w:sz="4" w:color="E2E8F0"/>
+              <w:left w:val="single" w:sz="4" w:color="E2E8F0"/>
+              <w:bottom w:val="single" w:sz="4" w:color="E2E8F0"/>
+              <w:right w:val="single" w:sz="4" w:color="E2E8F0"/>
+            </w:tcBorders>
+            <w:shd w:val="clear" w:color="auto" w:fill="0B1F3A"/>
+            <w:tcMar>
+              <w:top w:type="dxa" w:w="120"/>
+              <w:left w:type="dxa" w:w="160"/>
+              <w:bottom w:type="dxa" w:w="120"/>
+              <w:right w:type="dxa" w:w="160"/>
+            </w:tcMar>
+            <w:vAlign w:val="center"/>
+          </w:tcPr>
+          <w:p>
+            <w:pPr>
+              <w:spacing w:before="40" w:after="40"/>
+            </w:pPr>
+            <w:r>
+              <w:rPr>
+                <w:rFonts w:ascii="Calibri" w:hAnsi="Calibri"/>
+                <w:b/>
+                <w:color w:val="FFFFFF"/>
+                <w:sz w:val="22"/>
               </w:rPr>
               <w:t>Decision</w:t>
             </w:r>
@@ -4038,20 +5340,32 @@
         </w:tc>
         <w:tc>
           <w:tcPr>
-            <w:tcW w:type="dxa" w:w="2736"/>
-            <w:shd w:val="clear" w:color="auto" w:fill="007A78"/>
+            <w:tcW w:type="dxa" w:w="4320"/>
+            <w:tcBorders>
+              <w:top w:val="single" w:sz="4" w:color="E2E8F0"/>
+              <w:left w:val="single" w:sz="4" w:color="E2E8F0"/>
+              <w:bottom w:val="single" w:sz="4" w:color="E2E8F0"/>
+              <w:right w:val="single" w:sz="4" w:color="E2E8F0"/>
+            </w:tcBorders>
+            <w:shd w:val="clear" w:color="auto" w:fill="0B1F3A"/>
+            <w:tcMar>
+              <w:top w:type="dxa" w:w="120"/>
+              <w:left w:type="dxa" w:w="160"/>
+              <w:bottom w:type="dxa" w:w="120"/>
+              <w:right w:type="dxa" w:w="160"/>
+            </w:tcMar>
+            <w:vAlign w:val="center"/>
           </w:tcPr>
           <w:p>
             <w:pPr>
-              <w:spacing w:before="80" w:after="80"/>
-              <w:ind w:left="72"/>
+              <w:spacing w:before="40" w:after="40"/>
             </w:pPr>
             <w:r>
               <w:rPr>
-                <w:rFonts w:ascii="Arial" w:hAnsi="Arial"/>
+                <w:rFonts w:ascii="Calibri" w:hAnsi="Calibri"/>
                 <w:b/>
                 <w:color w:val="FFFFFF"/>
-                <w:sz w:val="20"/>
+                <w:sz w:val="22"/>
               </w:rPr>
               <w:t>Options</w:t>
             </w:r>
@@ -4059,20 +5373,32 @@
         </w:tc>
         <w:tc>
           <w:tcPr>
-            <w:tcW w:type="dxa" w:w="2160"/>
-            <w:shd w:val="clear" w:color="auto" w:fill="007A78"/>
+            <w:tcW w:type="dxa" w:w="2880"/>
+            <w:tcBorders>
+              <w:top w:val="single" w:sz="4" w:color="E2E8F0"/>
+              <w:left w:val="single" w:sz="4" w:color="E2E8F0"/>
+              <w:bottom w:val="single" w:sz="4" w:color="E2E8F0"/>
+              <w:right w:val="single" w:sz="4" w:color="E2E8F0"/>
+            </w:tcBorders>
+            <w:shd w:val="clear" w:color="auto" w:fill="0B1F3A"/>
+            <w:tcMar>
+              <w:top w:type="dxa" w:w="120"/>
+              <w:left w:type="dxa" w:w="160"/>
+              <w:bottom w:type="dxa" w:w="120"/>
+              <w:right w:type="dxa" w:w="160"/>
+            </w:tcMar>
+            <w:vAlign w:val="center"/>
           </w:tcPr>
           <w:p>
             <w:pPr>
-              <w:spacing w:before="80" w:after="80"/>
-              <w:ind w:left="72"/>
+              <w:spacing w:before="40" w:after="40"/>
             </w:pPr>
             <w:r>
               <w:rPr>
-                <w:rFonts w:ascii="Arial" w:hAnsi="Arial"/>
+                <w:rFonts w:ascii="Calibri" w:hAnsi="Calibri"/>
                 <w:b/>
                 <w:color w:val="FFFFFF"/>
-                <w:sz w:val="20"/>
+                <w:sz w:val="22"/>
               </w:rPr>
               <w:t>Owner</w:t>
             </w:r>
@@ -4080,20 +5406,32 @@
         </w:tc>
         <w:tc>
           <w:tcPr>
-            <w:tcW w:type="dxa" w:w="2160"/>
-            <w:shd w:val="clear" w:color="auto" w:fill="007A78"/>
+            <w:tcW w:type="dxa" w:w="2678"/>
+            <w:tcBorders>
+              <w:top w:val="single" w:sz="4" w:color="E2E8F0"/>
+              <w:left w:val="single" w:sz="4" w:color="E2E8F0"/>
+              <w:bottom w:val="single" w:sz="4" w:color="E2E8F0"/>
+              <w:right w:val="single" w:sz="4" w:color="E2E8F0"/>
+            </w:tcBorders>
+            <w:shd w:val="clear" w:color="auto" w:fill="0B1F3A"/>
+            <w:tcMar>
+              <w:top w:type="dxa" w:w="120"/>
+              <w:left w:type="dxa" w:w="160"/>
+              <w:bottom w:type="dxa" w:w="120"/>
+              <w:right w:type="dxa" w:w="160"/>
+            </w:tcMar>
+            <w:vAlign w:val="center"/>
           </w:tcPr>
           <w:p>
             <w:pPr>
-              <w:spacing w:before="80" w:after="80"/>
-              <w:ind w:left="72"/>
+              <w:spacing w:before="40" w:after="40"/>
             </w:pPr>
             <w:r>
               <w:rPr>
-                <w:rFonts w:ascii="Arial" w:hAnsi="Arial"/>
+                <w:rFonts w:ascii="Calibri" w:hAnsi="Calibri"/>
                 <w:b/>
                 <w:color w:val="FFFFFF"/>
-                <w:sz w:val="20"/>
+                <w:sz w:val="22"/>
               </w:rPr>
               <w:t>Needed By</w:t>
             </w:r>
@@ -4103,19 +5441,30 @@
       <w:tr>
         <w:tc>
           <w:tcPr>
-            <w:tcW w:type="dxa" w:w="2304"/>
-            <w:shd w:val="clear" w:color="auto" w:fill="F2F2F2"/>
+            <w:tcW w:type="dxa" w:w="3600"/>
+            <w:tcBorders>
+              <w:top w:val="single" w:sz="4" w:color="E2E8F0"/>
+              <w:left w:val="single" w:sz="4" w:color="E2E8F0"/>
+              <w:bottom w:val="single" w:sz="4" w:color="E2E8F0"/>
+              <w:right w:val="single" w:sz="4" w:color="E2E8F0"/>
+            </w:tcBorders>
+            <w:shd w:val="clear" w:color="auto" w:fill="F8FAFC"/>
+            <w:tcMar>
+              <w:top w:type="dxa" w:w="100"/>
+              <w:left w:type="dxa" w:w="160"/>
+              <w:bottom w:type="dxa" w:w="100"/>
+              <w:right w:type="dxa" w:w="160"/>
+            </w:tcMar>
+            <w:vAlign w:val="top"/>
           </w:tcPr>
           <w:p>
             <w:pPr>
-              <w:spacing w:before="60" w:after="60"/>
-              <w:ind w:left="72"/>
+              <w:spacing w:before="40" w:after="40"/>
             </w:pPr>
             <w:r>
               <w:rPr>
-                <w:rFonts w:ascii="Arial" w:hAnsi="Arial"/>
-                <w:color w:val="1F1F1F"/>
-                <w:sz w:val="19"/>
+                <w:rFonts w:ascii="Calibri" w:hAnsi="Calibri"/>
+                <w:sz w:val="20"/>
               </w:rPr>
               <w:t>Architecture approach</w:t>
             </w:r>
@@ -4123,39 +5472,61 @@
         </w:tc>
         <w:tc>
           <w:tcPr>
-            <w:tcW w:type="dxa" w:w="2736"/>
-            <w:shd w:val="clear" w:color="auto" w:fill="F2F2F2"/>
+            <w:tcW w:type="dxa" w:w="4320"/>
+            <w:tcBorders>
+              <w:top w:val="single" w:sz="4" w:color="E2E8F0"/>
+              <w:left w:val="single" w:sz="4" w:color="E2E8F0"/>
+              <w:bottom w:val="single" w:sz="4" w:color="E2E8F0"/>
+              <w:right w:val="single" w:sz="4" w:color="E2E8F0"/>
+            </w:tcBorders>
+            <w:shd w:val="clear" w:color="auto" w:fill="F8FAFC"/>
+            <w:tcMar>
+              <w:top w:type="dxa" w:w="100"/>
+              <w:left w:type="dxa" w:w="160"/>
+              <w:bottom w:type="dxa" w:w="100"/>
+              <w:right w:type="dxa" w:w="160"/>
+            </w:tcMar>
+            <w:vAlign w:val="top"/>
           </w:tcPr>
           <w:p>
             <w:pPr>
-              <w:spacing w:before="60" w:after="60"/>
-              <w:ind w:left="72"/>
+              <w:spacing w:before="40" w:after="40"/>
             </w:pPr>
             <w:r>
               <w:rPr>
-                <w:rFonts w:ascii="Arial" w:hAnsi="Arial"/>
-                <w:color w:val="1F1F1F"/>
-                <w:sz w:val="19"/>
+                <w:rFonts w:ascii="Calibri" w:hAnsi="Calibri"/>
+                <w:sz w:val="20"/>
               </w:rPr>
-              <w:t>Blueprint B now or Blueprint A from day one</w:t>
+              <w:t>Blueprint B (start) with defined A migration trigger, or Blueprint A directly</w:t>
             </w:r>
           </w:p>
         </w:tc>
         <w:tc>
           <w:tcPr>
-            <w:tcW w:type="dxa" w:w="2160"/>
-            <w:shd w:val="clear" w:color="auto" w:fill="F2F2F2"/>
+            <w:tcW w:type="dxa" w:w="2880"/>
+            <w:tcBorders>
+              <w:top w:val="single" w:sz="4" w:color="E2E8F0"/>
+              <w:left w:val="single" w:sz="4" w:color="E2E8F0"/>
+              <w:bottom w:val="single" w:sz="4" w:color="E2E8F0"/>
+              <w:right w:val="single" w:sz="4" w:color="E2E8F0"/>
+            </w:tcBorders>
+            <w:shd w:val="clear" w:color="auto" w:fill="F8FAFC"/>
+            <w:tcMar>
+              <w:top w:type="dxa" w:w="100"/>
+              <w:left w:type="dxa" w:w="160"/>
+              <w:bottom w:type="dxa" w:w="100"/>
+              <w:right w:type="dxa" w:w="160"/>
+            </w:tcMar>
+            <w:vAlign w:val="top"/>
           </w:tcPr>
           <w:p>
             <w:pPr>
-              <w:spacing w:before="60" w:after="60"/>
-              <w:ind w:left="72"/>
+              <w:spacing w:before="40" w:after="40"/>
             </w:pPr>
             <w:r>
               <w:rPr>
-                <w:rFonts w:ascii="Arial" w:hAnsi="Arial"/>
-                <w:color w:val="1F1F1F"/>
-                <w:sz w:val="19"/>
+                <w:rFonts w:ascii="Calibri" w:hAnsi="Calibri"/>
+                <w:sz w:val="20"/>
               </w:rPr>
               <w:t>Senior Director + Shawn</w:t>
             </w:r>
@@ -4163,19 +5534,30 @@
         </w:tc>
         <w:tc>
           <w:tcPr>
-            <w:tcW w:type="dxa" w:w="2160"/>
-            <w:shd w:val="clear" w:color="auto" w:fill="F2F2F2"/>
+            <w:tcW w:type="dxa" w:w="2678"/>
+            <w:tcBorders>
+              <w:top w:val="single" w:sz="4" w:color="E2E8F0"/>
+              <w:left w:val="single" w:sz="4" w:color="E2E8F0"/>
+              <w:bottom w:val="single" w:sz="4" w:color="E2E8F0"/>
+              <w:right w:val="single" w:sz="4" w:color="E2E8F0"/>
+            </w:tcBorders>
+            <w:shd w:val="clear" w:color="auto" w:fill="F8FAFC"/>
+            <w:tcMar>
+              <w:top w:type="dxa" w:w="100"/>
+              <w:left w:type="dxa" w:w="160"/>
+              <w:bottom w:type="dxa" w:w="100"/>
+              <w:right w:type="dxa" w:w="160"/>
+            </w:tcMar>
+            <w:vAlign w:val="top"/>
           </w:tcPr>
           <w:p>
             <w:pPr>
-              <w:spacing w:before="60" w:after="60"/>
-              <w:ind w:left="72"/>
+              <w:spacing w:before="40" w:after="40"/>
             </w:pPr>
             <w:r>
               <w:rPr>
-                <w:rFonts w:ascii="Arial" w:hAnsi="Arial"/>
-                <w:color w:val="1F1F1F"/>
-                <w:sz w:val="19"/>
+                <w:rFonts w:ascii="Calibri" w:hAnsi="Calibri"/>
+                <w:sz w:val="20"/>
               </w:rPr>
               <w:t>End of architecture review</w:t>
             </w:r>
@@ -4185,19 +5567,152 @@
       <w:tr>
         <w:tc>
           <w:tcPr>
-            <w:tcW w:type="dxa" w:w="2304"/>
-            <w:shd w:val="clear" w:color="auto" w:fill="FFFFFF"/>
+            <w:tcW w:type="dxa" w:w="3600"/>
+            <w:tcBorders>
+              <w:top w:val="single" w:sz="4" w:color="E2E8F0"/>
+              <w:left w:val="single" w:sz="4" w:color="E2E8F0"/>
+              <w:bottom w:val="single" w:sz="4" w:color="E2E8F0"/>
+              <w:right w:val="single" w:sz="4" w:color="E2E8F0"/>
+            </w:tcBorders>
+            <w:tcMar>
+              <w:top w:type="dxa" w:w="100"/>
+              <w:left w:type="dxa" w:w="160"/>
+              <w:bottom w:type="dxa" w:w="100"/>
+              <w:right w:type="dxa" w:w="160"/>
+            </w:tcMar>
+            <w:vAlign w:val="top"/>
           </w:tcPr>
           <w:p>
             <w:pPr>
-              <w:spacing w:before="60" w:after="60"/>
-              <w:ind w:left="72"/>
+              <w:spacing w:before="40" w:after="40"/>
             </w:pPr>
             <w:r>
               <w:rPr>
-                <w:rFonts w:ascii="Arial" w:hAnsi="Arial"/>
-                <w:color w:val="1F1F1F"/>
-                <w:sz w:val="19"/>
+                <w:rFonts w:ascii="Calibri" w:hAnsi="Calibri"/>
+                <w:sz w:val="20"/>
+              </w:rPr>
+              <w:t>Blueprint A migration trigger</w:t>
+            </w:r>
+          </w:p>
+        </w:tc>
+        <w:tc>
+          <w:tcPr>
+            <w:tcW w:type="dxa" w:w="4320"/>
+            <w:tcBorders>
+              <w:top w:val="single" w:sz="4" w:color="E2E8F0"/>
+              <w:left w:val="single" w:sz="4" w:color="E2E8F0"/>
+              <w:bottom w:val="single" w:sz="4" w:color="E2E8F0"/>
+              <w:right w:val="single" w:sz="4" w:color="E2E8F0"/>
+            </w:tcBorders>
+            <w:tcMar>
+              <w:top w:type="dxa" w:w="100"/>
+              <w:left w:type="dxa" w:w="160"/>
+              <w:bottom w:type="dxa" w:w="100"/>
+              <w:right w:type="dxa" w:w="160"/>
+            </w:tcMar>
+            <w:vAlign w:val="top"/>
+          </w:tcPr>
+          <w:p>
+            <w:pPr>
+              <w:spacing w:before="40" w:after="40"/>
+            </w:pPr>
+            <w:r>
+              <w:rPr>
+                <w:rFonts w:ascii="Calibri" w:hAnsi="Calibri"/>
+                <w:sz w:val="20"/>
+              </w:rPr>
+              <w:t>Define: N engagements, Store commitment, or other trigger</w:t>
+            </w:r>
+          </w:p>
+        </w:tc>
+        <w:tc>
+          <w:tcPr>
+            <w:tcW w:type="dxa" w:w="2880"/>
+            <w:tcBorders>
+              <w:top w:val="single" w:sz="4" w:color="E2E8F0"/>
+              <w:left w:val="single" w:sz="4" w:color="E2E8F0"/>
+              <w:bottom w:val="single" w:sz="4" w:color="E2E8F0"/>
+              <w:right w:val="single" w:sz="4" w:color="E2E8F0"/>
+            </w:tcBorders>
+            <w:tcMar>
+              <w:top w:type="dxa" w:w="100"/>
+              <w:left w:type="dxa" w:w="160"/>
+              <w:bottom w:type="dxa" w:w="100"/>
+              <w:right w:type="dxa" w:w="160"/>
+            </w:tcMar>
+            <w:vAlign w:val="top"/>
+          </w:tcPr>
+          <w:p>
+            <w:pPr>
+              <w:spacing w:before="40" w:after="40"/>
+            </w:pPr>
+            <w:r>
+              <w:rPr>
+                <w:rFonts w:ascii="Calibri" w:hAnsi="Calibri"/>
+                <w:sz w:val="20"/>
+              </w:rPr>
+              <w:t>Senior Director + Shawn</w:t>
+            </w:r>
+          </w:p>
+        </w:tc>
+        <w:tc>
+          <w:tcPr>
+            <w:tcW w:type="dxa" w:w="2678"/>
+            <w:tcBorders>
+              <w:top w:val="single" w:sz="4" w:color="E2E8F0"/>
+              <w:left w:val="single" w:sz="4" w:color="E2E8F0"/>
+              <w:bottom w:val="single" w:sz="4" w:color="E2E8F0"/>
+              <w:right w:val="single" w:sz="4" w:color="E2E8F0"/>
+            </w:tcBorders>
+            <w:tcMar>
+              <w:top w:type="dxa" w:w="100"/>
+              <w:left w:type="dxa" w:w="160"/>
+              <w:bottom w:type="dxa" w:w="100"/>
+              <w:right w:type="dxa" w:w="160"/>
+            </w:tcMar>
+            <w:vAlign w:val="top"/>
+          </w:tcPr>
+          <w:p>
+            <w:pPr>
+              <w:spacing w:before="40" w:after="40"/>
+            </w:pPr>
+            <w:r>
+              <w:rPr>
+                <w:rFonts w:ascii="Calibri" w:hAnsi="Calibri"/>
+                <w:sz w:val="20"/>
+              </w:rPr>
+              <w:t>At same time as arch decision</w:t>
+            </w:r>
+          </w:p>
+        </w:tc>
+      </w:tr>
+      <w:tr>
+        <w:tc>
+          <w:tcPr>
+            <w:tcW w:type="dxa" w:w="3600"/>
+            <w:tcBorders>
+              <w:top w:val="single" w:sz="4" w:color="E2E8F0"/>
+              <w:left w:val="single" w:sz="4" w:color="E2E8F0"/>
+              <w:bottom w:val="single" w:sz="4" w:color="E2E8F0"/>
+              <w:right w:val="single" w:sz="4" w:color="E2E8F0"/>
+            </w:tcBorders>
+            <w:shd w:val="clear" w:color="auto" w:fill="F8FAFC"/>
+            <w:tcMar>
+              <w:top w:type="dxa" w:w="100"/>
+              <w:left w:type="dxa" w:w="160"/>
+              <w:bottom w:type="dxa" w:w="100"/>
+              <w:right w:type="dxa" w:w="160"/>
+            </w:tcMar>
+            <w:vAlign w:val="top"/>
+          </w:tcPr>
+          <w:p>
+            <w:pPr>
+              <w:spacing w:before="40" w:after="40"/>
+            </w:pPr>
+            <w:r>
+              <w:rPr>
+                <w:rFonts w:ascii="Calibri" w:hAnsi="Calibri"/>
+                <w:sz w:val="20"/>
               </w:rPr>
               <w:t>Lead developer resource</w:t>
             </w:r>
@@ -4205,39 +5720,61 @@
         </w:tc>
         <w:tc>
           <w:tcPr>
-            <w:tcW w:type="dxa" w:w="2736"/>
-            <w:shd w:val="clear" w:color="auto" w:fill="FFFFFF"/>
+            <w:tcW w:type="dxa" w:w="4320"/>
+            <w:tcBorders>
+              <w:top w:val="single" w:sz="4" w:color="E2E8F0"/>
+              <w:left w:val="single" w:sz="4" w:color="E2E8F0"/>
+              <w:bottom w:val="single" w:sz="4" w:color="E2E8F0"/>
+              <w:right w:val="single" w:sz="4" w:color="E2E8F0"/>
+            </w:tcBorders>
+            <w:shd w:val="clear" w:color="auto" w:fill="F8FAFC"/>
+            <w:tcMar>
+              <w:top w:type="dxa" w:w="100"/>
+              <w:left w:type="dxa" w:w="160"/>
+              <w:bottom w:type="dxa" w:w="100"/>
+              <w:right w:type="dxa" w:w="160"/>
+            </w:tcMar>
+            <w:vAlign w:val="top"/>
           </w:tcPr>
           <w:p>
             <w:pPr>
-              <w:spacing w:before="60" w:after="60"/>
-              <w:ind w:left="72"/>
+              <w:spacing w:before="40" w:after="40"/>
             </w:pPr>
             <w:r>
               <w:rPr>
-                <w:rFonts w:ascii="Arial" w:hAnsi="Arial"/>
-                <w:color w:val="1F1F1F"/>
-                <w:sz w:val="19"/>
+                <w:rFonts w:ascii="Calibri" w:hAnsi="Calibri"/>
+                <w:sz w:val="20"/>
               </w:rPr>
-              <w:t>Identify configurator-level developer</w:t>
+              <w:t>Identify configurator-level developer; confirm availability</w:t>
             </w:r>
           </w:p>
         </w:tc>
         <w:tc>
           <w:tcPr>
-            <w:tcW w:type="dxa" w:w="2160"/>
-            <w:shd w:val="clear" w:color="auto" w:fill="FFFFFF"/>
+            <w:tcW w:type="dxa" w:w="2880"/>
+            <w:tcBorders>
+              <w:top w:val="single" w:sz="4" w:color="E2E8F0"/>
+              <w:left w:val="single" w:sz="4" w:color="E2E8F0"/>
+              <w:bottom w:val="single" w:sz="4" w:color="E2E8F0"/>
+              <w:right w:val="single" w:sz="4" w:color="E2E8F0"/>
+            </w:tcBorders>
+            <w:shd w:val="clear" w:color="auto" w:fill="F8FAFC"/>
+            <w:tcMar>
+              <w:top w:type="dxa" w:w="100"/>
+              <w:left w:type="dxa" w:w="160"/>
+              <w:bottom w:type="dxa" w:w="100"/>
+              <w:right w:type="dxa" w:w="160"/>
+            </w:tcMar>
+            <w:vAlign w:val="top"/>
           </w:tcPr>
           <w:p>
             <w:pPr>
-              <w:spacing w:before="60" w:after="60"/>
-              <w:ind w:left="72"/>
+              <w:spacing w:before="40" w:after="40"/>
             </w:pPr>
             <w:r>
               <w:rPr>
-                <w:rFonts w:ascii="Arial" w:hAnsi="Arial"/>
-                <w:color w:val="1F1F1F"/>
-                <w:sz w:val="19"/>
+                <w:rFonts w:ascii="Calibri" w:hAnsi="Calibri"/>
+                <w:sz w:val="20"/>
               </w:rPr>
               <w:t>Senior Director</w:t>
             </w:r>
@@ -4245,19 +5782,30 @@
         </w:tc>
         <w:tc>
           <w:tcPr>
-            <w:tcW w:type="dxa" w:w="2160"/>
-            <w:shd w:val="clear" w:color="auto" w:fill="FFFFFF"/>
+            <w:tcW w:type="dxa" w:w="2678"/>
+            <w:tcBorders>
+              <w:top w:val="single" w:sz="4" w:color="E2E8F0"/>
+              <w:left w:val="single" w:sz="4" w:color="E2E8F0"/>
+              <w:bottom w:val="single" w:sz="4" w:color="E2E8F0"/>
+              <w:right w:val="single" w:sz="4" w:color="E2E8F0"/>
+            </w:tcBorders>
+            <w:shd w:val="clear" w:color="auto" w:fill="F8FAFC"/>
+            <w:tcMar>
+              <w:top w:type="dxa" w:w="100"/>
+              <w:left w:type="dxa" w:w="160"/>
+              <w:bottom w:type="dxa" w:w="100"/>
+              <w:right w:type="dxa" w:w="160"/>
+            </w:tcMar>
+            <w:vAlign w:val="top"/>
           </w:tcPr>
           <w:p>
             <w:pPr>
-              <w:spacing w:before="60" w:after="60"/>
-              <w:ind w:left="72"/>
+              <w:spacing w:before="40" w:after="40"/>
             </w:pPr>
             <w:r>
               <w:rPr>
-                <w:rFonts w:ascii="Arial" w:hAnsi="Arial"/>
-                <w:color w:val="1F1F1F"/>
-                <w:sz w:val="19"/>
+                <w:rFonts w:ascii="Calibri" w:hAnsi="Calibri"/>
+                <w:sz w:val="20"/>
               </w:rPr>
               <w:t>1 week post-approval</w:t>
             </w:r>
@@ -4267,101 +5815,29 @@
       <w:tr>
         <w:tc>
           <w:tcPr>
-            <w:tcW w:type="dxa" w:w="2304"/>
-            <w:shd w:val="clear" w:color="auto" w:fill="F2F2F2"/>
+            <w:tcW w:type="dxa" w:w="3600"/>
+            <w:tcBorders>
+              <w:top w:val="single" w:sz="4" w:color="E2E8F0"/>
+              <w:left w:val="single" w:sz="4" w:color="E2E8F0"/>
+              <w:bottom w:val="single" w:sz="4" w:color="E2E8F0"/>
+              <w:right w:val="single" w:sz="4" w:color="E2E8F0"/>
+            </w:tcBorders>
+            <w:tcMar>
+              <w:top w:type="dxa" w:w="100"/>
+              <w:left w:type="dxa" w:w="160"/>
+              <w:bottom w:type="dxa" w:w="100"/>
+              <w:right w:type="dxa" w:w="160"/>
+            </w:tcMar>
+            <w:vAlign w:val="top"/>
           </w:tcPr>
           <w:p>
             <w:pPr>
-              <w:spacing w:before="60" w:after="60"/>
-              <w:ind w:left="72"/>
+              <w:spacing w:before="40" w:after="40"/>
             </w:pPr>
             <w:r>
               <w:rPr>
-                <w:rFonts w:ascii="Arial" w:hAnsi="Arial"/>
-                <w:color w:val="1F1F1F"/>
-                <w:sz w:val="19"/>
-              </w:rPr>
-              <w:t>GRC fallback policy</w:t>
-            </w:r>
-          </w:p>
-        </w:tc>
-        <w:tc>
-          <w:tcPr>
-            <w:tcW w:type="dxa" w:w="2736"/>
-            <w:shd w:val="clear" w:color="auto" w:fill="F2F2F2"/>
-          </w:tcPr>
-          <w:p>
-            <w:pPr>
-              <w:spacing w:before="60" w:after="60"/>
-              <w:ind w:left="72"/>
-            </w:pPr>
-            <w:r>
-              <w:rPr>
-                <w:rFonts w:ascii="Arial" w:hAnsi="Arial"/>
-                <w:color w:val="1F1F1F"/>
-                <w:sz w:val="19"/>
-              </w:rPr>
-              <w:t>Standard: use sn_risk_risk; fallback: task</w:t>
-            </w:r>
-          </w:p>
-        </w:tc>
-        <w:tc>
-          <w:tcPr>
-            <w:tcW w:type="dxa" w:w="2160"/>
-            <w:shd w:val="clear" w:color="auto" w:fill="F2F2F2"/>
-          </w:tcPr>
-          <w:p>
-            <w:pPr>
-              <w:spacing w:before="60" w:after="60"/>
-              <w:ind w:left="72"/>
-            </w:pPr>
-            <w:r>
-              <w:rPr>
-                <w:rFonts w:ascii="Arial" w:hAnsi="Arial"/>
-                <w:color w:val="1F1F1F"/>
-                <w:sz w:val="19"/>
-              </w:rPr>
-              <w:t>Shawn</w:t>
-            </w:r>
-          </w:p>
-        </w:tc>
-        <w:tc>
-          <w:tcPr>
-            <w:tcW w:type="dxa" w:w="2160"/>
-            <w:shd w:val="clear" w:color="auto" w:fill="F2F2F2"/>
-          </w:tcPr>
-          <w:p>
-            <w:pPr>
-              <w:spacing w:before="60" w:after="60"/>
-              <w:ind w:left="72"/>
-            </w:pPr>
-            <w:r>
-              <w:rPr>
-                <w:rFonts w:ascii="Arial" w:hAnsi="Arial"/>
-                <w:color w:val="1F1F1F"/>
-                <w:sz w:val="19"/>
-              </w:rPr>
-              <w:t>Phase 0 — before extensions begin</w:t>
-            </w:r>
-          </w:p>
-        </w:tc>
-      </w:tr>
-      <w:tr>
-        <w:tc>
-          <w:tcPr>
-            <w:tcW w:type="dxa" w:w="2304"/>
-            <w:shd w:val="clear" w:color="auto" w:fill="FFFFFF"/>
-          </w:tcPr>
-          <w:p>
-            <w:pPr>
-              <w:spacing w:before="60" w:after="60"/>
-              <w:ind w:left="72"/>
-            </w:pPr>
-            <w:r>
-              <w:rPr>
-                <w:rFonts w:ascii="Arial" w:hAnsi="Arial"/>
-                <w:color w:val="1F1F1F"/>
-                <w:sz w:val="19"/>
+                <w:rFonts w:ascii="Calibri" w:hAnsi="Calibri"/>
+                <w:sz w:val="20"/>
               </w:rPr>
               <w:t>Phase 0 kickoff date</w:t>
             </w:r>
@@ -4369,19 +5845,29 @@
         </w:tc>
         <w:tc>
           <w:tcPr>
-            <w:tcW w:type="dxa" w:w="2736"/>
-            <w:shd w:val="clear" w:color="auto" w:fill="FFFFFF"/>
+            <w:tcW w:type="dxa" w:w="4320"/>
+            <w:tcBorders>
+              <w:top w:val="single" w:sz="4" w:color="E2E8F0"/>
+              <w:left w:val="single" w:sz="4" w:color="E2E8F0"/>
+              <w:bottom w:val="single" w:sz="4" w:color="E2E8F0"/>
+              <w:right w:val="single" w:sz="4" w:color="E2E8F0"/>
+            </w:tcBorders>
+            <w:tcMar>
+              <w:top w:type="dxa" w:w="100"/>
+              <w:left w:type="dxa" w:w="160"/>
+              <w:bottom w:type="dxa" w:w="100"/>
+              <w:right w:type="dxa" w:w="160"/>
+            </w:tcMar>
+            <w:vAlign w:val="top"/>
           </w:tcPr>
           <w:p>
             <w:pPr>
-              <w:spacing w:before="60" w:after="60"/>
-              <w:ind w:left="72"/>
+              <w:spacing w:before="40" w:after="40"/>
             </w:pPr>
             <w:r>
               <w:rPr>
-                <w:rFonts w:ascii="Arial" w:hAnsi="Arial"/>
-                <w:color w:val="1F1F1F"/>
-                <w:sz w:val="19"/>
+                <w:rFonts w:ascii="Calibri" w:hAnsi="Calibri"/>
+                <w:sz w:val="20"/>
               </w:rPr>
               <w:t>Target: week of 01 Jun 2026</w:t>
             </w:r>
@@ -4389,19 +5875,29 @@
         </w:tc>
         <w:tc>
           <w:tcPr>
-            <w:tcW w:type="dxa" w:w="2160"/>
-            <w:shd w:val="clear" w:color="auto" w:fill="FFFFFF"/>
+            <w:tcW w:type="dxa" w:w="2880"/>
+            <w:tcBorders>
+              <w:top w:val="single" w:sz="4" w:color="E2E8F0"/>
+              <w:left w:val="single" w:sz="4" w:color="E2E8F0"/>
+              <w:bottom w:val="single" w:sz="4" w:color="E2E8F0"/>
+              <w:right w:val="single" w:sz="4" w:color="E2E8F0"/>
+            </w:tcBorders>
+            <w:tcMar>
+              <w:top w:type="dxa" w:w="100"/>
+              <w:left w:type="dxa" w:w="160"/>
+              <w:bottom w:type="dxa" w:w="100"/>
+              <w:right w:type="dxa" w:w="160"/>
+            </w:tcMar>
+            <w:vAlign w:val="top"/>
           </w:tcPr>
           <w:p>
             <w:pPr>
-              <w:spacing w:before="60" w:after="60"/>
-              <w:ind w:left="72"/>
+              <w:spacing w:before="40" w:after="40"/>
             </w:pPr>
             <w:r>
               <w:rPr>
-                <w:rFonts w:ascii="Arial" w:hAnsi="Arial"/>
-                <w:color w:val="1F1F1F"/>
-                <w:sz w:val="19"/>
+                <w:rFonts w:ascii="Calibri" w:hAnsi="Calibri"/>
+                <w:sz w:val="20"/>
               </w:rPr>
               <w:t>Senior Director</w:t>
             </w:r>
@@ -4409,103 +5905,31 @@
         </w:tc>
         <w:tc>
           <w:tcPr>
-            <w:tcW w:type="dxa" w:w="2160"/>
-            <w:shd w:val="clear" w:color="auto" w:fill="FFFFFF"/>
+            <w:tcW w:type="dxa" w:w="2678"/>
+            <w:tcBorders>
+              <w:top w:val="single" w:sz="4" w:color="E2E8F0"/>
+              <w:left w:val="single" w:sz="4" w:color="E2E8F0"/>
+              <w:bottom w:val="single" w:sz="4" w:color="E2E8F0"/>
+              <w:right w:val="single" w:sz="4" w:color="E2E8F0"/>
+            </w:tcBorders>
+            <w:tcMar>
+              <w:top w:type="dxa" w:w="100"/>
+              <w:left w:type="dxa" w:w="160"/>
+              <w:bottom w:type="dxa" w:w="100"/>
+              <w:right w:type="dxa" w:w="160"/>
+            </w:tcMar>
+            <w:vAlign w:val="top"/>
           </w:tcPr>
           <w:p>
             <w:pPr>
-              <w:spacing w:before="60" w:after="60"/>
-              <w:ind w:left="72"/>
+              <w:spacing w:before="40" w:after="40"/>
             </w:pPr>
             <w:r>
               <w:rPr>
-                <w:rFonts w:ascii="Arial" w:hAnsi="Arial"/>
-                <w:color w:val="1F1F1F"/>
-                <w:sz w:val="19"/>
+                <w:rFonts w:ascii="Calibri" w:hAnsi="Calibri"/>
+                <w:sz w:val="20"/>
               </w:rPr>
               <w:t>This week</w:t>
-            </w:r>
-          </w:p>
-        </w:tc>
-      </w:tr>
-      <w:tr>
-        <w:tc>
-          <w:tcPr>
-            <w:tcW w:type="dxa" w:w="2304"/>
-            <w:shd w:val="clear" w:color="auto" w:fill="F2F2F2"/>
-          </w:tcPr>
-          <w:p>
-            <w:pPr>
-              <w:spacing w:before="60" w:after="60"/>
-              <w:ind w:left="72"/>
-            </w:pPr>
-            <w:r>
-              <w:rPr>
-                <w:rFonts w:ascii="Arial" w:hAnsi="Arial"/>
-                <w:color w:val="1F1F1F"/>
-                <w:sz w:val="19"/>
-              </w:rPr>
-              <w:t>Trigger for Blueprint A move</w:t>
-            </w:r>
-          </w:p>
-        </w:tc>
-        <w:tc>
-          <w:tcPr>
-            <w:tcW w:type="dxa" w:w="2736"/>
-            <w:shd w:val="clear" w:color="auto" w:fill="F2F2F2"/>
-          </w:tcPr>
-          <w:p>
-            <w:pPr>
-              <w:spacing w:before="60" w:after="60"/>
-              <w:ind w:left="72"/>
-            </w:pPr>
-            <w:r>
-              <w:rPr>
-                <w:rFonts w:ascii="Arial" w:hAnsi="Arial"/>
-                <w:color w:val="1F1F1F"/>
-                <w:sz w:val="19"/>
-              </w:rPr>
-              <w:t>Define: after N engagements / Store intent</w:t>
-            </w:r>
-          </w:p>
-        </w:tc>
-        <w:tc>
-          <w:tcPr>
-            <w:tcW w:type="dxa" w:w="2160"/>
-            <w:shd w:val="clear" w:color="auto" w:fill="F2F2F2"/>
-          </w:tcPr>
-          <w:p>
-            <w:pPr>
-              <w:spacing w:before="60" w:after="60"/>
-              <w:ind w:left="72"/>
-            </w:pPr>
-            <w:r>
-              <w:rPr>
-                <w:rFonts w:ascii="Arial" w:hAnsi="Arial"/>
-                <w:color w:val="1F1F1F"/>
-                <w:sz w:val="19"/>
-              </w:rPr>
-              <w:t>Senior Director + Shawn</w:t>
-            </w:r>
-          </w:p>
-        </w:tc>
-        <w:tc>
-          <w:tcPr>
-            <w:tcW w:type="dxa" w:w="2160"/>
-            <w:shd w:val="clear" w:color="auto" w:fill="F2F2F2"/>
-          </w:tcPr>
-          <w:p>
-            <w:pPr>
-              <w:spacing w:before="60" w:after="60"/>
-              <w:ind w:left="72"/>
-            </w:pPr>
-            <w:r>
-              <w:rPr>
-                <w:rFonts w:ascii="Arial" w:hAnsi="Arial"/>
-                <w:color w:val="1F1F1F"/>
-                <w:sz w:val="19"/>
-              </w:rPr>
-              <w:t>By end of Phase 4</w:t>
             </w:r>
           </w:p>
         </w:tc>
@@ -4513,37 +5937,14 @@
     </w:tbl>
     <w:p>
       <w:pPr>
-        <w:spacing w:after="100"/>
+        <w:spacing w:after="40"/>
       </w:pPr>
-    </w:p>
-    <w:p/>
-    <w:p>
-      <w:pPr>
-        <w:spacing w:before="40" w:after="40"/>
-        <w:pBdr>
-          <w:bottom w:val="single" w:sz="4" w:space="1" w:color="007A78"/>
-        </w:pBdr>
-      </w:pPr>
-    </w:p>
-    <w:p>
-      <w:pPr>
-        <w:spacing w:before="80"/>
-        <w:jc w:val="center"/>
-      </w:pPr>
-      <w:r>
-        <w:rPr>
-          <w:rFonts w:ascii="Arial" w:hAnsi="Arial"/>
-          <w:color w:val="707070"/>
-          <w:sz w:val="16"/>
-        </w:rPr>
-        <w:t>Everforth ECS Practice  ·  Blueprint B Executive Briefing  ·  CONFIDENTIAL — INTERNAL  ·  May 2026</w:t>
-      </w:r>
     </w:p>
     <w:sectPr>
       <w:headerReference w:type="default" r:id="rId9"/>
       <w:footerReference w:type="default" r:id="rId10"/>
       <w:pgSz w:w="12240" w:h="15840"/>
-      <w:pgMar w:top="1440" w:right="1440" w:bottom="1440" w:left="1440" w:header="720" w:footer="720" w:gutter="0"/>
+      <w:pgMar w:top="1152" w:right="1440" w:bottom="1152" w:left="1440" w:header="504" w:footer="576" w:gutter="0"/>
       <w:cols w:space="720"/>
       <w:docGrid w:linePitch="360"/>
     </w:sectPr>
@@ -4566,7 +5967,10 @@
         <w:color w:val="475569"/>
         <w:sz w:val="16"/>
       </w:rPr>
-      <w:t>ECS Federal  ·  ServiceNow Practice  ·  Internal Use Only</w:t>
+      <w:t>ECS Federal · ServiceNow Practice  ·  Internal Use Only</w:t>
+    </w:r>
+    <w:r>
+      <w:tab/>
     </w:r>
     <w:r>
       <w:rPr>
@@ -4574,7 +5978,7 @@
         <w:color w:val="475569"/>
         <w:sz w:val="16"/>
       </w:rPr>
-      <w:tab/>
+      <w:t xml:space="preserve">Page </w:t>
     </w:r>
     <w:r>
       <w:rPr>
@@ -4582,16 +5986,8 @@
         <w:color w:val="475569"/>
         <w:sz w:val="16"/>
       </w:rPr>
-      <w:t xml:space="preserve">Page </w:t>
-    </w:r>
-    <w:r>
-      <w:rPr>
-        <w:rFonts w:ascii="Calibri" w:hAnsi="Calibri"/>
-        <w:color w:val="475569"/>
-        <w:sz w:val="16"/>
-      </w:rPr>
       <w:fldChar w:fldCharType="begin"/>
-      <w:instrText> PAGE </w:instrText>
+      <w:instrText>PAGE</w:instrText>
       <w:fldChar w:fldCharType="separate"/>
       <w:fldChar w:fldCharType="end"/>
     </w:r>
@@ -4610,7 +6006,7 @@
         <w:sz w:val="16"/>
       </w:rPr>
       <w:fldChar w:fldCharType="begin"/>
-      <w:instrText> NUMPAGES </w:instrText>
+      <w:instrText>NUMPAGES</w:instrText>
       <w:fldChar w:fldCharType="separate"/>
       <w:fldChar w:fldCharType="end"/>
     </w:r>
@@ -4642,7 +6038,7 @@
             <a:graphicData uri="http://schemas.openxmlformats.org/drawingml/2006/picture">
               <pic:pic>
                 <pic:nvPicPr>
-                  <pic:cNvPr id="0" name="everforth_logo_rgb.png"/>
+                  <pic:cNvPr id="0" name="everforth_logo.png"/>
                   <pic:cNvPicPr/>
                 </pic:nvPicPr>
                 <pic:blipFill>
@@ -4665,20 +6061,16 @@
       </w:drawing>
     </w:r>
     <w:r>
-      <w:rPr>
-        <w:rFonts w:ascii="Calibri" w:hAnsi="Calibri"/>
-        <w:color w:val="475569"/>
-        <w:sz w:val="18"/>
-      </w:rPr>
       <w:tab/>
     </w:r>
     <w:r>
       <w:rPr>
         <w:rFonts w:ascii="Calibri" w:hAnsi="Calibri"/>
         <w:color w:val="475569"/>
+        <w:spacing w:val="30"/>
         <w:sz w:val="18"/>
       </w:rPr>
-      <w:t>Internal  ·  Executive Brief: Blueprint B</w:t>
+      <w:t>Internal · Blueprint B Executive Briefing</w:t>
     </w:r>
   </w:p>
 </w:hdr>
@@ -5047,6 +6439,11 @@
     <w:name w:val="Normal"/>
     <w:qFormat/>
     <w:rsid w:val="00FC693F"/>
+    <w:rPr>
+      <w:rFonts w:ascii="Calibri" w:hAnsi="Calibri" w:cs="Calibri" w:eastAsia="Calibri"/>
+      <w:color w:val="1A1A1A"/>
+      <w:sz w:val="22"/>
+    </w:rPr>
   </w:style>
   <w:style w:type="paragraph" w:styleId="Header">
     <w:name w:val="header"/>
@@ -5103,15 +6500,15 @@
     <w:pPr>
       <w:keepNext/>
       <w:keepLines/>
-      <w:spacing w:before="480" w:after="0"/>
+      <w:spacing w:before="360" w:after="120"/>
       <w:outlineLvl w:val="0"/>
     </w:pPr>
     <w:rPr>
-      <w:rFonts w:asciiTheme="majorHAnsi" w:eastAsiaTheme="majorEastAsia" w:hAnsiTheme="majorHAnsi" w:cstheme="majorBidi"/>
+      <w:rFonts w:asciiTheme="majorHAnsi" w:eastAsiaTheme="majorEastAsia" w:hAnsiTheme="majorHAnsi" w:cstheme="majorBidi" w:ascii="Calibri" w:hAnsi="Calibri" w:cs="Calibri" w:eastAsia="Calibri"/>
       <w:b/>
       <w:bCs/>
-      <w:color w:val="365F91" w:themeColor="accent1" w:themeShade="BF"/>
-      <w:sz w:val="28"/>
+      <w:color w:val="0B1F3A"/>
+      <w:sz w:val="32"/>
       <w:szCs w:val="28"/>
     </w:rPr>
   </w:style>
@@ -5127,14 +6524,14 @@
     <w:pPr>
       <w:keepNext/>
       <w:keepLines/>
-      <w:spacing w:before="200" w:after="0"/>
+      <w:spacing w:before="280" w:after="80"/>
       <w:outlineLvl w:val="1"/>
     </w:pPr>
     <w:rPr>
-      <w:rFonts w:asciiTheme="majorHAnsi" w:eastAsiaTheme="majorEastAsia" w:hAnsiTheme="majorHAnsi" w:cstheme="majorBidi"/>
+      <w:rFonts w:asciiTheme="majorHAnsi" w:eastAsiaTheme="majorEastAsia" w:hAnsiTheme="majorHAnsi" w:cstheme="majorBidi" w:ascii="Calibri" w:hAnsi="Calibri" w:cs="Calibri" w:eastAsia="Calibri"/>
       <w:b/>
       <w:bCs/>
-      <w:color w:val="4F81BD" w:themeColor="accent1"/>
+      <w:color w:val="0B1F3A"/>
       <w:sz w:val="26"/>
       <w:szCs w:val="26"/>
     </w:rPr>
@@ -5151,14 +6548,15 @@
     <w:pPr>
       <w:keepNext/>
       <w:keepLines/>
-      <w:spacing w:before="200" w:after="0"/>
+      <w:spacing w:before="200" w:after="40"/>
       <w:outlineLvl w:val="2"/>
     </w:pPr>
     <w:rPr>
-      <w:rFonts w:asciiTheme="majorHAnsi" w:eastAsiaTheme="majorEastAsia" w:hAnsiTheme="majorHAnsi" w:cstheme="majorBidi"/>
+      <w:rFonts w:asciiTheme="majorHAnsi" w:eastAsiaTheme="majorEastAsia" w:hAnsiTheme="majorHAnsi" w:cstheme="majorBidi" w:ascii="Calibri" w:hAnsi="Calibri" w:cs="Calibri" w:eastAsia="Calibri"/>
       <w:b/>
       <w:bCs/>
-      <w:color w:val="4F81BD" w:themeColor="accent1"/>
+      <w:color w:val="2E74B5"/>
+      <w:sz w:val="23"/>
     </w:rPr>
   </w:style>
   <w:style w:type="paragraph" w:styleId="Heading4">
@@ -5389,18 +6787,20 @@
     <w:qFormat/>
     <w:rsid w:val="00FC693F"/>
     <w:pPr>
+      <w:keepNext/>
       <w:pBdr>
         <w:bottom w:val="single" w:sz="8" w:space="4" w:color="4F81BD" w:themeColor="accent1"/>
       </w:pBdr>
-      <w:spacing w:after="300" w:line="240" w:lineRule="auto"/>
+      <w:spacing w:after="80" w:line="240" w:lineRule="auto" w:before="0"/>
       <w:contextualSpacing/>
     </w:pPr>
     <w:rPr>
-      <w:rFonts w:asciiTheme="majorHAnsi" w:eastAsiaTheme="majorEastAsia" w:hAnsiTheme="majorHAnsi" w:cstheme="majorBidi"/>
-      <w:color w:val="17365D" w:themeColor="text2" w:themeShade="BF"/>
+      <w:rFonts w:asciiTheme="majorHAnsi" w:eastAsiaTheme="majorEastAsia" w:hAnsiTheme="majorHAnsi" w:cstheme="majorBidi" w:ascii="Calibri" w:hAnsi="Calibri" w:cs="Calibri" w:eastAsia="Calibri"/>
+      <w:b/>
+      <w:color w:val="0B1F3A"/>
       <w:spacing w:val="5"/>
       <w:kern w:val="28"/>
-      <w:sz w:val="52"/>
+      <w:sz w:val="56"/>
       <w:szCs w:val="52"/>
     </w:rPr>
   </w:style>
